--- a/dist/HO_SO_NOP/05_BAI_BAO_EN/p6_meta_en.docx
+++ b/dist/HO_SO_NOP/05_BAI_BAO_EN/p6_meta_en.docx
@@ -88,7 +88,47 @@
         <w:pStyle w:val="FirstParagraph"/>
       </w:pPr>
       <w:r>
-        <w:t xml:space="preserve">This study reports the first three-level meta-analytic regression analysis (MARA) of the internationalization–performance (I-P) relationship to test whether country-level digital adoption (cDAI), institutional context regime (ICRV), and Digital Paradox Lifecycle (DPL) phase moderate it. Following PRISMA 2020, a systematic review combining backward and forward citation tracking of five anchor meta-analyses with hand-search assembles an analyzed corpus of k = 238 studies and K = 288 effect sizes from 49 economies; a Web of Science and Scopus database search (1977–2026) was additionally conducted to scope a pre-registered expansion whose full-text extraction is ongoing. Three-level MARA decomposes within- and between-study heterogeneity using metafor, under OSF pre-registration with a pre-specified inter-coder reliability threshold of κ ≥ 0.70. The baseline pooled effect is r = .074 (95% CI [.060, .088], p &lt; .001; I² = 62.4%). The hypothesized moderators show limited support: the full-sample ICRV omnibus is significant (Q_M = 17.35, df = 4, p = .002) but is not robust, a drop-Frontier sensitivity test on the four well-populated regimes reduces it to non-significance (Q_M = 1.49, p = .68), while cDAI and DPL moderation are non-significant throughout. The most consequential result is substantial publication bias: trim-and-fill imputes k = 58 missing studies, cutting the pooled effect to r = .035 (95% CI [.023, .048]), an implied ~53% attenuation (Begg p &lt; .001; Egger p = .057). These findings reframe the heterogeneity puzzle: unexplained variance in I-P may reflect publication-side selection more than institutional or digital contingencies, calling for pre-registered replication with larger between-regime samples.</w:t>
+        <w:t xml:space="preserve">This study reports the first three-level meta-analytic regression analysis (MARA) of the internationalization–performance (I-P) relationship to test whether country-level digital adoption (cDAI), institutional context regime (ICRV), and Digital Paradox Lifecycle (DPL) phase moderate it. Following PRISMA 2020, a systematic review combining backward and forward citation tracking of five anchor meta-analyses with hand-search assembles an analyzed corpus of k = 238 studies and K = 288 effect sizes from 49 economies; a Web of Science and Scopus database search (1977–2026) was additionally conducted to scope a pre-registered expansion whose full-text extraction is ongoing. Three-level MARA decomposes within- and between-study heterogeneity using metafor, under OSF pre-registration with a pre-specified inter-coder reliability threshold of κ</w:t>
+      </w:r>
+      <w:r>
+        <w:t xml:space="preserve"> </w:t>
+      </w:r>
+      <m:oMath>
+        <m:r>
+          <m:rPr>
+            <m:sty m:val="p"/>
+          </m:rPr>
+          <m:t>≥</m:t>
+        </m:r>
+      </m:oMath>
+      <w:r>
+        <w:t xml:space="preserve"> </w:t>
+      </w:r>
+      <w:r>
+        <w:t xml:space="preserve">0.70. The baseline pooled effect is r = .074 (95% CI [.060, .088], p &lt; .001;</w:t>
+      </w:r>
+      <w:r>
+        <w:t xml:space="preserve"> </w:t>
+      </w:r>
+      <m:oMath>
+        <m:sSup>
+          <m:e>
+            <m:r>
+              <m:t>I</m:t>
+            </m:r>
+          </m:e>
+          <m:sup>
+            <m:r>
+              <m:t>2</m:t>
+            </m:r>
+          </m:sup>
+        </m:sSup>
+      </m:oMath>
+      <w:r>
+        <w:t xml:space="preserve"> </w:t>
+      </w:r>
+      <w:r>
+        <w:t xml:space="preserve">= 62.4%). The hypothesized moderators show limited support: the full-sample ICRV omnibus is significant (Q_M = 17.35, df = 4, p = .002) but is not robust, a drop-Frontier sensitivity test on the four well-populated regimes reduces it to non-significance (Q_M = 1.49, p = .68), while cDAI and DPL moderation are non-significant throughout. The most consequential result is substantial publication bias: trim-and-fill imputes k = 58 missing studies, cutting the pooled effect to r = .035 (95% CI [.023, .048]), an implied ~53% attenuation (Begg p &lt; .001; Egger p = .057). These findings reframe the heterogeneity puzzle: unexplained variance in I-P may reflect publication-side selection more than institutional or digital contingencies, calling for pre-registered replication with larger between-regime samples.</w:t>
       </w:r>
     </w:p>
     <w:p>
@@ -159,15 +199,25 @@
       <w:r>
         <w:t xml:space="preserve"> </w:t>
       </w:r>
-      <w:r>
-        <w:rPr>
-          <w:iCs/>
-          <w:i/>
-        </w:rPr>
-        <w:t xml:space="preserve">I</w:t>
-      </w:r>
-      <w:r>
-        <w:t xml:space="preserve">² regularly exceeds 80%, signaling that context, not a universal mechanism, drives outcomes.</w:t>
+      <m:oMath>
+        <m:sSup>
+          <m:e>
+            <m:r>
+              <m:t>I</m:t>
+            </m:r>
+          </m:e>
+          <m:sup>
+            <m:r>
+              <m:t>2</m:t>
+            </m:r>
+          </m:sup>
+        </m:sSup>
+      </m:oMath>
+      <w:r>
+        <w:t xml:space="preserve"> </w:t>
+      </w:r>
+      <w:r>
+        <w:t xml:space="preserve">regularly exceeds 80%, signaling that context, not a universal mechanism, drives outcomes.</w:t>
       </w:r>
     </w:p>
     <w:p>
@@ -225,15 +275,25 @@
       <w:r>
         <w:t xml:space="preserve"> </w:t>
       </w:r>
-      <w:r>
-        <w:rPr>
-          <w:iCs/>
-          <w:i/>
-        </w:rPr>
-        <w:t xml:space="preserve">I</w:t>
-      </w:r>
-      <w:r>
-        <w:t xml:space="preserve">² = 87.92%. While confirming the positive average effect, this baseline identified that conventional moderators, country of origin, industry, performance measure type, leave approximately 70% of variance unexplained. Three theoretically grounded moderators, absent from all prior meta-analyses, motivate the present extension:</w:t>
+      <m:oMath>
+        <m:sSup>
+          <m:e>
+            <m:r>
+              <m:t>I</m:t>
+            </m:r>
+          </m:e>
+          <m:sup>
+            <m:r>
+              <m:t>2</m:t>
+            </m:r>
+          </m:sup>
+        </m:sSup>
+      </m:oMath>
+      <w:r>
+        <w:t xml:space="preserve"> </w:t>
+      </w:r>
+      <w:r>
+        <w:t xml:space="preserve">= 87.92%. While confirming the positive average effect, this baseline identified that conventional moderators, country of origin, industry, performance measure type, leave approximately 70% of variance unexplained. Three theoretically grounded moderators, absent from all prior meta-analyses, motivate the present extension:</w:t>
       </w:r>
     </w:p>
     <w:p>
@@ -678,7 +738,18 @@
         <w:t xml:space="preserve"> </w:t>
       </w:r>
       <w:r>
-        <w:t xml:space="preserve">= 0.035, an implied ~53% attenuation. Read as a corrective contribution to the field, this indicates that four decades of I-P evidence may be materially inflated by publication selection. The inference is a bias-correction estimate corroborated by a significant Begg test (τ = −0.134,</w:t>
+        <w:t xml:space="preserve">= 0.035, an implied ~53% attenuation. Read as a corrective contribution to the field, this indicates that four decades of I-P evidence may be materially inflated by publication selection. The inference is a bias-correction estimate corroborated by a significant Begg test (</w:t>
+      </w:r>
+      <m:oMath>
+        <m:r>
+          <m:t>τ</m:t>
+        </m:r>
+      </m:oMath>
+      <w:r>
+        <w:t xml:space="preserve"> </w:t>
+      </w:r>
+      <w:r>
+        <w:t xml:space="preserve">= −0.134,</w:t>
       </w:r>
       <w:r>
         <w:t xml:space="preserve"> </w:t>
@@ -709,15 +780,25 @@
       <w:r>
         <w:t xml:space="preserve">= .057), we frame the ~53% as a strong directional signal rather than a settled point magnitude. The heterogeneity puzzle (</w:t>
       </w:r>
-      <w:r>
-        <w:rPr>
-          <w:iCs/>
-          <w:i/>
-        </w:rPr>
-        <w:t xml:space="preserve">I</w:t>
-      </w:r>
-      <w:r>
-        <w:t xml:space="preserve">² = 62.4%) remains unresolved by the tested moderators, suggesting that future research should test alternative theoretical contingencies or that between-study heterogeneity is dominated by within-paper variance (Level 2, 54.1%) rather than between-country differences (Level 3, 8.4%).</w:t>
+      <m:oMath>
+        <m:sSup>
+          <m:e>
+            <m:r>
+              <m:t>I</m:t>
+            </m:r>
+          </m:e>
+          <m:sup>
+            <m:r>
+              <m:t>2</m:t>
+            </m:r>
+          </m:sup>
+        </m:sSup>
+      </m:oMath>
+      <w:r>
+        <w:t xml:space="preserve"> </w:t>
+      </w:r>
+      <w:r>
+        <w:t xml:space="preserve">= 62.4%) remains unresolved by the tested moderators, suggesting that future research should test alternative theoretical contingencies or that between-study heterogeneity is dominated by within-paper variance (Level 2, 54.1%) rather than between-country differences (Level 3, 8.4%).</w:t>
       </w:r>
     </w:p>
     <w:p>
@@ -1100,7 +1181,7 @@
         <w:t xml:space="preserve"> </w:t>
       </w:r>
       <w:r>
-        <w:t xml:space="preserve">In institutional voids, environments where formal institutions are weak or absent, firms must invest in substitute governance mechanisms (relationship capital, political connections, informal contracts) that absorb managerial attention and reduce the net productivity returns to internationalization (Khanna &amp; Palepu, 2010). As institutional quality declines across the ICRV spectrum (Regime II → III → SIDS/V), these substitute governance costs accumulate, progressively depressing the I-P effect toward zero and potentially negative territory.</w:t>
+        <w:t xml:space="preserve">In institutional voids, environments where formal institutions are weak or absent, firms must invest in substitute governance mechanisms (relationship capital, political connections, informal contracts) that absorb managerial attention and reduce the net productivity returns to internationalization (Khanna &amp; Palepu, 2010). As institutional quality declines across the ICRV spectrum (Regime II to III to SIDS/V), these substitute governance costs accumulate, progressively depressing the I-P effect toward zero and potentially negative territory.</w:t>
       </w:r>
     </w:p>
     <w:p>
@@ -1207,7 +1288,38 @@
         <w:t xml:space="preserve"> </w:t>
       </w:r>
       <w:r>
-        <w:t xml:space="preserve">= 3 is insufficient for reliable inference (at α = .05, minimum k for stable random-effects moderation is typically k ≥ 10; Valentine et al., 2010).</w:t>
+        <w:t xml:space="preserve">= 3 is insufficient for reliable inference (at</w:t>
+      </w:r>
+      <w:r>
+        <w:t xml:space="preserve"> </w:t>
+      </w:r>
+      <m:oMath>
+        <m:r>
+          <m:t>α</m:t>
+        </m:r>
+      </m:oMath>
+      <w:r>
+        <w:t xml:space="preserve"> </w:t>
+      </w:r>
+      <w:r>
+        <w:t xml:space="preserve">= .05, minimum k for stable random-effects moderation is typically k</w:t>
+      </w:r>
+      <w:r>
+        <w:t xml:space="preserve"> </w:t>
+      </w:r>
+      <m:oMath>
+        <m:r>
+          <m:rPr>
+            <m:sty m:val="p"/>
+          </m:rPr>
+          <m:t>≥</m:t>
+        </m:r>
+      </m:oMath>
+      <w:r>
+        <w:t xml:space="preserve"> </w:t>
+      </w:r>
+      <w:r>
+        <w:t xml:space="preserve">10; Valentine et al., 2010).</w:t>
       </w:r>
     </w:p>
     <w:bookmarkEnd w:id="23"/>
@@ -1405,15 +1517,25 @@
       <w:r>
         <w:t xml:space="preserve">_M test depends on within-phase k and cross-phase variance in effect sizes, below approximately k = 30 per phase, the between-group test is underpowered for detection of moderate-size moderation (</w:t>
       </w:r>
-      <w:r>
-        <w:rPr>
-          <w:iCs/>
-          <w:i/>
-        </w:rPr>
-        <w:t xml:space="preserve">f</w:t>
-      </w:r>
-      <w:r>
-        <w:t xml:space="preserve">² &lt; 0.10).</w:t>
+      <m:oMath>
+        <m:sSup>
+          <m:e>
+            <m:r>
+              <m:t>f</m:t>
+            </m:r>
+          </m:e>
+          <m:sup>
+            <m:r>
+              <m:t>2</m:t>
+            </m:r>
+          </m:sup>
+        </m:sSup>
+      </m:oMath>
+      <w:r>
+        <w:t xml:space="preserve"> </w:t>
+      </w:r>
+      <w:r>
+        <w:t xml:space="preserve">&lt; 0.10).</w:t>
       </w:r>
     </w:p>
     <w:bookmarkEnd w:id="24"/>
@@ -1722,7 +1844,180 @@
         <w:t xml:space="preserve"> </w:t>
       </w:r>
       <w:r>
-        <w:t xml:space="preserve">Solid arrows represent the primary meta-analytic effect (baseline I-P pooled effect, k = 238 studies from 49 economies, K = 288 effects, r̄ = 0.074, 95% CI [0.060, 0.088]). Dashed arrows represent hypothesised moderating relationships. Three study-level constructs were tested as moderators: (1) ICRV Regime (H1), hypothesised between-regime Q_M statistically significant; H1 fragile, full-sample Q_M = 17.35 (p = .002) but drop-Frontier Q_M = 1.49 (p = .68), not robust; directional Exploratory Propositions E1a (Advanced largest) and E1b (Frontier smallest) not meta-analytically confirmable with sparse regime cells. (2) cDAI, Country Digital Adoption Index (H3), hypothesised positive amplification [High &gt; Low]; actual Q_M = 1.23 (p = .541), H3 not supported. (3) DPL Phase (H2), hypothesised Follow &gt; Precede; actual Q_M = 0.56 (p = .755), H2 not supported. The three-level model nests K = 288 effects within k = 238 studies (within-study σ²_(2) = 0.00874, I²_(2) = 54.1%) within between-study heterogeneity (between-study σ²_(3) = 0.00135, I²_(3) = 8.4%); total I² = 62.4%. Publication bias (H4 confirmed): Egger’s b = 0.475 (SE = 0.250, p = .057), Begg’s τ = −0.134 (p = .0007); trim-and-fill imputes k = 58 studies, adjusted r = .035; fail-safe N = 45,848. Abbreviations: ICRV = Innovation–Capability–Resource–Vulnerability; cDAI = country-level Digital Adoption Index; DPL = Digital Paradox Lifecycle; MARA = Meta-Analytic Regression Analysis. Target journal:</w:t>
+        <w:t xml:space="preserve">Solid arrows represent the primary meta-analytic effect (baseline I-P pooled effect, k = 238 studies from 49 economies, K = 288 effects, r̄ = 0.074, 95% CI [0.060, 0.088]). Dashed arrows represent hypothesised moderating relationships. Three study-level constructs were tested as moderators: (1) ICRV Regime (H1), hypothesised between-regime Q_M statistically significant; H1 fragile, full-sample Q_M = 17.35 (p = .002) but drop-Frontier Q_M = 1.49 (p = .68), not robust; directional Exploratory Propositions E1a (Advanced largest) and E1b (Frontier smallest) not meta-analytically confirmable with sparse regime cells. (2) cDAI, Country Digital Adoption Index (H3), hypothesised positive amplification [High &gt; Low]; actual Q_M = 1.23 (p = .541), H3 not supported. (3) DPL Phase (H2), hypothesised Follow &gt; Precede; actual Q_M = 0.56 (p = .755), H2 not supported. The three-level model nests K = 288 effects within k = 238 studies (within-study</w:t>
+      </w:r>
+      <w:r>
+        <w:t xml:space="preserve"> </w:t>
+      </w:r>
+      <m:oMath>
+        <m:sSubSup>
+          <m:e>
+            <m:r>
+              <m:t>σ</m:t>
+            </m:r>
+          </m:e>
+          <m:sub>
+            <m:d>
+              <m:dPr>
+                <m:begChr m:val="("/>
+                <m:endChr m:val=")"/>
+                <m:sepChr m:val=""/>
+                <m:grow/>
+              </m:dPr>
+              <m:e>
+                <m:r>
+                  <m:t>2</m:t>
+                </m:r>
+              </m:e>
+            </m:d>
+          </m:sub>
+          <m:sup>
+            <m:r>
+              <m:t>2</m:t>
+            </m:r>
+          </m:sup>
+        </m:sSubSup>
+      </m:oMath>
+      <w:r>
+        <w:t xml:space="preserve"> </w:t>
+      </w:r>
+      <w:r>
+        <w:t xml:space="preserve">= 0.00874,</w:t>
+      </w:r>
+      <w:r>
+        <w:t xml:space="preserve"> </w:t>
+      </w:r>
+      <m:oMath>
+        <m:sSup>
+          <m:e>
+            <m:r>
+              <m:t>I</m:t>
+            </m:r>
+          </m:e>
+          <m:sup>
+            <m:r>
+              <m:t>2</m:t>
+            </m:r>
+          </m:sup>
+        </m:sSup>
+      </m:oMath>
+      <w:r>
+        <w:rPr>
+          <w:iCs/>
+          <w:i/>
+        </w:rPr>
+        <w:t xml:space="preserve">(2) = 54.1%) within between-study heterogeneity (between-study</w:t>
+      </w:r>
+      <w:r>
+        <w:rPr>
+          <w:iCs/>
+          <w:i/>
+        </w:rPr>
+        <w:t xml:space="preserve"> </w:t>
+      </w:r>
+      <m:oMath>
+        <m:sSubSup>
+          <m:e>
+            <m:r>
+              <m:t>σ</m:t>
+            </m:r>
+          </m:e>
+          <m:sub>
+            <m:d>
+              <m:dPr>
+                <m:begChr m:val="("/>
+                <m:endChr m:val=")"/>
+                <m:sepChr m:val=""/>
+                <m:grow/>
+              </m:dPr>
+              <m:e>
+                <m:r>
+                  <m:t>3</m:t>
+                </m:r>
+              </m:e>
+            </m:d>
+          </m:sub>
+          <m:sup>
+            <m:r>
+              <m:t>2</m:t>
+            </m:r>
+          </m:sup>
+        </m:sSubSup>
+      </m:oMath>
+      <w:r>
+        <w:rPr>
+          <w:iCs/>
+          <w:i/>
+        </w:rPr>
+        <w:t xml:space="preserve"> </w:t>
+      </w:r>
+      <w:r>
+        <w:rPr>
+          <w:iCs/>
+          <w:i/>
+        </w:rPr>
+        <w:t xml:space="preserve">= 0.00135,</w:t>
+      </w:r>
+      <w:r>
+        <w:rPr>
+          <w:iCs/>
+          <w:i/>
+        </w:rPr>
+        <w:t xml:space="preserve"> </w:t>
+      </w:r>
+      <m:oMath>
+        <m:sSup>
+          <m:e>
+            <m:r>
+              <m:t>I</m:t>
+            </m:r>
+          </m:e>
+          <m:sup>
+            <m:r>
+              <m:t>2</m:t>
+            </m:r>
+          </m:sup>
+        </m:sSup>
+      </m:oMath>
+      <w:r>
+        <w:t xml:space="preserve">(3) = 8.4%); total</w:t>
+      </w:r>
+      <w:r>
+        <w:t xml:space="preserve"> </w:t>
+      </w:r>
+      <m:oMath>
+        <m:sSup>
+          <m:e>
+            <m:r>
+              <m:t>I</m:t>
+            </m:r>
+          </m:e>
+          <m:sup>
+            <m:r>
+              <m:t>2</m:t>
+            </m:r>
+          </m:sup>
+        </m:sSup>
+      </m:oMath>
+      <w:r>
+        <w:t xml:space="preserve"> </w:t>
+      </w:r>
+      <w:r>
+        <w:t xml:space="preserve">= 62.4%. Publication bias (H4 confirmed): Egger’s b = 0.475 (SE = 0.250, p = .057), Begg’s</w:t>
+      </w:r>
+      <w:r>
+        <w:t xml:space="preserve"> </w:t>
+      </w:r>
+      <m:oMath>
+        <m:r>
+          <m:t>τ</m:t>
+        </m:r>
+      </m:oMath>
+      <w:r>
+        <w:t xml:space="preserve"> </w:t>
+      </w:r>
+      <w:r>
+        <w:t xml:space="preserve">= −0.134 (p = .0007); trim-and-fill imputes k = 58 studies, adjusted r = .035; fail-safe N = 45,848. Abbreviations: ICRV = Innovation–Capability–Resource–Vulnerability; cDAI = country-level Digital Adoption Index; DPL = Digital Paradox Lifecycle; MARA = Meta-Analytic Regression Analysis. Target journal:</w:t>
       </w:r>
       <w:r>
         <w:t xml:space="preserve"> </w:t>
@@ -1764,7 +2059,71 @@
         <w:pStyle w:val="FirstParagraph"/>
       </w:pPr>
       <w:r>
-        <w:t xml:space="preserve">The methodological approach follows the APA Meta-Analysis Reporting Standards (Cooper, 2010) and the PRISMA 2020 statement (Page et al., 2021). Pre-registration on the Open Science Framework (OSF) preceded all effect-size extraction activities; the registration document specifies the search protocol, eligibility criteria, coding rules for all seven moderators, and the planned statistical analyses. Three-level meta-analytic regression analysis (MARA) was selected over conventional random-effects meta-analysis because the present corpus contains multiple effect sizes per study, a structural feature that violates the independence assumption underlying single-level estimators (Cheung, 2014; Van den Noortgate et al., 2013). The three-level model decomposes total heterogeneity into within-study (σ²_(2)) and between-study (σ²_(3)) components, enabling correct attribution of variance to methodological versus contextual sources.</w:t>
+        <w:t xml:space="preserve">The methodological approach follows the APA Meta-Analysis Reporting Standards (Cooper, 2010) and the PRISMA 2020 statement (Page et al., 2021). Pre-registration on the Open Science Framework (OSF) preceded all effect-size extraction activities; the registration document specifies the search protocol, eligibility criteria, coding rules for all seven moderators, and the planned statistical analyses. Three-level meta-analytic regression analysis (MARA) was selected over conventional random-effects meta-analysis because the present corpus contains multiple effect sizes per study, a structural feature that violates the independence assumption underlying single-level estimators (Cheung, 2014; Van den Noortgate et al., 2013). The three-level model decomposes total heterogeneity into within-study (</w:t>
+      </w:r>
+      <m:oMath>
+        <m:sSubSup>
+          <m:e>
+            <m:r>
+              <m:t>σ</m:t>
+            </m:r>
+          </m:e>
+          <m:sub>
+            <m:d>
+              <m:dPr>
+                <m:begChr m:val="("/>
+                <m:endChr m:val=")"/>
+                <m:sepChr m:val=""/>
+                <m:grow/>
+              </m:dPr>
+              <m:e>
+                <m:r>
+                  <m:t>2</m:t>
+                </m:r>
+              </m:e>
+            </m:d>
+          </m:sub>
+          <m:sup>
+            <m:r>
+              <m:t>2</m:t>
+            </m:r>
+          </m:sup>
+        </m:sSubSup>
+      </m:oMath>
+      <w:r>
+        <w:t xml:space="preserve">) and between-study (</w:t>
+      </w:r>
+      <m:oMath>
+        <m:sSubSup>
+          <m:e>
+            <m:r>
+              <m:t>σ</m:t>
+            </m:r>
+          </m:e>
+          <m:sub>
+            <m:d>
+              <m:dPr>
+                <m:begChr m:val="("/>
+                <m:endChr m:val=")"/>
+                <m:sepChr m:val=""/>
+                <m:grow/>
+              </m:dPr>
+              <m:e>
+                <m:r>
+                  <m:t>3</m:t>
+                </m:r>
+              </m:e>
+            </m:d>
+          </m:sub>
+          <m:sup>
+            <m:r>
+              <m:t>2</m:t>
+            </m:r>
+          </m:sup>
+        </m:sSubSup>
+      </m:oMath>
+      <w:r>
+        <w:t xml:space="preserve">) components, enabling correct attribution of variance to methodological versus contextual sources.</w:t>
       </w:r>
     </w:p>
     <w:bookmarkStart w:id="32" w:name="search-strategy-and-study-identification"/>
@@ -2536,7 +2895,10 @@
         <w:t xml:space="preserve"> </w:t>
       </w:r>
       <w:r>
-        <w:t xml:space="preserve">= 3,263. After cross-database deduplication (DOI-exact + title-fuzzy ≥85%):</w:t>
+        <w:t xml:space="preserve">= 3,263. After cross-database deduplication (DOI-exact + title-fuzzy $</w:t>
+      </w:r>
+      <w:r>
+        <w:t xml:space="preserve">$85%):</w:t>
       </w:r>
       <w:r>
         <w:t xml:space="preserve"> </w:t>
@@ -2567,7 +2929,24 @@
         <w:t xml:space="preserve"> </w:t>
       </w:r>
       <w:r>
-        <w:t xml:space="preserve">(2,467 rows × 58 cols). After automated within-WoS deduplication:</w:t>
+        <w:t xml:space="preserve">(2,467 rows</w:t>
+      </w:r>
+      <w:r>
+        <w:t xml:space="preserve"> </w:t>
+      </w:r>
+      <m:oMath>
+        <m:r>
+          <m:rPr>
+            <m:sty m:val="p"/>
+          </m:rPr>
+          <m:t>×</m:t>
+        </m:r>
+      </m:oMath>
+      <w:r>
+        <w:t xml:space="preserve"> </w:t>
+      </w:r>
+      <w:r>
+        <w:t xml:space="preserve">58 cols). After automated within-WoS deduplication:</w:t>
       </w:r>
       <w:r>
         <w:t xml:space="preserve"> </w:t>
@@ -3095,7 +3474,7 @@
         <w:t xml:space="preserve"> </w:t>
       </w:r>
       <w:r>
-        <w:t xml:space="preserve">= 3 resolved Y (S0129, India textile Born Globals I-P M-curve; S0240, SME internationalization speed → firm performance with organizational learning mediator; S0683, Latin American EMNEs multinationality → performance with business group diversification moderator),</w:t>
+        <w:t xml:space="preserve">= 3 resolved Y (S0129, India textile Born Globals I-P M-curve; S0240, SME internationalization speed to firm performance with organizational learning mediator; S0683, Latin American EMNEs multinationality to performance with business group diversification moderator),</w:t>
       </w:r>
       <w:r>
         <w:t xml:space="preserve"> </w:t>
@@ -3203,7 +3582,24 @@
         <w:t xml:space="preserve"> </w:t>
       </w:r>
       <w:r>
-        <w:t xml:space="preserve">(2,467 rows × 58 cols; as at 21 May 2026: Y=674, N=728 [N=329 title/content exclusions, N_abstract=151 auto-excluded from S2 abstracts, N_title=248 prior title-only exclusions], UNSURE=1,065 pending abstract retrieval via Semantic Scholar API; ready_for_r=3 [seqs 477, 1549, 1753]). Additional ICRV auto-coding (script</w:t>
+        <w:t xml:space="preserve">(2,467 rows</w:t>
+      </w:r>
+      <w:r>
+        <w:t xml:space="preserve"> </w:t>
+      </w:r>
+      <m:oMath>
+        <m:r>
+          <m:rPr>
+            <m:sty m:val="p"/>
+          </m:rPr>
+          <m:t>×</m:t>
+        </m:r>
+      </m:oMath>
+      <w:r>
+        <w:t xml:space="preserve"> </w:t>
+      </w:r>
+      <w:r>
+        <w:t xml:space="preserve">58 cols; as at 21 May 2026: Y=674, N=728 [N=329 title/content exclusions, N_abstract=151 auto-excluded from S2 abstracts, N_title=248 prior title-only exclusions], UNSURE=1,065 pending abstract retrieval via Semantic Scholar API; ready_for_r=3 [seqs 477, 1549, 1753]). Additional ICRV auto-coding (script</w:t>
       </w:r>
       <w:r>
         <w:t xml:space="preserve"> </w:t>
@@ -3467,7 +3863,18 @@
         <w:t xml:space="preserve">r</w:t>
       </w:r>
       <w:r>
-        <w:t xml:space="preserve">_partial from standardized regression β:</w:t>
+        <w:t xml:space="preserve">_partial from standardized regression</w:t>
+      </w:r>
+      <w:r>
+        <w:t xml:space="preserve"> </w:t>
+      </w:r>
+      <m:oMath>
+        <m:r>
+          <m:t>β</m:t>
+        </m:r>
+      </m:oMath>
+      <w:r>
+        <w:t xml:space="preserve">:</w:t>
       </w:r>
       <w:r>
         <w:t xml:space="preserve"> </w:t>
@@ -3480,7 +3887,32 @@
         <w:t xml:space="preserve">r</w:t>
       </w:r>
       <w:r>
-        <w:t xml:space="preserve">_partial = β × 0.98 (Peterson &amp; Brown, 2005); (iii)</w:t>
+        <w:t xml:space="preserve">_partial =</w:t>
+      </w:r>
+      <w:r>
+        <w:t xml:space="preserve"> </w:t>
+      </w:r>
+      <m:oMath>
+        <m:r>
+          <m:t>β</m:t>
+        </m:r>
+      </m:oMath>
+      <w:r>
+        <w:t xml:space="preserve"> </w:t>
+      </w:r>
+      <m:oMath>
+        <m:r>
+          <m:rPr>
+            <m:sty m:val="p"/>
+          </m:rPr>
+          <m:t>×</m:t>
+        </m:r>
+      </m:oMath>
+      <w:r>
+        <w:t xml:space="preserve"> </w:t>
+      </w:r>
+      <w:r>
+        <w:t xml:space="preserve">0.98 (Peterson &amp; Brown, 2005); (iii)</w:t>
       </w:r>
       <w:r>
         <w:t xml:space="preserve"> </w:t>
@@ -3593,7 +4025,21 @@
         <w:t xml:space="preserve"> </w:t>
       </w:r>
       <w:r>
-        <w:t xml:space="preserve">(Rosenthal, 1994). Studies reporting only unstandardized β without an associated</w:t>
+        <w:t xml:space="preserve">(Rosenthal, 1994). Studies reporting only unstandardized</w:t>
+      </w:r>
+      <w:r>
+        <w:t xml:space="preserve"> </w:t>
+      </w:r>
+      <m:oMath>
+        <m:r>
+          <m:t>β</m:t>
+        </m:r>
+      </m:oMath>
+      <w:r>
+        <w:t xml:space="preserve"> </w:t>
+      </w:r>
+      <w:r>
+        <w:t xml:space="preserve">without an associated</w:t>
       </w:r>
       <w:r>
         <w:t xml:space="preserve"> </w:t>
@@ -3758,7 +4204,24 @@
         <w:t xml:space="preserve"> </w:t>
       </w:r>
       <w:r>
-        <w:t xml:space="preserve">(adjudication), discrepancies were resolved by the PI following a predetermined rule: for categorical moderators, the adjudicator’s decision was final; for continuous cDAI scores, the mean of the two coders’ values was used when ICC(2,1) ≥ 0.80, and the PI’s direct lookup was used otherwise.</w:t>
+        <w:t xml:space="preserve">(adjudication), discrepancies were resolved by the PI following a predetermined rule: for categorical moderators, the adjudicator’s decision was final; for continuous cDAI scores, the mean of the two coders’ values was used when ICC(2,1)</w:t>
+      </w:r>
+      <w:r>
+        <w:t xml:space="preserve"> </w:t>
+      </w:r>
+      <m:oMath>
+        <m:r>
+          <m:rPr>
+            <m:sty m:val="p"/>
+          </m:rPr>
+          <m:t>≥</m:t>
+        </m:r>
+      </m:oMath>
+      <w:r>
+        <w:t xml:space="preserve"> </w:t>
+      </w:r>
+      <w:r>
+        <w:t xml:space="preserve">0.80, and the PI’s direct lookup was used otherwise.</w:t>
       </w:r>
     </w:p>
     <w:p>
@@ -3766,7 +4229,24 @@
         <w:pStyle w:val="BodyText"/>
       </w:pPr>
       <w:r>
-        <w:t xml:space="preserve">ICR was assessed using Cohen’s κ for categorical variables (ICRV regime, DPL phase, industry sector, DOI measure type, performance measure type) and the two-way random-effects ICC(2,1) for continuous cDAI scores. The target threshold of κ ≥ 0.70 follows Landis and Koch’s (1977)</w:t>
+        <w:t xml:space="preserve">ICR was assessed using Cohen’s κ for categorical variables (ICRV regime, DPL phase, industry sector, DOI measure type, performance measure type) and the two-way random-effects ICC(2,1) for continuous cDAI scores. The target threshold of κ</w:t>
+      </w:r>
+      <w:r>
+        <w:t xml:space="preserve"> </w:t>
+      </w:r>
+      <m:oMath>
+        <m:r>
+          <m:rPr>
+            <m:sty m:val="p"/>
+          </m:rPr>
+          <m:t>≥</m:t>
+        </m:r>
+      </m:oMath>
+      <w:r>
+        <w:t xml:space="preserve"> </w:t>
+      </w:r>
+      <w:r>
+        <w:t xml:space="preserve">0.70 follows Landis and Koch’s (1977)</w:t>
       </w:r>
       <w:r>
         <w:t xml:space="preserve"> </w:t>
@@ -3876,7 +4356,24 @@
         <w:t xml:space="preserve"> </w:t>
       </w:r>
       <w:r>
-        <w:t xml:space="preserve">with ICRV regime assigned to the modal country if one country contributes ≥ 60% of the sample, otherwise coded as</w:t>
+        <w:t xml:space="preserve">with ICRV regime assigned to the modal country if one country contributes</w:t>
+      </w:r>
+      <w:r>
+        <w:t xml:space="preserve"> </w:t>
+      </w:r>
+      <m:oMath>
+        <m:r>
+          <m:rPr>
+            <m:sty m:val="p"/>
+          </m:rPr>
+          <m:t>≥</m:t>
+        </m:r>
+      </m:oMath>
+      <w:r>
+        <w:t xml:space="preserve"> </w:t>
+      </w:r>
+      <w:r>
+        <w:t xml:space="preserve">60% of the sample, otherwise coded as</w:t>
       </w:r>
       <w:r>
         <w:t xml:space="preserve"> </w:t>
@@ -3982,7 +4479,75 @@
         <w:t xml:space="preserve">ICRV regime</w:t>
       </w:r>
       <w:r>
-        <w:t xml:space="preserve">, Six-code classification based on World Bank WGI Rule of Law score (2023 vintage), validated against IMF World Economic Outlook country classification: Code I: Advanced-Innovation (WGI &gt; +0.80; e.g., Singapore, Hong Kong, South Korea, Japan, Taiwan, Australia); Code II: Upper-Middle (0 &lt; WGI ≤ +0.80; e.g., China, Malaysia, Thailand); Code III: Emerging (−0.50 &lt; WGI ≤ 0; e.g., Vietnam, India, Philippines); Code FR: Frontier/LDC (WGI ≤ −0.50; e.g., Bangladesh, Myanmar, Pakistan); Code SIDS: Pacific small-island developing states (the dissertation’s ICRV Regime VI; e.g., Fiji, Samoa, Tonga), defined a priori but returning zero qualifying primary studies in the present corpus; Code MX: Multi-country pooled samples spanning two or more ICRV regimes (no single modal-country regime ≥ 60% of sample). Numbering crosswalk to the dissertation’s canonical six-regime ICRV: P6 Code I ≡ dissertation Regime I (Advanced-Innovation); P6 Code II (Upper-Middle) ≡ Regime III; P6 Code III (Emerging) ≡ Regime IV; FR ≡ Regime V; SIDS ≡ Regime VI. The dissertation’s Regime II (Advanced Resource-Driven / GCC) is not separately populated in this corpus, and MX has no I–VI equivalent.</w:t>
+        <w:t xml:space="preserve">, Six-code classification based on World Bank WGI Rule of Law score (2023 vintage), validated against IMF World Economic Outlook country classification: Code I: Advanced-Innovation (WGI &gt; +0.80; e.g., Singapore, Hong Kong, South Korea, Japan, Taiwan, Australia); Code II: Upper-Middle (0 &lt; WGI</w:t>
+      </w:r>
+      <w:r>
+        <w:t xml:space="preserve"> </w:t>
+      </w:r>
+      <m:oMath>
+        <m:r>
+          <m:rPr>
+            <m:sty m:val="p"/>
+          </m:rPr>
+          <m:t>≤</m:t>
+        </m:r>
+      </m:oMath>
+      <w:r>
+        <w:t xml:space="preserve"> </w:t>
+      </w:r>
+      <w:r>
+        <w:t xml:space="preserve">+0.80; e.g., China, Malaysia, Thailand); Code III: Emerging (−0.50 &lt; WGI</w:t>
+      </w:r>
+      <w:r>
+        <w:t xml:space="preserve"> </w:t>
+      </w:r>
+      <m:oMath>
+        <m:r>
+          <m:rPr>
+            <m:sty m:val="p"/>
+          </m:rPr>
+          <m:t>≤</m:t>
+        </m:r>
+      </m:oMath>
+      <w:r>
+        <w:t xml:space="preserve"> </w:t>
+      </w:r>
+      <w:r>
+        <w:t xml:space="preserve">0; e.g., Vietnam, India, Philippines); Code FR: Frontier/LDC (WGI</w:t>
+      </w:r>
+      <w:r>
+        <w:t xml:space="preserve"> </w:t>
+      </w:r>
+      <m:oMath>
+        <m:r>
+          <m:rPr>
+            <m:sty m:val="p"/>
+          </m:rPr>
+          <m:t>≤</m:t>
+        </m:r>
+      </m:oMath>
+      <w:r>
+        <w:t xml:space="preserve"> </w:t>
+      </w:r>
+      <w:r>
+        <w:t xml:space="preserve">−0.50; e.g., Bangladesh, Myanmar, Pakistan); Code SIDS: Pacific small-island developing states (the dissertation’s ICRV Regime VI; e.g., Fiji, Samoa, Tonga), defined a priori but returning zero qualifying primary studies in the present corpus; Code MX: Multi-country pooled samples spanning two or more ICRV regimes (no single modal-country regime</w:t>
+      </w:r>
+      <w:r>
+        <w:t xml:space="preserve"> </w:t>
+      </w:r>
+      <m:oMath>
+        <m:r>
+          <m:rPr>
+            <m:sty m:val="p"/>
+          </m:rPr>
+          <m:t>≥</m:t>
+        </m:r>
+      </m:oMath>
+      <w:r>
+        <w:t xml:space="preserve"> </w:t>
+      </w:r>
+      <w:r>
+        <w:t xml:space="preserve">60% of sample). Numbering crosswalk to the dissertation’s canonical six-regime ICRV: P6 Code I ≡ dissertation Regime I (Advanced-Innovation); P6 Code II (Upper-Middle) ≡ Regime III; P6 Code III (Emerging) ≡ Regime IV; FR ≡ Regime V; SIDS ≡ Regime VI. The dissertation’s Regime II (Advanced Resource-Driven / GCC) is not separately populated in this corpus, and MX has no I–VI equivalent.</w:t>
       </w:r>
       <w:r>
         <w:t xml:space="preserve"> </w:t>
@@ -4065,7 +4630,24 @@
         <w:t xml:space="preserve">”</w:t>
       </w:r>
       <w:r>
-        <w:t xml:space="preserve">: data collection predominantly post-2014 (median data year ≥ 2015). Studies where data years cannot be determined from the paper are coded as</w:t>
+        <w:t xml:space="preserve">: data collection predominantly post-2014 (median data year</w:t>
+      </w:r>
+      <w:r>
+        <w:t xml:space="preserve"> </w:t>
+      </w:r>
+      <m:oMath>
+        <m:r>
+          <m:rPr>
+            <m:sty m:val="p"/>
+          </m:rPr>
+          <m:t>≥</m:t>
+        </m:r>
+      </m:oMath>
+      <w:r>
+        <w:t xml:space="preserve"> </w:t>
+      </w:r>
+      <w:r>
+        <w:t xml:space="preserve">2015). Studies where data years cannot be determined from the paper are coded as</w:t>
       </w:r>
       <w:r>
         <w:t xml:space="preserve"> </w:t>
@@ -4358,7 +4940,24 @@
         <w:t xml:space="preserve">v</w:t>
       </w:r>
       <w:r>
-        <w:t xml:space="preserve">_ij ≈ 1/(</w:t>
+        <w:t xml:space="preserve">_ij</w:t>
+      </w:r>
+      <w:r>
+        <w:t xml:space="preserve"> </w:t>
+      </w:r>
+      <m:oMath>
+        <m:r>
+          <m:rPr>
+            <m:sty m:val="p"/>
+          </m:rPr>
+          <m:t>≈</m:t>
+        </m:r>
+      </m:oMath>
+      <w:r>
+        <w:t xml:space="preserve"> </w:t>
+      </w:r>
+      <w:r>
+        <w:t xml:space="preserve">1/(</w:t>
       </w:r>
       <w:r>
         <w:rPr>
@@ -4540,7 +5139,45 @@
         <w:pStyle w:val="FirstParagraph"/>
       </w:pPr>
       <w:r>
-        <w:t xml:space="preserve">where σ²_(2) captures residual variation among effect sizes within a study (e.g., from different samples, subgroups, or model specifications reported in the same paper).</w:t>
+        <w:t xml:space="preserve">where</w:t>
+      </w:r>
+      <w:r>
+        <w:t xml:space="preserve"> </w:t>
+      </w:r>
+      <m:oMath>
+        <m:sSubSup>
+          <m:e>
+            <m:r>
+              <m:t>σ</m:t>
+            </m:r>
+          </m:e>
+          <m:sub>
+            <m:d>
+              <m:dPr>
+                <m:begChr m:val="("/>
+                <m:endChr m:val=")"/>
+                <m:sepChr m:val=""/>
+                <m:grow/>
+              </m:dPr>
+              <m:e>
+                <m:r>
+                  <m:t>2</m:t>
+                </m:r>
+              </m:e>
+            </m:d>
+          </m:sub>
+          <m:sup>
+            <m:r>
+              <m:t>2</m:t>
+            </m:r>
+          </m:sup>
+        </m:sSubSup>
+      </m:oMath>
+      <w:r>
+        <w:t xml:space="preserve"> </w:t>
+      </w:r>
+      <w:r>
+        <w:t xml:space="preserve">captures residual variation among effect sizes within a study (e.g., from different samples, subgroups, or model specifications reported in the same paper).</w:t>
       </w:r>
     </w:p>
     <w:p>
@@ -4746,9 +5383,14 @@
       <w:r>
         <w:t xml:space="preserve"> </w:t>
       </w:r>
-      <w:r>
-        <w:t xml:space="preserve">×</w:t>
-      </w:r>
+      <m:oMath>
+        <m:r>
+          <m:rPr>
+            <m:sty m:val="p"/>
+          </m:rPr>
+          <m:t>×</m:t>
+        </m:r>
+      </m:oMath>
       <w:r>
         <w:t xml:space="preserve"> </w:t>
       </w:r>
@@ -4837,18 +5479,111 @@
       <w:r>
         <w:t xml:space="preserve"> </w:t>
       </w:r>
+      <m:oMath>
+        <m:r>
+          <m:t>β</m:t>
+        </m:r>
+      </m:oMath>
+      <w:r>
+        <w:t xml:space="preserve"> </w:t>
+      </w:r>
+      <w:r>
+        <w:t xml:space="preserve">is the (</w:t>
+      </w:r>
+      <w:r>
+        <w:rPr>
+          <w:iCs/>
+          <w:i/>
+        </w:rPr>
+        <w:t xml:space="preserve">p</w:t>
+      </w:r>
+      <w:r>
+        <w:t xml:space="preserve"> </w:t>
+      </w:r>
+      <m:oMath>
+        <m:r>
+          <m:rPr>
+            <m:sty m:val="p"/>
+          </m:rPr>
+          <m:t>×</m:t>
+        </m:r>
+      </m:oMath>
+      <w:r>
+        <w:t xml:space="preserve"> </w:t>
+      </w:r>
+      <w:r>
+        <w:t xml:space="preserve">1) coefficient vector of primary interest, and</w:t>
+      </w:r>
+      <w:r>
+        <w:t xml:space="preserve"> </w:t>
+      </w:r>
+      <w:r>
+        <w:rPr>
+          <w:iCs/>
+          <w:i/>
+        </w:rPr>
+        <w:t xml:space="preserve">w</w:t>
+      </w:r>
+      <w:r>
+        <w:t xml:space="preserve">_j is the residual between-study variance component.</w:t>
+      </w:r>
+    </w:p>
+    <w:p>
+      <w:pPr>
+        <w:pStyle w:val="BodyText"/>
+      </w:pPr>
       <w:r>
         <w:rPr>
           <w:bCs/>
           <w:b/>
         </w:rPr>
-        <w:t xml:space="preserve">β</w:t>
-      </w:r>
-      <w:r>
-        <w:t xml:space="preserve"> </w:t>
-      </w:r>
-      <w:r>
-        <w:t xml:space="preserve">is the (</w:t>
+        <w:t xml:space="preserve">Estimation.</w:t>
+      </w:r>
+      <w:r>
+        <w:t xml:space="preserve"> </w:t>
+      </w:r>
+      <w:r>
+        <w:t xml:space="preserve">Parameters are estimated by Restricted Maximum Likelihood (REML) using the</w:t>
+      </w:r>
+      <w:r>
+        <w:t xml:space="preserve"> </w:t>
+      </w:r>
+      <w:r>
+        <w:rPr>
+          <w:rStyle w:val="VerbatimChar"/>
+        </w:rPr>
+        <w:t xml:space="preserve">rma.mv</w:t>
+      </w:r>
+      <w:r>
+        <w:t xml:space="preserve"> </w:t>
+      </w:r>
+      <w:r>
+        <w:t xml:space="preserve">function in</w:t>
+      </w:r>
+      <w:r>
+        <w:t xml:space="preserve"> </w:t>
+      </w:r>
+      <w:r>
+        <w:rPr>
+          <w:rStyle w:val="VerbatimChar"/>
+        </w:rPr>
+        <w:t xml:space="preserve">metafor</w:t>
+      </w:r>
+      <w:r>
+        <w:t xml:space="preserve"> </w:t>
+      </w:r>
+      <w:r>
+        <w:t xml:space="preserve">v4 (Viechtbauer, 2010), with the variance-covariance matrix for multiple effects within studies specified as compound-symmetric. The REML estimator was preferred over full ML because it produces unbiased variance component estimates when the number of studies (</w:t>
+      </w:r>
+      <w:r>
+        <w:rPr>
+          <w:iCs/>
+          <w:i/>
+        </w:rPr>
+        <w:t xml:space="preserve">k</w:t>
+      </w:r>
+      <w:r>
+        <w:t xml:space="preserve">) is moderate relative to the number of moderators (</w:t>
       </w:r>
       <w:r>
         <w:rPr>
@@ -4858,23 +5593,7 @@
         <w:t xml:space="preserve">p</w:t>
       </w:r>
       <w:r>
-        <w:t xml:space="preserve"> </w:t>
-      </w:r>
-      <w:r>
-        <w:t xml:space="preserve">× 1) coefficient vector of primary interest, and</w:t>
-      </w:r>
-      <w:r>
-        <w:t xml:space="preserve"> </w:t>
-      </w:r>
-      <w:r>
-        <w:rPr>
-          <w:iCs/>
-          <w:i/>
-        </w:rPr>
-        <w:t xml:space="preserve">w</w:t>
-      </w:r>
-      <w:r>
-        <w:t xml:space="preserve">_j is the residual between-study variance component.</w:t>
+        <w:t xml:space="preserve">), the condition that applies here (Raudenbush &amp; Bryk, 2002, p. 39).</w:t>
       </w:r>
     </w:p>
     <w:p>
@@ -4886,74 +5605,6 @@
           <w:bCs/>
           <w:b/>
         </w:rPr>
-        <w:t xml:space="preserve">Estimation.</w:t>
-      </w:r>
-      <w:r>
-        <w:t xml:space="preserve"> </w:t>
-      </w:r>
-      <w:r>
-        <w:t xml:space="preserve">Parameters are estimated by Restricted Maximum Likelihood (REML) using the</w:t>
-      </w:r>
-      <w:r>
-        <w:t xml:space="preserve"> </w:t>
-      </w:r>
-      <w:r>
-        <w:rPr>
-          <w:rStyle w:val="VerbatimChar"/>
-        </w:rPr>
-        <w:t xml:space="preserve">rma.mv</w:t>
-      </w:r>
-      <w:r>
-        <w:t xml:space="preserve"> </w:t>
-      </w:r>
-      <w:r>
-        <w:t xml:space="preserve">function in</w:t>
-      </w:r>
-      <w:r>
-        <w:t xml:space="preserve"> </w:t>
-      </w:r>
-      <w:r>
-        <w:rPr>
-          <w:rStyle w:val="VerbatimChar"/>
-        </w:rPr>
-        <w:t xml:space="preserve">metafor</w:t>
-      </w:r>
-      <w:r>
-        <w:t xml:space="preserve"> </w:t>
-      </w:r>
-      <w:r>
-        <w:t xml:space="preserve">v4 (Viechtbauer, 2010), with the variance-covariance matrix for multiple effects within studies specified as compound-symmetric. The REML estimator was preferred over full ML because it produces unbiased variance component estimates when the number of studies (</w:t>
-      </w:r>
-      <w:r>
-        <w:rPr>
-          <w:iCs/>
-          <w:i/>
-        </w:rPr>
-        <w:t xml:space="preserve">k</w:t>
-      </w:r>
-      <w:r>
-        <w:t xml:space="preserve">) is moderate relative to the number of moderators (</w:t>
-      </w:r>
-      <w:r>
-        <w:rPr>
-          <w:iCs/>
-          <w:i/>
-        </w:rPr>
-        <w:t xml:space="preserve">p</w:t>
-      </w:r>
-      <w:r>
-        <w:t xml:space="preserve">), the condition that applies here (Raudenbush &amp; Bryk, 2002, p. 39).</w:t>
-      </w:r>
-    </w:p>
-    <w:p>
-      <w:pPr>
-        <w:pStyle w:val="BodyText"/>
-      </w:pPr>
-      <w:r>
-        <w:rPr>
-          <w:bCs/>
-          <w:b/>
-        </w:rPr>
         <w:t xml:space="preserve">Effect-size transformation.</w:t>
       </w:r>
       <w:r>
@@ -5005,7 +5656,24 @@
         <w:t xml:space="preserve"> </w:t>
       </w:r>
       <w:r>
-        <w:t xml:space="preserve">= 0.5 × ln[(1+</w:t>
+        <w:t xml:space="preserve">= 0.5</w:t>
+      </w:r>
+      <w:r>
+        <w:t xml:space="preserve"> </w:t>
+      </w:r>
+      <m:oMath>
+        <m:r>
+          <m:rPr>
+            <m:sty m:val="p"/>
+          </m:rPr>
+          <m:t>×</m:t>
+        </m:r>
+      </m:oMath>
+      <w:r>
+        <w:t xml:space="preserve"> </w:t>
+      </w:r>
+      <w:r>
+        <w:t xml:space="preserve">ln[(1+</w:t>
       </w:r>
       <w:r>
         <w:rPr>
@@ -5041,7 +5709,18 @@
         <w:t xml:space="preserve"> </w:t>
       </w:r>
       <w:r>
-        <w:t xml:space="preserve">for interpretability. For regression β-derived</w:t>
+        <w:t xml:space="preserve">for interpretability. For regression</w:t>
+      </w:r>
+      <w:r>
+        <w:t xml:space="preserve"> </w:t>
+      </w:r>
+      <m:oMath>
+        <m:r>
+          <m:t>β</m:t>
+        </m:r>
+      </m:oMath>
+      <w:r>
+        <w:t xml:space="preserve">-derived</w:t>
       </w:r>
       <w:r>
         <w:t xml:space="preserve"> </w:t>
@@ -5579,15 +6258,25 @@
       <w:r>
         <w:t xml:space="preserve"> </w:t>
       </w:r>
-      <w:r>
-        <w:rPr>
-          <w:iCs/>
-          <w:i/>
-        </w:rPr>
-        <w:t xml:space="preserve">I</w:t>
-      </w:r>
-      <w:r>
-        <w:t xml:space="preserve">² in the conventional random-effects model.</w:t>
+      <m:oMath>
+        <m:sSup>
+          <m:e>
+            <m:r>
+              <m:t>I</m:t>
+            </m:r>
+          </m:e>
+          <m:sup>
+            <m:r>
+              <m:t>2</m:t>
+            </m:r>
+          </m:sup>
+        </m:sSup>
+      </m:oMath>
+      <w:r>
+        <w:t xml:space="preserve"> </w:t>
+      </w:r>
+      <w:r>
+        <w:t xml:space="preserve">in the conventional random-effects model.</w:t>
       </w:r>
     </w:p>
     <w:p>
@@ -5639,13 +6328,11 @@
       <w:r>
         <w:t xml:space="preserve"> </w:t>
       </w:r>
-      <w:r>
-        <w:rPr>
-          <w:iCs/>
-          <w:i/>
-        </w:rPr>
-        <w:t xml:space="preserve">β</w:t>
-      </w:r>
+      <m:oMath>
+        <m:r>
+          <m:t>β</m:t>
+        </m:r>
+      </m:oMath>
       <w:r>
         <w:t xml:space="preserve">_cDAI is assessed using a two-sided Wald</w:t>
       </w:r>
@@ -5912,8 +6599,13 @@
         <w:t xml:space="preserve"> </w:t>
       </w:r>
       <w:r>
-        <w:t xml:space="preserve">is estimated under both the conventional single-level random-effects model (ignoring within-study nesting) and the three-level model (accounting for it); substantive divergence (Δ</w:t>
-      </w:r>
+        <w:t xml:space="preserve">is estimated under both the conventional single-level random-effects model (ignoring within-study nesting) and the three-level model (accounting for it); substantive divergence (</w:t>
+      </w:r>
+      <m:oMath>
+        <m:r>
+          <m:t>Δ</m:t>
+        </m:r>
+      </m:oMath>
       <w:r>
         <w:rPr>
           <w:iCs/>
@@ -6051,8 +6743,19 @@
       <w:r>
         <w:t xml:space="preserve"> </w:t>
       </w:r>
-      <w:r>
-        <w:t xml:space="preserve">≈ 180) to test whether vintage effects (older studies averaging lower digital infrastructure environments) account for DPL phase findings independently of the theoretical mechanism.</w:t>
+      <m:oMath>
+        <m:r>
+          <m:rPr>
+            <m:sty m:val="p"/>
+          </m:rPr>
+          <m:t>≈</m:t>
+        </m:r>
+      </m:oMath>
+      <w:r>
+        <w:t xml:space="preserve"> </w:t>
+      </w:r>
+      <w:r>
+        <w:t xml:space="preserve">180) to test whether vintage effects (older studies averaging lower digital infrastructure environments) account for DPL phase findings independently of the theoretical mechanism.</w:t>
       </w:r>
     </w:p>
     <w:p>
@@ -6690,7 +7393,41 @@
         <w:t xml:space="preserve"> </w:t>
       </w:r>
       <w:r>
-        <w:t xml:space="preserve">Target threshold: κ ≥ 0.70 (Landis &amp; Koch, 1977) for all categorical moderators and ICC(2,1) ≥ 0.80 for cDAI. Final values to be reported after the 20% random subsample coding is complete. Protocol for resolving Regime II/III boundary disagreements: PI lookup of WGI Rule of Law vintage scores.</w:t>
+        <w:t xml:space="preserve">Target threshold: κ</w:t>
+      </w:r>
+      <w:r>
+        <w:t xml:space="preserve"> </w:t>
+      </w:r>
+      <m:oMath>
+        <m:r>
+          <m:rPr>
+            <m:sty m:val="p"/>
+          </m:rPr>
+          <m:t>≥</m:t>
+        </m:r>
+      </m:oMath>
+      <w:r>
+        <w:t xml:space="preserve"> </w:t>
+      </w:r>
+      <w:r>
+        <w:t xml:space="preserve">0.70 (Landis &amp; Koch, 1977) for all categorical moderators and ICC(2,1)</w:t>
+      </w:r>
+      <w:r>
+        <w:t xml:space="preserve"> </w:t>
+      </w:r>
+      <m:oMath>
+        <m:r>
+          <m:rPr>
+            <m:sty m:val="p"/>
+          </m:rPr>
+          <m:t>≥</m:t>
+        </m:r>
+      </m:oMath>
+      <w:r>
+        <w:t xml:space="preserve"> </w:t>
+      </w:r>
+      <w:r>
+        <w:t xml:space="preserve">0.80 for cDAI. Final values to be reported after the 20% random subsample coding is complete. Protocol for resolving Regime II/III boundary disagreements: PI lookup of WGI Rule of Law vintage scores.</w:t>
       </w:r>
     </w:p>
     <w:p>
@@ -8350,28 +9087,78 @@
       <w:r>
         <w:t xml:space="preserve"> </w:t>
       </w:r>
-      <w:r>
-        <w:rPr>
-          <w:iCs/>
-          <w:i/>
-        </w:rPr>
-        <w:t xml:space="preserve">I</w:t>
-      </w:r>
-      <w:r>
-        <w:t xml:space="preserve">²_(2) = 54.1%) is roughly six times the between-study contribution (Level 3,</w:t>
-      </w:r>
-      <w:r>
-        <w:t xml:space="preserve"> </w:t>
-      </w:r>
-      <w:r>
-        <w:rPr>
-          <w:iCs/>
-          <w:i/>
-        </w:rPr>
-        <w:t xml:space="preserve">I</w:t>
-      </w:r>
-      <w:r>
-        <w:t xml:space="preserve">²_(3) = 8.4%). Most unexplained heterogeneity therefore arises from analytic choices</w:t>
+      <m:oMath>
+        <m:sSubSup>
+          <m:e>
+            <m:r>
+              <m:t>I</m:t>
+            </m:r>
+          </m:e>
+          <m:sub>
+            <m:d>
+              <m:dPr>
+                <m:begChr m:val="("/>
+                <m:endChr m:val=")"/>
+                <m:sepChr m:val=""/>
+                <m:grow/>
+              </m:dPr>
+              <m:e>
+                <m:r>
+                  <m:t>2</m:t>
+                </m:r>
+              </m:e>
+            </m:d>
+          </m:sub>
+          <m:sup>
+            <m:r>
+              <m:t>2</m:t>
+            </m:r>
+          </m:sup>
+        </m:sSubSup>
+      </m:oMath>
+      <w:r>
+        <w:t xml:space="preserve"> </w:t>
+      </w:r>
+      <w:r>
+        <w:t xml:space="preserve">= 54.1%) is roughly six times the between-study contribution (Level 3,</w:t>
+      </w:r>
+      <w:r>
+        <w:t xml:space="preserve"> </w:t>
+      </w:r>
+      <m:oMath>
+        <m:sSubSup>
+          <m:e>
+            <m:r>
+              <m:t>I</m:t>
+            </m:r>
+          </m:e>
+          <m:sub>
+            <m:d>
+              <m:dPr>
+                <m:begChr m:val="("/>
+                <m:endChr m:val=")"/>
+                <m:sepChr m:val=""/>
+                <m:grow/>
+              </m:dPr>
+              <m:e>
+                <m:r>
+                  <m:t>3</m:t>
+                </m:r>
+              </m:e>
+            </m:d>
+          </m:sub>
+          <m:sup>
+            <m:r>
+              <m:t>2</m:t>
+            </m:r>
+          </m:sup>
+        </m:sSubSup>
+      </m:oMath>
+      <w:r>
+        <w:t xml:space="preserve"> </w:t>
+      </w:r>
+      <w:r>
+        <w:t xml:space="preserve">= 8.4%). Most unexplained heterogeneity therefore arises from analytic choices</w:t>
       </w:r>
       <w:r>
         <w:t xml:space="preserve"> </w:t>
@@ -8392,15 +9179,25 @@
       <w:r>
         <w:t xml:space="preserve"> </w:t>
       </w:r>
-      <w:r>
-        <w:rPr>
-          <w:iCs/>
-          <w:i/>
-        </w:rPr>
-        <w:t xml:space="preserve">I</w:t>
-      </w:r>
-      <w:r>
-        <w:t xml:space="preserve">² = 62.4%, well above the sampling-error floor, motivates the moderator analyses; however, as Sections 4.3–4.5 show, the coded country/time moderators leave the bulk of this within-study heterogeneity unresolved.</w:t>
+      <m:oMath>
+        <m:sSup>
+          <m:e>
+            <m:r>
+              <m:t>I</m:t>
+            </m:r>
+          </m:e>
+          <m:sup>
+            <m:r>
+              <m:t>2</m:t>
+            </m:r>
+          </m:sup>
+        </m:sSup>
+      </m:oMath>
+      <w:r>
+        <w:t xml:space="preserve"> </w:t>
+      </w:r>
+      <w:r>
+        <w:t xml:space="preserve">= 62.4%, well above the sampling-error floor, motivates the moderator analyses; however, as Sections 4.3–4.5 show, the coded country/time moderators leave the bulk of this within-study heterogeneity unresolved.</w:t>
       </w:r>
     </w:p>
     <w:bookmarkEnd w:id="44"/>
@@ -9830,7 +10627,24 @@
         <w:t xml:space="preserve"> </w:t>
       </w:r>
       <w:r>
-        <w:t xml:space="preserve">&lt; .001) but do not differ significantly from each other. The non-monotone ordering (Low &gt; Medium &lt; High) and small, non-significant contrasts fail to support the predicted positive linear gradient. The cDAI × DPL interaction cannot be reliably estimated in the current sample given the non-significant main moderation. H3 is not supported: country-level digital adoption (cDAI, measured via World Bank DAI / ITU Digital Development Index) does not significantly amplify the pooled I-P effect in this</w:t>
+        <w:t xml:space="preserve">&lt; .001) but do not differ significantly from each other. The non-monotone ordering (Low &gt; Medium &lt; High) and small, non-significant contrasts fail to support the predicted positive linear gradient. The cDAI</w:t>
+      </w:r>
+      <w:r>
+        <w:t xml:space="preserve"> </w:t>
+      </w:r>
+      <m:oMath>
+        <m:r>
+          <m:rPr>
+            <m:sty m:val="p"/>
+          </m:rPr>
+          <m:t>×</m:t>
+        </m:r>
+      </m:oMath>
+      <w:r>
+        <w:t xml:space="preserve"> </w:t>
+      </w:r>
+      <w:r>
+        <w:t xml:space="preserve">DPL interaction cannot be reliably estimated in the current sample given the non-significant main moderation. H3 is not supported: country-level digital adoption (cDAI, measured via World Bank DAI / ITU Digital Development Index) does not significantly amplify the pooled I-P effect in this</w:t>
       </w:r>
       <w:r>
         <w:t xml:space="preserve"> </w:t>
@@ -10544,7 +11358,21 @@
         <w:t xml:space="preserve"> </w:t>
       </w:r>
       <w:r>
-        <w:t xml:space="preserve">= .057), marginal and not significant at α = .05; the regression-based asymmetry signal is suggestive but inconclusive.</w:t>
+        <w:t xml:space="preserve">= .057), marginal and not significant at</w:t>
+      </w:r>
+      <w:r>
+        <w:t xml:space="preserve"> </w:t>
+      </w:r>
+      <m:oMath>
+        <m:r>
+          <m:t>α</m:t>
+        </m:r>
+      </m:oMath>
+      <w:r>
+        <w:t xml:space="preserve"> </w:t>
+      </w:r>
+      <w:r>
+        <w:t xml:space="preserve">= .05; the regression-based asymmetry signal is suggestive but inconclusive.</w:t>
       </w:r>
     </w:p>
     <w:p>
@@ -10562,7 +11390,32 @@
         <w:t xml:space="preserve"> </w:t>
       </w:r>
       <w:r>
-        <w:t xml:space="preserve">(Kendall’s τ): τ = −0.134,</w:t>
+        <w:t xml:space="preserve">(Kendall’s</w:t>
+      </w:r>
+      <w:r>
+        <w:t xml:space="preserve"> </w:t>
+      </w:r>
+      <m:oMath>
+        <m:r>
+          <m:t>τ</m:t>
+        </m:r>
+      </m:oMath>
+      <w:r>
+        <w:t xml:space="preserve">):</w:t>
+      </w:r>
+      <w:r>
+        <w:t xml:space="preserve"> </w:t>
+      </w:r>
+      <m:oMath>
+        <m:r>
+          <m:t>τ</m:t>
+        </m:r>
+      </m:oMath>
+      <w:r>
+        <w:t xml:space="preserve"> </w:t>
+      </w:r>
+      <w:r>
+        <w:t xml:space="preserve">= −0.134,</w:t>
       </w:r>
       <w:r>
         <w:t xml:space="preserve"> </w:t>
@@ -10638,7 +11491,7 @@
         <w:t xml:space="preserve"> </w:t>
       </w:r>
       <w:r>
-        <w:t xml:space="preserve">= 0.035 (95% CI [0.023, 0.048]), a conservative lower bound. The effect remains positive and significant but is substantially attenuated from the raw estimate (0.074 → 0.035).</w:t>
+        <w:t xml:space="preserve">= 0.035 (95% CI [0.023, 0.048]), a conservative lower bound. The effect remains positive and significant but is substantially attenuated from the raw estimate (0.074 to 0.035).</w:t>
       </w:r>
     </w:p>
     <w:p>
@@ -10756,15 +11609,25 @@
       <w:r>
         <w:t xml:space="preserve">= 0.074. Together with the substantial unexplained heterogeneity (</w:t>
       </w:r>
-      <w:r>
-        <w:rPr>
-          <w:iCs/>
-          <w:i/>
-        </w:rPr>
-        <w:t xml:space="preserve">I</w:t>
-      </w:r>
-      <w:r>
-        <w:t xml:space="preserve">² = 62.4%) and non-significant moderator tests (Sections 4.3–4.5), the publication bias evidence suggests that the apparent average I-P effect is upwardly inflated in the published literature. The true population effect may be closer to</w:t>
+      <m:oMath>
+        <m:sSup>
+          <m:e>
+            <m:r>
+              <m:t>I</m:t>
+            </m:r>
+          </m:e>
+          <m:sup>
+            <m:r>
+              <m:t>2</m:t>
+            </m:r>
+          </m:sup>
+        </m:sSup>
+      </m:oMath>
+      <w:r>
+        <w:t xml:space="preserve"> </w:t>
+      </w:r>
+      <w:r>
+        <w:t xml:space="preserve">= 62.4%) and non-significant moderator tests (Sections 4.3–4.5), the publication bias evidence suggests that the apparent average I-P effect is upwardly inflated in the published literature. The true population effect may be closer to</w:t>
       </w:r>
       <w:r>
         <w:t xml:space="preserve"> </w:t>
@@ -10779,8 +11642,19 @@
       <w:r>
         <w:t xml:space="preserve"> </w:t>
       </w:r>
-      <w:r>
-        <w:t xml:space="preserve">≈ 0.035.</w:t>
+      <m:oMath>
+        <m:r>
+          <m:rPr>
+            <m:sty m:val="p"/>
+          </m:rPr>
+          <m:t>≈</m:t>
+        </m:r>
+      </m:oMath>
+      <w:r>
+        <w:t xml:space="preserve"> </w:t>
+      </w:r>
+      <w:r>
+        <w:t xml:space="preserve">0.035.</w:t>
       </w:r>
     </w:p>
     <w:p>
@@ -12485,7 +13359,21 @@
         <w:t xml:space="preserve"> </w:t>
       </w:r>
       <w:r>
-        <w:t xml:space="preserve">= 58 imputed studies) and significant Begg’s τ (</w:t>
+        <w:t xml:space="preserve">= 58 imputed studies) and significant Begg’s</w:t>
+      </w:r>
+      <w:r>
+        <w:t xml:space="preserve"> </w:t>
+      </w:r>
+      <m:oMath>
+        <m:r>
+          <m:t>τ</m:t>
+        </m:r>
+      </m:oMath>
+      <w:r>
+        <w:t xml:space="preserve"> </w:t>
+      </w:r>
+      <w:r>
+        <w:t xml:space="preserve">(</w:t>
       </w:r>
       <w:r>
         <w:rPr>
@@ -12751,8 +13639,19 @@
       <w:r>
         <w:t xml:space="preserve"> </w:t>
       </w:r>
-      <w:r>
-        <w:t xml:space="preserve">≈ 5, wide CI) does not permit definitive conclusions about the</w:t>
+      <m:oMath>
+        <m:r>
+          <m:rPr>
+            <m:sty m:val="p"/>
+          </m:rPr>
+          <m:t>≈</m:t>
+        </m:r>
+      </m:oMath>
+      <w:r>
+        <w:t xml:space="preserve"> </w:t>
+      </w:r>
+      <w:r>
+        <w:t xml:space="preserve">5, wide CI) does not permit definitive conclusions about the</w:t>
       </w:r>
       <w:r>
         <w:t xml:space="preserve"> </w:t>
@@ -12770,7 +13669,35 @@
         <w:t xml:space="preserve"> </w:t>
       </w:r>
       <w:r>
-        <w:t xml:space="preserve">hypothesis, a targeted search for SIDS-focused primary studies (as specified in Appendix B) is required before meta-analytic SIDS effects are precise. (2) The cDAI × ICRV joint moderation (three-way interaction) is underpowered in the current dataset (</w:t>
+        <w:t xml:space="preserve">hypothesis, a targeted search for SIDS-focused primary studies (as specified in Appendix B) is required before meta-analytic SIDS effects are precise. (2) The c</w:t>
+      </w:r>
+      <m:oMath>
+        <m:r>
+          <m:rPr>
+            <m:nor/>
+            <m:sty m:val="p"/>
+          </m:rPr>
+          <m:t>DAI</m:t>
+        </m:r>
+        <m:r>
+          <m:rPr>
+            <m:sty m:val="p"/>
+          </m:rPr>
+          <m:t>×</m:t>
+        </m:r>
+        <m:r>
+          <m:rPr>
+            <m:nor/>
+            <m:sty m:val="p"/>
+          </m:rPr>
+          <m:t>ICRV</m:t>
+        </m:r>
+      </m:oMath>
+      <w:r>
+        <w:t xml:space="preserve"> </w:t>
+      </w:r>
+      <w:r>
+        <w:t xml:space="preserve">joint moderation (three-way interaction) is underpowered in the current dataset (</w:t>
       </w:r>
       <w:r>
         <w:rPr>
@@ -12908,15 +13835,34 @@
       <w:r>
         <w:t xml:space="preserve"> </w:t>
       </w:r>
-      <w:r>
-        <w:rPr>
-          <w:iCs/>
-          <w:i/>
-        </w:rPr>
-        <w:t xml:space="preserve">I</w:t>
-      </w:r>
-      <w:r>
-        <w:t xml:space="preserve">²_total = 62.4%) confirms a small but consistent positive I-P relationship globally, robust across seven sensitivity checks.</w:t>
+      <m:oMath>
+        <m:sSubSup>
+          <m:e>
+            <m:r>
+              <m:t>I</m:t>
+            </m:r>
+          </m:e>
+          <m:sub>
+            <m:r>
+              <m:rPr>
+                <m:nor/>
+                <m:sty m:val="p"/>
+              </m:rPr>
+              <m:t>total</m:t>
+            </m:r>
+          </m:sub>
+          <m:sup>
+            <m:r>
+              <m:t>2</m:t>
+            </m:r>
+          </m:sup>
+        </m:sSubSup>
+      </m:oMath>
+      <w:r>
+        <w:t xml:space="preserve"> </w:t>
+      </w:r>
+      <w:r>
+        <w:t xml:space="preserve">= 62.4%) confirms a small but consistent positive I-P relationship globally, robust across seven sensitivity checks.</w:t>
       </w:r>
     </w:p>
     <w:p>
@@ -13124,18 +14070,39 @@
       <w:r>
         <w:t xml:space="preserve"> </w:t>
       </w:r>
-      <w:r>
-        <w:t xml:space="preserve">≈ 0.035 than the oft-cited figures in the 0.07–0.10 range. The heterogeneity puzzle (</w:t>
-      </w:r>
-      <w:r>
-        <w:rPr>
-          <w:iCs/>
-          <w:i/>
-        </w:rPr>
-        <w:t xml:space="preserve">I</w:t>
-      </w:r>
-      <w:r>
-        <w:t xml:space="preserve">² = 62.4%) remains largely unresolved, and is dominated by within-study variance (Level 2, 54.1%) rather than between-study differences (Level 3, 8.4%), suggesting that methodological choices within papers, effect-size operationalization, sample windows, controls, contribute far more to heterogeneity than cross-country institutional differences.</w:t>
+      <m:oMath>
+        <m:r>
+          <m:rPr>
+            <m:sty m:val="p"/>
+          </m:rPr>
+          <m:t>≈</m:t>
+        </m:r>
+      </m:oMath>
+      <w:r>
+        <w:t xml:space="preserve"> </w:t>
+      </w:r>
+      <w:r>
+        <w:t xml:space="preserve">0.035 than the oft-cited figures in the 0.07–0.10 range. The heterogeneity puzzle (</w:t>
+      </w:r>
+      <m:oMath>
+        <m:sSup>
+          <m:e>
+            <m:r>
+              <m:t>I</m:t>
+            </m:r>
+          </m:e>
+          <m:sup>
+            <m:r>
+              <m:t>2</m:t>
+            </m:r>
+          </m:sup>
+        </m:sSup>
+      </m:oMath>
+      <w:r>
+        <w:t xml:space="preserve"> </w:t>
+      </w:r>
+      <w:r>
+        <w:t xml:space="preserve">= 62.4%) remains largely unresolved, and is dominated by within-study variance (Level 2, 54.1%) rather than between-study differences (Level 3, 8.4%), suggesting that methodological choices within papers, effect-size operationalization, sample windows, controls, contribute far more to heterogeneity than cross-country institutional differences.</w:t>
       </w:r>
     </w:p>
     <w:p>
@@ -13337,8 +14304,19 @@
       <w:r>
         <w:t xml:space="preserve"> </w:t>
       </w:r>
-      <w:r>
-        <w:t xml:space="preserve">≥ 400 corpus. Third, the substantial publication bias finding (</w:t>
+      <m:oMath>
+        <m:r>
+          <m:rPr>
+            <m:sty m:val="p"/>
+          </m:rPr>
+          <m:t>≥</m:t>
+        </m:r>
+      </m:oMath>
+      <w:r>
+        <w:t xml:space="preserve"> </w:t>
+      </w:r>
+      <w:r>
+        <w:t xml:space="preserve">400 corpus. Third, the substantial publication bias finding (</w:t>
       </w:r>
       <w:r>
         <w:rPr>
@@ -14590,7 +15568,41 @@
         <w:br/>
       </w:r>
       <w:r>
-        <w:t xml:space="preserve">Follows PRISMA 2020 (Page et al., 2021). Numbers marked ✓ are confirmed. Path A (analyzed corpus): supplementary records screened ≈ 497 (backward citation scan of anchor meta-analyses ≈ 478 + hand-search n = 19) → included k = 238, K = 288. Path B (expansion, in progress) is detailed below.</w:t>
+        <w:t xml:space="preserve">Follows PRISMA 2020 (Page et al., 2021). Numbers marked ✓ are confirmed. Path A (analyzed corpus): supplementary records screened</w:t>
+      </w:r>
+      <w:r>
+        <w:t xml:space="preserve"> </w:t>
+      </w:r>
+      <m:oMath>
+        <m:r>
+          <m:rPr>
+            <m:sty m:val="p"/>
+          </m:rPr>
+          <m:t>≈</m:t>
+        </m:r>
+      </m:oMath>
+      <w:r>
+        <w:t xml:space="preserve"> </w:t>
+      </w:r>
+      <w:r>
+        <w:t xml:space="preserve">497 (backward citation scan of anchor meta-analyses</w:t>
+      </w:r>
+      <w:r>
+        <w:t xml:space="preserve"> </w:t>
+      </w:r>
+      <m:oMath>
+        <m:r>
+          <m:rPr>
+            <m:sty m:val="p"/>
+          </m:rPr>
+          <m:t>≈</m:t>
+        </m:r>
+      </m:oMath>
+      <w:r>
+        <w:t xml:space="preserve"> </w:t>
+      </w:r>
+      <w:r>
+        <w:t xml:space="preserve">478 + hand-search n = 19) to included k = 238, K = 288. Path B (expansion, in progress) is detailed below.</w:t>
       </w:r>
     </w:p>
     <w:p>
@@ -14667,7 +15679,7 @@
         <w:rPr>
           <w:rStyle w:val="VerbatimChar"/>
         </w:rPr>
-        <w:t xml:space="preserve">After cross-database deduplication (DOI-exact + title-fuzzy ≥85%):</w:t>
+        <w:t xml:space="preserve">After cross-database deduplication (DOI-exact + title-fuzzy $\geq$85%):</w:t>
       </w:r>
       <w:r>
         <w:br/>
@@ -14742,7 +15754,7 @@
         <w:rPr>
           <w:rStyle w:val="VerbatimChar"/>
         </w:rPr>
-        <w:t xml:space="preserve">  Backward citation scan (5 anchor meta-analyses):  n ≈ 478 screened</w:t>
+        <w:t xml:space="preserve">  Backward citation scan (5 anchor meta-analyses):  n $\approx$ 478 screened</w:t>
       </w:r>
       <w:r>
         <w:br/>
@@ -14769,7 +15781,7 @@
         <w:rPr>
           <w:rStyle w:val="VerbatimChar"/>
         </w:rPr>
-        <w:t xml:space="preserve">  Total records identified:                         N = 3,263 (databases) + ≈497 (supplementary) ✓</w:t>
+        <w:t xml:space="preserve">  Total records identified:                         N = 3,263 (databases) + $\approx$497 (supplementary) ✓</w:t>
       </w:r>
       <w:r>
         <w:br/>
@@ -14817,7 +15829,7 @@
         <w:rPr>
           <w:rStyle w:val="VerbatimChar"/>
         </w:rPr>
-        <w:t xml:space="preserve">    - No internationalization × performance signal  : n ≈ 1,200</w:t>
+        <w:t xml:space="preserve">    - No internationalization $\times$ performance signal  : n $\approx$ 1,200</w:t>
       </w:r>
       <w:r>
         <w:br/>
@@ -14826,7 +15838,7 @@
         <w:rPr>
           <w:rStyle w:val="VerbatimChar"/>
         </w:rPr>
-        <w:t xml:space="preserve">    - Systematic reviews / meta-analyses            : n ≈   97</w:t>
+        <w:t xml:space="preserve">    - Systematic reviews / meta-analyses            : n $\approx$   97</w:t>
       </w:r>
       <w:r>
         <w:br/>
@@ -14835,7 +15847,7 @@
         <w:rPr>
           <w:rStyle w:val="VerbatimChar"/>
         </w:rPr>
-        <w:t xml:space="preserve">    - Qualitative / conceptual / medical            : n ≈  100</w:t>
+        <w:t xml:space="preserve">    - Qualitative / conceptual / medical            : n $\approx$  100</w:t>
       </w:r>
       <w:r>
         <w:br/>
@@ -14985,7 +15997,7 @@
         <w:rPr>
           <w:rStyle w:val="VerbatimChar"/>
         </w:rPr>
-        <w:t xml:space="preserve">      Duplicates of existing database:               n =     6  → excluded</w:t>
+        <w:t xml:space="preserve">      Duplicates of existing database:               n =     6 to excluded</w:t>
       </w:r>
       <w:r>
         <w:br/>
@@ -15345,7 +16357,7 @@
         <w:rPr>
           <w:rStyle w:val="VerbatimChar"/>
         </w:rPr>
-        <w:t xml:space="preserve">  Extraction pre-screen — Round 9 (worklist v11→v12, 19/05/2026,</w:t>
+        <w:t xml:space="preserve">  Extraction pre-screen — Round 9 (worklist v11 to v12, 19/05/2026,</w:t>
       </w:r>
       <w:r>
         <w:br/>
@@ -16532,7 +17544,30 @@
         <w:t xml:space="preserve"> </w:t>
       </w:r>
       <w:r>
-        <w:t xml:space="preserve">Lower total I² in the three-level model (62.4% vs. 87.92%) reflects the expanded</w:t>
+        <w:t xml:space="preserve">Lower total</w:t>
+      </w:r>
+      <w:r>
+        <w:t xml:space="preserve"> </w:t>
+      </w:r>
+      <m:oMath>
+        <m:sSup>
+          <m:e>
+            <m:r>
+              <m:t>I</m:t>
+            </m:r>
+          </m:e>
+          <m:sup>
+            <m:r>
+              <m:t>2</m:t>
+            </m:r>
+          </m:sup>
+        </m:sSup>
+      </m:oMath>
+      <w:r>
+        <w:t xml:space="preserve"> </w:t>
+      </w:r>
+      <w:r>
+        <w:t xml:space="preserve">in the three-level model (62.4% vs. 87.92%) reflects the expanded</w:t>
       </w:r>
       <w:r>
         <w:t xml:space="preserve"> </w:t>
@@ -16567,7 +17602,36 @@
           <w:iCs/>
           <w:i/>
         </w:rPr>
-        <w:t xml:space="preserve">Word count (excluding tables, references, appendices): ≈ 6,900 words</w:t>
+        <w:t xml:space="preserve">Word count (excluding tables, references, appendices):</w:t>
+      </w:r>
+      <w:r>
+        <w:rPr>
+          <w:iCs/>
+          <w:i/>
+        </w:rPr>
+        <w:t xml:space="preserve"> </w:t>
+      </w:r>
+      <m:oMath>
+        <m:r>
+          <m:rPr>
+            <m:sty m:val="p"/>
+          </m:rPr>
+          <m:t>≈</m:t>
+        </m:r>
+      </m:oMath>
+      <w:r>
+        <w:rPr>
+          <w:iCs/>
+          <w:i/>
+        </w:rPr>
+        <w:t xml:space="preserve"> </w:t>
+      </w:r>
+      <w:r>
+        <w:rPr>
+          <w:iCs/>
+          <w:i/>
+        </w:rPr>
+        <w:t xml:space="preserve">6,900 words</w:t>
       </w:r>
       <w:r>
         <w:t xml:space="preserve"> </w:t>

--- a/dist/HO_SO_NOP/05_BAI_BAO_EN/p6_meta_en.docx
+++ b/dist/HO_SO_NOP/05_BAI_BAO_EN/p6_meta_en.docx
@@ -88,24 +88,27 @@
         <w:pStyle w:val="FirstParagraph"/>
       </w:pPr>
       <w:r>
-        <w:t xml:space="preserve">This study reports the first three-level meta-analytic regression analysis (MARA) of the internationalization–performance (I-P) relationship to test whether country-level digital adoption (cDAI), institutional context regime (ICRV), and Digital Paradox Lifecycle (DPL) phase moderate it. Following PRISMA 2020, a systematic review combining backward and forward citation tracking of five anchor meta-analyses with hand-search assembles an analyzed corpus of k = 238 studies and K = 288 effect sizes from 49 economies; a Web of Science and Scopus database search (1977–2026) was additionally conducted to scope a pre-registered expansion whose full-text extraction is ongoing. Three-level MARA decomposes within- and between-study heterogeneity using metafor, under OSF pre-registration with a pre-specified inter-coder reliability threshold of κ</w:t>
+        <w:t xml:space="preserve">This study reports the first three-level meta-analytic regression analysis (MARA) of the internationalization–performance (I-P) relationship to test whether country-level digital adoption (cDAI), institutional context regime (ICRV), and Digital Paradox Lifecycle (DPL) phase moderate it. Following PRISMA 2020, a systematic review combining backward and forward citation tracking of five anchor meta-analyses with hand-search assembles an analyzed corpus of k = 238 studies and K = 288 effect sizes from 49 economies; a Web of Science and Scopus database search (1977–2026) was additionally conducted to scope a pre-registered expansion whose full-text extraction is ongoing. Three-level MARA decomposes within- and between-study heterogeneity using metafor, under OSF pre-registration with a pre-specified inter-coder reliability threshold of</w:t>
       </w:r>
       <w:r>
         <w:t xml:space="preserve"> </w:t>
       </w:r>
       <m:oMath>
+        <m:r>
+          <m:t>κ</m:t>
+        </m:r>
         <m:r>
           <m:rPr>
             <m:sty m:val="p"/>
           </m:rPr>
           <m:t>≥</m:t>
         </m:r>
+        <m:r>
+          <m:t>0.70</m:t>
+        </m:r>
       </m:oMath>
       <w:r>
-        <w:t xml:space="preserve"> </w:t>
-      </w:r>
-      <w:r>
-        <w:t xml:space="preserve">0.70. The baseline pooled effect is r = .074 (95% CI [.060, .088], p &lt; .001;</w:t>
+        <w:t xml:space="preserve">. The baseline pooled effect is r = .074 (95% CI [.060, .088], p &lt; .001;</w:t>
       </w:r>
       <w:r>
         <w:t xml:space="preserve"> </w:t>
@@ -2895,10 +2898,24 @@
         <w:t xml:space="preserve"> </w:t>
       </w:r>
       <w:r>
-        <w:t xml:space="preserve">= 3,263. After cross-database deduplication (DOI-exact + title-fuzzy $</w:t>
-      </w:r>
-      <w:r>
-        <w:t xml:space="preserve">$85%):</w:t>
+        <w:t xml:space="preserve">= 3,263. After cross-database deduplication (DOI-exact + title-fuzzy</w:t>
+      </w:r>
+      <w:r>
+        <w:t xml:space="preserve"> </w:t>
+      </w:r>
+      <m:oMath>
+        <m:r>
+          <m:rPr>
+            <m:sty m:val="p"/>
+          </m:rPr>
+          <m:t>≥</m:t>
+        </m:r>
+      </m:oMath>
+      <w:r>
+        <w:t xml:space="preserve"> </w:t>
+      </w:r>
+      <w:r>
+        <w:t xml:space="preserve">85%):</w:t>
       </w:r>
       <w:r>
         <w:t xml:space="preserve"> </w:t>
@@ -4229,24 +4246,44 @@
         <w:pStyle w:val="BodyText"/>
       </w:pPr>
       <w:r>
-        <w:t xml:space="preserve">ICR was assessed using Cohen’s κ for categorical variables (ICRV regime, DPL phase, industry sector, DOI measure type, performance measure type) and the two-way random-effects ICC(2,1) for continuous cDAI scores. The target threshold of κ</w:t>
+        <w:t xml:space="preserve">ICR was assessed using Cohen’s</w:t>
       </w:r>
       <w:r>
         <w:t xml:space="preserve"> </w:t>
       </w:r>
       <m:oMath>
+        <m:r>
+          <m:t>κ</m:t>
+        </m:r>
+      </m:oMath>
+      <w:r>
+        <w:t xml:space="preserve"> </w:t>
+      </w:r>
+      <w:r>
+        <w:t xml:space="preserve">for categorical variables (ICRV regime, DPL phase, industry sector, DOI measure type, performance measure type) and the two-way random-effects ICC(2,1) for continuous cDAI scores. The target threshold of</w:t>
+      </w:r>
+      <w:r>
+        <w:t xml:space="preserve"> </w:t>
+      </w:r>
+      <m:oMath>
+        <m:r>
+          <m:t>κ</m:t>
+        </m:r>
         <m:r>
           <m:rPr>
             <m:sty m:val="p"/>
           </m:rPr>
           <m:t>≥</m:t>
         </m:r>
+        <m:r>
+          <m:t>0.70</m:t>
+        </m:r>
       </m:oMath>
       <w:r>
         <w:t xml:space="preserve"> </w:t>
       </w:r>
       <w:r>
-        <w:t xml:space="preserve">0.70 follows Landis and Koch’s (1977)</w:t>
+        <w:t xml:space="preserve">follows Landis and Koch’s (1977)</w:t>
       </w:r>
       <w:r>
         <w:t xml:space="preserve"> </w:t>
@@ -7393,24 +7430,30 @@
         <w:t xml:space="preserve"> </w:t>
       </w:r>
       <w:r>
-        <w:t xml:space="preserve">Target threshold: κ</w:t>
+        <w:t xml:space="preserve">Target threshold:</w:t>
       </w:r>
       <w:r>
         <w:t xml:space="preserve"> </w:t>
       </w:r>
       <m:oMath>
+        <m:r>
+          <m:t>κ</m:t>
+        </m:r>
         <m:r>
           <m:rPr>
             <m:sty m:val="p"/>
           </m:rPr>
           <m:t>≥</m:t>
         </m:r>
+        <m:r>
+          <m:t>0.70</m:t>
+        </m:r>
       </m:oMath>
       <w:r>
         <w:t xml:space="preserve"> </w:t>
       </w:r>
       <w:r>
-        <w:t xml:space="preserve">0.70 (Landis &amp; Koch, 1977) for all categorical moderators and ICC(2,1)</w:t>
+        <w:t xml:space="preserve">(Landis &amp; Koch, 1977) for all categorical moderators and ICC(2,1)</w:t>
       </w:r>
       <w:r>
         <w:t xml:space="preserve"> </w:t>
@@ -15679,7 +15722,7 @@
         <w:rPr>
           <w:rStyle w:val="VerbatimChar"/>
         </w:rPr>
-        <w:t xml:space="preserve">After cross-database deduplication (DOI-exact + title-fuzzy $\geq$85%):</w:t>
+        <w:t xml:space="preserve">After cross-database deduplication (DOI-exact + title-fuzzy $\geq$ 85%):</w:t>
       </w:r>
       <w:r>
         <w:br/>
@@ -15781,7 +15824,7 @@
         <w:rPr>
           <w:rStyle w:val="VerbatimChar"/>
         </w:rPr>
-        <w:t xml:space="preserve">  Total records identified:                         N = 3,263 (databases) + $\approx$497 (supplementary) ✓</w:t>
+        <w:t xml:space="preserve">  Total records identified:                         N = 3,263 (databases) + $\approx$ 497 (supplementary) ✓</w:t>
       </w:r>
       <w:r>
         <w:br/>

--- a/dist/HO_SO_NOP/05_BAI_BAO_EN/p6_meta_en.docx
+++ b/dist/HO_SO_NOP/05_BAI_BAO_EN/p6_meta_en.docx
@@ -88,27 +88,7 @@
         <w:pStyle w:val="FirstParagraph"/>
       </w:pPr>
       <w:r>
-        <w:t xml:space="preserve">This study reports the first three-level meta-analytic regression analysis (MARA) of the internationalization–performance (I-P) relationship to test whether country-level digital adoption (cDAI), institutional context regime (ICRV), and Digital Paradox Lifecycle (DPL) phase moderate it. Following PRISMA 2020, a systematic review combining backward and forward citation tracking of five anchor meta-analyses with hand-search assembles an analyzed corpus of k = 238 studies and K = 288 effect sizes from 49 economies; a Web of Science and Scopus database search (1977–2026) was additionally conducted to scope a pre-registered expansion whose full-text extraction is ongoing. Three-level MARA decomposes within- and between-study heterogeneity using metafor, under OSF pre-registration with a pre-specified inter-coder reliability threshold of</w:t>
-      </w:r>
-      <w:r>
-        <w:t xml:space="preserve"> </w:t>
-      </w:r>
-      <m:oMath>
-        <m:r>
-          <m:t>κ</m:t>
-        </m:r>
-        <m:r>
-          <m:rPr>
-            <m:sty m:val="p"/>
-          </m:rPr>
-          <m:t>≥</m:t>
-        </m:r>
-        <m:r>
-          <m:t>0.70</m:t>
-        </m:r>
-      </m:oMath>
-      <w:r>
-        <w:t xml:space="preserve">. The baseline pooled effect is r = .074 (95% CI [.060, .088], p &lt; .001;</w:t>
+        <w:t xml:space="preserve">This study reports the first three-level meta-analytic regression analysis (MARA) of the internationalization–performance (I-P) relationship to test whether country-level digital adoption (cDAI), institutional context regime (ICRV), and Digital Paradox Lifecycle (DPL) phase moderate it. Following PRISMA 2020, a systematic review combining backward and forward citation tracking of five anchor meta-analyses with hand-search assembles an analyzed corpus of k = 238 studies and K = 288 effect sizes from 49 economies; a Web of Science and Scopus database search (1977–2026) was additionally conducted to scope a pre-registered expansion whose full-text extraction is ongoing. Three-level MARA decomposes within- and between-study heterogeneity using metafor, under OSF pre-registration of the hypotheses and analysis plan. The baseline pooled effect is r = .074 (95% CI [.060, .088], p &lt; .001;</w:t>
       </w:r>
       <w:r>
         <w:t xml:space="preserve"> </w:t>
@@ -131,7 +111,7 @@
         <w:t xml:space="preserve"> </w:t>
       </w:r>
       <w:r>
-        <w:t xml:space="preserve">= 62.4%). The hypothesized moderators show limited support: the full-sample ICRV omnibus is significant (Q_M = 17.35, df = 4, p = .002) but is not robust, a drop-Frontier sensitivity test on the four well-populated regimes reduces it to non-significance (Q_M = 1.49, p = .68), while cDAI and DPL moderation are non-significant throughout. The most consequential result is substantial publication bias: trim-and-fill imputes k = 58 missing studies, cutting the pooled effect to r = .035 (95% CI [.023, .048]), an implied ~53% attenuation (Begg p &lt; .001; Egger p = .057). These findings reframe the heterogeneity puzzle: unexplained variance in I-P may reflect publication-side selection more than institutional or digital contingencies, calling for pre-registered replication with larger between-regime samples.</w:t>
+        <w:t xml:space="preserve">= 87.8%). The hypothesized moderators show limited support: the full-sample ICRV omnibus is significant (Q_M = 17.35, df = 4, p = .002) but is not robust, a drop-Frontier sensitivity test on the four well-populated regimes reduces it to non-significance (Q_M = 1.49, p = .68), while cDAI and DPL moderation are non-significant throughout. The most consequential result is substantial publication bias: trim-and-fill imputes k = 58 missing studies, cutting the pooled effect to r = .035 (95% CI [.023, .048]), an implied ~53% attenuation (Begg p &lt; .001; Egger p = .057). These findings reframe the heterogeneity puzzle: unexplained variance in I-P may reflect publication-side selection more than institutional or digital contingencies, calling for pre-registered replication with larger between-regime samples.</w:t>
       </w:r>
     </w:p>
     <w:p>
@@ -801,7 +781,7 @@
         <w:t xml:space="preserve"> </w:t>
       </w:r>
       <w:r>
-        <w:t xml:space="preserve">= 62.4%) remains unresolved by the tested moderators, suggesting that future research should test alternative theoretical contingencies or that between-study heterogeneity is dominated by within-paper variance (Level 2, 54.1%) rather than between-country differences (Level 3, 8.4%).</w:t>
+        <w:t xml:space="preserve">= 87.8%) remains unresolved by the tested moderators, suggesting that future research should test alternative theoretical contingencies or that between-study heterogeneity is dominated by within-paper variance (Level 2, 76.1%) rather than between-country differences (Level 3, 11.8%).</w:t>
       </w:r>
     </w:p>
     <w:p>
@@ -1746,7 +1726,20 @@
         <w:t xml:space="preserve">r̄</w:t>
       </w:r>
       <w:r>
-        <w:t xml:space="preserve">_adj &gt; 0); (H4c) Orwin’s (1983) fail-safe N is expected to substantially exceed the threshold of 2,000 studies required to reduce the pooled effect to a negligible level, confirming that the positive I-P effect is not an artifact of publication bias alone.</w:t>
+        <w:t xml:space="preserve">_adj &gt; 0); (H4c) the fail-safe N is expected to substantially exceed Rosenthal’s (1991) tolerance criterion of 5</w:t>
+      </w:r>
+      <w:r>
+        <w:rPr>
+          <w:iCs/>
+          <w:i/>
+        </w:rPr>
+        <w:t xml:space="preserve">k</w:t>
+      </w:r>
+      <w:r>
+        <w:t xml:space="preserve"> </w:t>
+      </w:r>
+      <w:r>
+        <w:t xml:space="preserve">+ 10 (here 1,200), confirming that the positive I-P effect is not an artifact of publication bias alone.</w:t>
       </w:r>
     </w:p>
     <w:bookmarkEnd w:id="26"/>
@@ -1909,7 +1902,7 @@
           <w:iCs/>
           <w:i/>
         </w:rPr>
-        <w:t xml:space="preserve">(2) = 54.1%) within between-study heterogeneity (between-study</w:t>
+        <w:t xml:space="preserve">(2) = 76.1%) within between-study heterogeneity (between-study</w:t>
       </w:r>
       <w:r>
         <w:rPr>
@@ -1983,7 +1976,7 @@
         </m:sSup>
       </m:oMath>
       <w:r>
-        <w:t xml:space="preserve">(3) = 8.4%); total</w:t>
+        <w:t xml:space="preserve">(3) = 11.8%); total</w:t>
       </w:r>
       <w:r>
         <w:t xml:space="preserve"> </w:t>
@@ -2006,7 +1999,7 @@
         <w:t xml:space="preserve"> </w:t>
       </w:r>
       <w:r>
-        <w:t xml:space="preserve">= 62.4%. Publication bias (H4 confirmed): Egger’s b = 0.475 (SE = 0.250, p = .057), Begg’s</w:t>
+        <w:t xml:space="preserve">= 87.8%. Publication bias (H4 confirmed): Egger’s b = 0.475 (SE = 0.250, p = .057), Begg’s</w:t>
       </w:r>
       <w:r>
         <w:t xml:space="preserve"> </w:t>
@@ -2346,7 +2339,47 @@
         <w:t xml:space="preserve"> </w:t>
       </w:r>
       <w:r>
-        <w:t xml:space="preserve">Three operational refinements were made after registration and are disclosed here for transparency; none alters the registered hypotheses, the primary three-level model, or the analysis plan. First, the ICRV moderator was re-specified from the registered six-level ordinal scheme to the WGI Rule-of-Law-anchored coding reported in Section 2 (Codes I, II, III, FR, SIDS), and a multi-country category (MX) was added for pooled samples spanning two or more regimes with no single modal-country regime contributing at least 60% of the sample; the registered protocol had instead folded multi-country studies into the emerging-market code. Second, the DPL moderator was re-specified from the registered publication-year bins (pre-2000 / 2000–2009 / 2010–2026) to the data-period Precede/Span/Follow construct anchored on the 2009 digital-productivity inflection point (Section 2.3), which more directly operationalises the underlying J-curve logic. Third, publication-bias diagnostics, planned in the registration as a robustness analysis, are reported as a labelled hypothesis (H4) because the magnitude of the trim-and-fill adjustment became a primary finding. The extraction codebook accompanying the data (v1.1) documents the coding actually applied; the registered v1.0 scheme remains in the frozen OSF record.</w:t>
+        <w:t xml:space="preserve">Four operational refinements were made after registration and are disclosed here for transparency; none alters the registered hypotheses, the primary three-level model, or the analysis plan. First, the ICRV moderator was re-specified from the registered six-level ordinal scheme to the WGI Rule-of-Law-anchored coding reported in Section 2 (Codes I, II, III, FR, SIDS), and a multi-country category (MX) was added for pooled samples spanning two or more regimes with no single modal-country regime contributing at least 60% of the sample; the registered protocol had instead folded multi-country studies into the emerging-market code. Second, the DPL moderator was re-specified from the registered publication-year bins (pre-2000 / 2000–2009 / 2010–2026) to the data-period Precede/Span/Follow construct anchored on the 2009 digital-productivity inflection point (Section 2.3), which more directly operationalises the underlying J-curve logic. Third, publication-bias diagnostics, planned in the registration as a robustness analysis, are reported as a labelled hypothesis (H4) because the magnitude of the trim-and-fill adjustment became a primary finding. Fourth, the registered inter-coder reliability protocol (Section 8.3 of the registration: a 20% double-coded subsample with Cohen’s</w:t>
+      </w:r>
+      <w:r>
+        <w:t xml:space="preserve"> </w:t>
+      </w:r>
+      <m:oMath>
+        <m:r>
+          <m:t>κ</m:t>
+        </m:r>
+        <m:r>
+          <m:rPr>
+            <m:sty m:val="p"/>
+          </m:rPr>
+          <m:t>≥</m:t>
+        </m:r>
+        <m:r>
+          <m:t>0.70</m:t>
+        </m:r>
+      </m:oMath>
+      <w:r>
+        <w:t xml:space="preserve"> </w:t>
+      </w:r>
+      <w:r>
+        <w:t xml:space="preserve">and ICC</w:t>
+      </w:r>
+      <w:r>
+        <w:t xml:space="preserve"> </w:t>
+      </w:r>
+      <m:oMath>
+        <m:r>
+          <m:rPr>
+            <m:sty m:val="p"/>
+          </m:rPr>
+          <m:t>≥</m:t>
+        </m:r>
+        <m:r>
+          <m:t>0.80</m:t>
+        </m:r>
+      </m:oMath>
+      <w:r>
+        <w:t xml:space="preserve">) was not executed as registered: a second independent coder was not available, so extraction and moderator coding were performed by a single coder (the first author). Consequently, no inter-coder reliability statistics are reported; coding quality was instead supported by pilot calibration and double-entry verification (Section 3.3.2), and a dual-coded reliability check is a stated priority for the planned formal-search expansion. The extraction codebook accompanying the data (v1.1) documents the coding actually applied; the registered v1.0 scheme remains in the frozen OSF record.</w:t>
       </w:r>
     </w:p>
     <w:bookmarkEnd w:id="32"/>
@@ -4142,17 +4175,17 @@
         <w:pStyle w:val="BodyText"/>
       </w:pPr>
       <w:r>
-        <w:t xml:space="preserve">All extracted and coded records were entered into the permanent study database and subject to double-entry verification as part of the inter-coder reliability protocol described in Section 3.3.2.</w:t>
+        <w:t xml:space="preserve">All extracted and coded records were entered into the permanent study database and subject to the double-entry verification described in Section 3.3.2.</w:t>
       </w:r>
     </w:p>
     <w:bookmarkEnd w:id="34"/>
-    <w:bookmarkStart w:id="35" w:name="inter-coder-reliability-assessment"/>
+    <w:bookmarkStart w:id="35" w:name="coding-quality-and-verification"/>
     <w:p>
       <w:pPr>
         <w:pStyle w:val="Heading4"/>
       </w:pPr>
       <w:r>
-        <w:t xml:space="preserve">3.3.2 Inter-Coder Reliability Assessment</w:t>
+        <w:t xml:space="preserve">3.3.2 Coding Quality and Verification</w:t>
       </w:r>
     </w:p>
     <w:p>
@@ -4160,68 +4193,141 @@
         <w:pStyle w:val="FirstParagraph"/>
       </w:pPr>
       <w:r>
-        <w:t xml:space="preserve">The inter-coder reliability (ICR) protocol followed a three-stage design. In</w:t>
-      </w:r>
-      <w:r>
-        <w:t xml:space="preserve"> </w:t>
-      </w:r>
+        <w:t xml:space="preserve">All effect-size extraction and moderator coding were performed by a single coder (the first author) against the full Appendix B coding protocol. To support coding quality, the protocol was first calibrated on a pilot set of 10 studies, with ambiguous decision rules refined and documented before full extraction proceeded. Every extracted record was then subject to double-entry verification: numeric effect-size inputs (</w:t>
+      </w:r>
+      <w:r>
+        <w:rPr>
+          <w:iCs/>
+          <w:i/>
+        </w:rPr>
+        <w:t xml:space="preserve">r</w:t>
+      </w:r>
+      <w:r>
+        <w:t xml:space="preserve">,</w:t>
+      </w:r>
+      <w:r>
+        <w:t xml:space="preserve"> </w:t>
+      </w:r>
+      <w:r>
+        <w:rPr>
+          <w:iCs/>
+          <w:i/>
+        </w:rPr>
+        <w:t xml:space="preserve">n</w:t>
+      </w:r>
+      <w:r>
+        <w:t xml:space="preserve">) and categorical moderator codes were re-entered and reconciled against the source PDF to detect transcription errors. Moderator assignments anchored in external reference tables, ICRV regime (WGI Rule of Law lookup), cDAI (World Bank/ITU indices), and DPL phase (median data year), are mechanically reproducible from the documented source values, allowing independent verification of those codes.</w:t>
+      </w:r>
+    </w:p>
+    <w:p>
+      <w:pPr>
+        <w:pStyle w:val="BodyText"/>
+      </w:pPr>
+      <w:r>
+        <w:t xml:space="preserve">Because extraction was performed by a single coder, formal inter-coder reliability statistics (Cohen’s</w:t>
+      </w:r>
+      <w:r>
+        <w:t xml:space="preserve"> </w:t>
+      </w:r>
+      <m:oMath>
+        <m:r>
+          <m:t>κ</m:t>
+        </m:r>
+      </m:oMath>
+      <w:r>
+        <w:t xml:space="preserve">) are not reported; this single-coder constraint is acknowledged in the Limitations (Section 5), and a dual-coded reliability check is a stated priority for the planned formal-search expansion.</w:t>
+      </w:r>
+    </w:p>
+    <w:bookmarkEnd w:id="35"/>
+    <w:bookmarkStart w:id="36" w:name="study-level-risk-of-bias"/>
+    <w:p>
+      <w:pPr>
+        <w:pStyle w:val="Heading4"/>
+      </w:pPr>
+      <w:r>
+        <w:t xml:space="preserve">3.3.3 Study-Level Risk of Bias</w:t>
+      </w:r>
+    </w:p>
+    <w:p>
+      <w:pPr>
+        <w:pStyle w:val="FirstParagraph"/>
+      </w:pPr>
+      <w:r>
+        <w:t xml:space="preserve">Consistent with established practice in internationalization–performance meta-analysis (Bausch &amp; Krist, 2007; Marano et al., 2016), no formal study-level risk-of-bias instrument (e.g., RoB 2, ROBINS-I) was applied to individual primary studies. The I-P corpus is composed exclusively of peer-reviewed observational survey studies; the threats most relevant to this literature, publication bias, omitted-variable bias, and measurement heterogeneity in the DOI operationalization, are addressed at the synthesis level rather than the study level. Publication bias is assessed via Egger’s regression test, Begg and Mazumdar’s (1994) rank-correlation test, and Duval and Tweedie’s (2000) trim-and-fill procedure (Section 3.6). Measurement heterogeneity is addressed through moderator coding of DOI type (FSTS, FATA, entropy, count) and performance type, and through the three-level model’s explicit decomposition of within-study variance attributable to multiple specifications per study.</w:t>
+      </w:r>
+    </w:p>
+    <w:bookmarkEnd w:id="36"/>
+    <w:bookmarkEnd w:id="37"/>
+    <w:bookmarkStart w:id="38" w:name="moderator-coding-protocol"/>
+    <w:p>
+      <w:pPr>
+        <w:pStyle w:val="Heading3"/>
+      </w:pPr>
+      <w:r>
+        <w:t xml:space="preserve">3.4 Moderator Coding Protocol</w:t>
+      </w:r>
+    </w:p>
+    <w:p>
+      <w:pPr>
+        <w:pStyle w:val="FirstParagraph"/>
+      </w:pPr>
+      <w:r>
+        <w:t xml:space="preserve">Seven moderators were coded for each effect size: four standard moderators replicated from prior I-P meta-analyses (Marano et al., 2016) and three novel moderators introduced in the present study.</w:t>
+      </w:r>
+    </w:p>
+    <w:p>
+      <w:pPr>
+        <w:pStyle w:val="BodyText"/>
+      </w:pPr>
       <w:r>
         <w:rPr>
           <w:bCs/>
           <w:b/>
         </w:rPr>
-        <w:t xml:space="preserve">Stage 1</w:t>
-      </w:r>
-      <w:r>
-        <w:t xml:space="preserve"> </w:t>
-      </w:r>
-      <w:r>
-        <w:t xml:space="preserve">(calibration), both coders independently coded a pilot set of 10 studies using the full Appendix B coding protocol; discrepancies were discussed and the protocol was refined before proceeding. In</w:t>
-      </w:r>
-      <w:r>
-        <w:t xml:space="preserve"> </w:t>
-      </w:r>
-      <w:r>
-        <w:rPr>
-          <w:bCs/>
-          <w:b/>
-        </w:rPr>
-        <w:t xml:space="preserve">Stage 2</w:t>
-      </w:r>
-      <w:r>
-        <w:t xml:space="preserve"> </w:t>
-      </w:r>
-      <w:r>
-        <w:t xml:space="preserve">(independent coding), both coders independently coded a 20% stratified random subsample of the final study corpus (</w:t>
-      </w:r>
-      <w:r>
-        <w:rPr>
-          <w:iCs/>
-          <w:i/>
-        </w:rPr>
-        <w:t xml:space="preserve">k</w:t>
-      </w:r>
-      <w:r>
-        <w:t xml:space="preserve"> </w:t>
-      </w:r>
-      <w:r>
-        <w:t xml:space="preserve">= 47 studies), sampled to ensure representation across ICRV regime, DPL phase, and DOI measure type. In</w:t>
-      </w:r>
-      <w:r>
-        <w:t xml:space="preserve"> </w:t>
-      </w:r>
-      <w:r>
-        <w:rPr>
-          <w:bCs/>
-          <w:b/>
-        </w:rPr>
-        <w:t xml:space="preserve">Stage 3</w:t>
-      </w:r>
-      <w:r>
-        <w:t xml:space="preserve"> </w:t>
-      </w:r>
-      <w:r>
-        <w:t xml:space="preserve">(adjudication), discrepancies were resolved by the PI following a predetermined rule: for categorical moderators, the adjudicator’s decision was final; for continuous cDAI scores, the mean of the two coders’ values was used when ICC(2,1)</w:t>
+        <w:t xml:space="preserve">Standard moderators</w:t>
+      </w:r>
+      <w:r>
+        <w:t xml:space="preserve"> </w:t>
+      </w:r>
+      <w:r>
+        <w:t xml:space="preserve">(4):</w:t>
+      </w:r>
+      <w:r>
+        <w:t xml:space="preserve"> </w:t>
+      </w:r>
+      <w:r>
+        <w:t xml:space="preserve">1.</w:t>
+      </w:r>
+      <w:r>
+        <w:t xml:space="preserve"> </w:t>
+      </w:r>
+      <w:r>
+        <w:rPr>
+          <w:iCs/>
+          <w:i/>
+        </w:rPr>
+        <w:t xml:space="preserve">Country of origin</w:t>
+      </w:r>
+      <w:r>
+        <w:t xml:space="preserve">, ISO 3166-1 alpha-3 code; multi-country studies coded as</w:t>
+      </w:r>
+      <w:r>
+        <w:t xml:space="preserve"> </w:t>
+      </w:r>
+      <w:r>
+        <w:t xml:space="preserve">“</w:t>
+      </w:r>
+      <w:r>
+        <w:t xml:space="preserve">pooled</w:t>
+      </w:r>
+      <w:r>
+        <w:t xml:space="preserve">”</w:t>
+      </w:r>
+      <w:r>
+        <w:t xml:space="preserve"> </w:t>
+      </w:r>
+      <w:r>
+        <w:t xml:space="preserve">with ICRV regime assigned to the modal country if one country contributes</w:t>
       </w:r>
       <w:r>
         <w:t xml:space="preserve"> </w:t>
@@ -4238,7 +4344,76 @@
         <w:t xml:space="preserve"> </w:t>
       </w:r>
       <w:r>
-        <w:t xml:space="preserve">0.80, and the PI’s direct lookup was used otherwise.</w:t>
+        <w:t xml:space="preserve">60% of the sample, otherwise coded as</w:t>
+      </w:r>
+      <w:r>
+        <w:t xml:space="preserve"> </w:t>
+      </w:r>
+      <w:r>
+        <w:t xml:space="preserve">“</w:t>
+      </w:r>
+      <w:r>
+        <w:t xml:space="preserve">cross-regime</w:t>
+      </w:r>
+      <w:r>
+        <w:t xml:space="preserve">”</w:t>
+      </w:r>
+      <w:r>
+        <w:t xml:space="preserve"> </w:t>
+      </w:r>
+      <w:r>
+        <w:t xml:space="preserve">2.</w:t>
+      </w:r>
+      <w:r>
+        <w:t xml:space="preserve"> </w:t>
+      </w:r>
+      <w:r>
+        <w:rPr>
+          <w:iCs/>
+          <w:i/>
+        </w:rPr>
+        <w:t xml:space="preserve">Industry sector</w:t>
+      </w:r>
+      <w:r>
+        <w:t xml:space="preserve">, SIC broad division: manufacturing (SIC 20–39), services (SIC 40–89), or mixed/unspecified</w:t>
+      </w:r>
+      <w:r>
+        <w:t xml:space="preserve"> </w:t>
+      </w:r>
+      <w:r>
+        <w:t xml:space="preserve">3.</w:t>
+      </w:r>
+      <w:r>
+        <w:t xml:space="preserve"> </w:t>
+      </w:r>
+      <w:r>
+        <w:rPr>
+          <w:iCs/>
+          <w:i/>
+        </w:rPr>
+        <w:t xml:space="preserve">DOI operationalization</w:t>
+      </w:r>
+      <w:r>
+        <w:t xml:space="preserve">, FSTS (foreign sales ÷ total sales); entropy index (Jacquemin &amp; Berry, 1979); count of foreign markets or subsidiaries; transnationality index (UNCTAD composite)</w:t>
+      </w:r>
+      <w:r>
+        <w:t xml:space="preserve"> </w:t>
+      </w:r>
+      <w:r>
+        <w:t xml:space="preserve">4.</w:t>
+      </w:r>
+      <w:r>
+        <w:t xml:space="preserve"> </w:t>
+      </w:r>
+      <w:r>
+        <w:rPr>
+          <w:iCs/>
+          <w:i/>
+        </w:rPr>
+        <w:t xml:space="preserve">Performance operationalization</w:t>
+      </w:r>
+      <w:r>
+        <w:t xml:space="preserve">, accounting-based (ROA, ROE, ROS); market-based (Tobin’s Q, stock return); productivity-based (labor productivity, TFP); composite (mixed)</w:t>
       </w:r>
     </w:p>
     <w:p>
@@ -4246,154 +4421,87 @@
         <w:pStyle w:val="BodyText"/>
       </w:pPr>
       <w:r>
-        <w:t xml:space="preserve">ICR was assessed using Cohen’s</w:t>
+        <w:rPr>
+          <w:bCs/>
+          <w:b/>
+        </w:rPr>
+        <w:t xml:space="preserve">Novel moderators</w:t>
+      </w:r>
+      <w:r>
+        <w:t xml:space="preserve"> </w:t>
+      </w:r>
+      <w:r>
+        <w:t xml:space="preserve">(3):</w:t>
+      </w:r>
+      <w:r>
+        <w:t xml:space="preserve"> </w:t>
+      </w:r>
+      <w:r>
+        <w:t xml:space="preserve">5.</w:t>
+      </w:r>
+      <w:r>
+        <w:t xml:space="preserve"> </w:t>
+      </w:r>
+      <w:r>
+        <w:rPr>
+          <w:iCs/>
+          <w:i/>
+        </w:rPr>
+        <w:t xml:space="preserve">ICRV regime</w:t>
+      </w:r>
+      <w:r>
+        <w:t xml:space="preserve">, Six-code classification based on World Bank WGI Rule of Law score (2023 vintage), validated against IMF World Economic Outlook country classification: Code I: Advanced-Innovation (WGI &gt; +0.80; e.g., Singapore, Hong Kong, South Korea, Japan, Taiwan, Australia); Code II: Upper-Middle (0 &lt; WGI</w:t>
       </w:r>
       <w:r>
         <w:t xml:space="preserve"> </w:t>
       </w:r>
       <m:oMath>
-        <m:r>
-          <m:t>κ</m:t>
-        </m:r>
-      </m:oMath>
-      <w:r>
-        <w:t xml:space="preserve"> </w:t>
-      </w:r>
-      <w:r>
-        <w:t xml:space="preserve">for categorical variables (ICRV regime, DPL phase, industry sector, DOI measure type, performance measure type) and the two-way random-effects ICC(2,1) for continuous cDAI scores. The target threshold of</w:t>
-      </w:r>
-      <w:r>
-        <w:t xml:space="preserve"> </w:t>
-      </w:r>
-      <m:oMath>
-        <m:r>
-          <m:t>κ</m:t>
-        </m:r>
         <m:r>
           <m:rPr>
             <m:sty m:val="p"/>
           </m:rPr>
-          <m:t>≥</m:t>
-        </m:r>
-        <m:r>
-          <m:t>0.70</m:t>
+          <m:t>≤</m:t>
         </m:r>
       </m:oMath>
       <w:r>
         <w:t xml:space="preserve"> </w:t>
       </w:r>
       <w:r>
-        <w:t xml:space="preserve">follows Landis and Koch’s (1977)</w:t>
-      </w:r>
-      <w:r>
-        <w:t xml:space="preserve"> </w:t>
-      </w:r>
-      <w:r>
-        <w:t xml:space="preserve">“</w:t>
-      </w:r>
-      <w:r>
-        <w:t xml:space="preserve">substantial agreement</w:t>
-      </w:r>
-      <w:r>
-        <w:t xml:space="preserve">”</w:t>
-      </w:r>
-      <w:r>
-        <w:t xml:space="preserve"> </w:t>
-      </w:r>
-      <w:r>
-        <w:t xml:space="preserve">criterion, which represents the minimum acceptable level for meta-analytic coding in IB research (Aguinis et al., 2011). ICR statistics are reported in Table 3.1 (see Results, Section 4.1); all targets were met prior to commencing coding of the remaining 80% of the corpus.</w:t>
-      </w:r>
-    </w:p>
-    <w:bookmarkEnd w:id="35"/>
-    <w:bookmarkStart w:id="36" w:name="study-level-risk-of-bias"/>
-    <w:p>
-      <w:pPr>
-        <w:pStyle w:val="Heading4"/>
-      </w:pPr>
-      <w:r>
-        <w:t xml:space="preserve">3.3.3 Study-Level Risk of Bias</w:t>
-      </w:r>
-    </w:p>
-    <w:p>
-      <w:pPr>
-        <w:pStyle w:val="FirstParagraph"/>
-      </w:pPr>
-      <w:r>
-        <w:t xml:space="preserve">Consistent with established practice in internationalization–performance meta-analysis (Bausch &amp; Krist, 2007; Marano et al., 2016), no formal study-level risk-of-bias instrument (e.g., RoB 2, ROBINS-I) was applied to individual primary studies. The I-P corpus is composed exclusively of peer-reviewed observational survey studies; the threats most relevant to this literature, publication bias, omitted-variable bias, and measurement heterogeneity in the DOI operationalization, are addressed at the synthesis level rather than the study level. Publication bias is assessed via Egger’s regression test, Begg and Mazumdar’s (1994) rank-correlation test, and Duval and Tweedie’s (2000) trim-and-fill procedure (Section 3.6). Measurement heterogeneity is addressed through moderator coding of DOI type (FSTS, FATA, entropy, count) and performance type, and through the three-level model’s explicit decomposition of within-study variance attributable to multiple specifications per study.</w:t>
-      </w:r>
-    </w:p>
-    <w:bookmarkEnd w:id="36"/>
-    <w:bookmarkEnd w:id="37"/>
-    <w:bookmarkStart w:id="38" w:name="moderator-coding-protocol"/>
-    <w:p>
-      <w:pPr>
-        <w:pStyle w:val="Heading3"/>
-      </w:pPr>
-      <w:r>
-        <w:t xml:space="preserve">3.4 Moderator Coding Protocol</w:t>
-      </w:r>
-    </w:p>
-    <w:p>
-      <w:pPr>
-        <w:pStyle w:val="FirstParagraph"/>
-      </w:pPr>
-      <w:r>
-        <w:t xml:space="preserve">Seven moderators were coded for each effect size: four standard moderators replicated from prior I-P meta-analyses (Marano et al., 2016) and three novel moderators introduced in the present study.</w:t>
-      </w:r>
-    </w:p>
-    <w:p>
-      <w:pPr>
-        <w:pStyle w:val="BodyText"/>
-      </w:pPr>
-      <w:r>
-        <w:rPr>
-          <w:bCs/>
-          <w:b/>
-        </w:rPr>
-        <w:t xml:space="preserve">Standard moderators</w:t>
-      </w:r>
-      <w:r>
-        <w:t xml:space="preserve"> </w:t>
-      </w:r>
-      <w:r>
-        <w:t xml:space="preserve">(4):</w:t>
-      </w:r>
-      <w:r>
-        <w:t xml:space="preserve"> </w:t>
-      </w:r>
-      <w:r>
-        <w:t xml:space="preserve">1.</w:t>
-      </w:r>
-      <w:r>
-        <w:t xml:space="preserve"> </w:t>
-      </w:r>
-      <w:r>
-        <w:rPr>
-          <w:iCs/>
-          <w:i/>
-        </w:rPr>
-        <w:t xml:space="preserve">Country of origin</w:t>
-      </w:r>
-      <w:r>
-        <w:t xml:space="preserve">, ISO 3166-1 alpha-3 code; multi-country studies coded as</w:t>
-      </w:r>
-      <w:r>
-        <w:t xml:space="preserve"> </w:t>
-      </w:r>
-      <w:r>
-        <w:t xml:space="preserve">“</w:t>
-      </w:r>
-      <w:r>
-        <w:t xml:space="preserve">pooled</w:t>
-      </w:r>
-      <w:r>
-        <w:t xml:space="preserve">”</w:t>
-      </w:r>
-      <w:r>
-        <w:t xml:space="preserve"> </w:t>
-      </w:r>
-      <w:r>
-        <w:t xml:space="preserve">with ICRV regime assigned to the modal country if one country contributes</w:t>
+        <w:t xml:space="preserve">+0.80; e.g., China, Malaysia, Thailand); Code III: Emerging (−0.50 &lt; WGI</w:t>
+      </w:r>
+      <w:r>
+        <w:t xml:space="preserve"> </w:t>
+      </w:r>
+      <m:oMath>
+        <m:r>
+          <m:rPr>
+            <m:sty m:val="p"/>
+          </m:rPr>
+          <m:t>≤</m:t>
+        </m:r>
+      </m:oMath>
+      <w:r>
+        <w:t xml:space="preserve"> </w:t>
+      </w:r>
+      <w:r>
+        <w:t xml:space="preserve">0; e.g., Vietnam, India, Philippines); Code FR: Frontier/LDC (WGI</w:t>
+      </w:r>
+      <w:r>
+        <w:t xml:space="preserve"> </w:t>
+      </w:r>
+      <m:oMath>
+        <m:r>
+          <m:rPr>
+            <m:sty m:val="p"/>
+          </m:rPr>
+          <m:t>≤</m:t>
+        </m:r>
+      </m:oMath>
+      <w:r>
+        <w:t xml:space="preserve"> </w:t>
+      </w:r>
+      <w:r>
+        <w:t xml:space="preserve">−0.50; e.g., Bangladesh, Myanmar, Pakistan); Code SIDS: Pacific small-island developing states (the dissertation’s ICRV Regime VI; e.g., Fiji, Samoa, Tonga), defined a priori but returning zero qualifying primary studies in the present corpus; Code MX: Multi-country pooled samples spanning two or more ICRV regimes (no single modal-country regime</w:t>
       </w:r>
       <w:r>
         <w:t xml:space="preserve"> </w:t>
@@ -4410,7 +4518,45 @@
         <w:t xml:space="preserve"> </w:t>
       </w:r>
       <w:r>
-        <w:t xml:space="preserve">60% of the sample, otherwise coded as</w:t>
+        <w:t xml:space="preserve">60% of sample). Numbering crosswalk to the dissertation’s canonical six-regime ICRV: P6 Code I ≡ dissertation Regime I (Advanced-Innovation); P6 Code II (Upper-Middle) ≡ Regime III; P6 Code III (Emerging) ≡ Regime IV; FR ≡ Regime V; SIDS ≡ Regime VI. The dissertation’s Regime II (Advanced Resource-Driven / GCC) is not separately populated in this corpus, and MX has no I–VI equivalent.</w:t>
+      </w:r>
+      <w:r>
+        <w:t xml:space="preserve"> </w:t>
+      </w:r>
+      <w:r>
+        <w:t xml:space="preserve">6.</w:t>
+      </w:r>
+      <w:r>
+        <w:t xml:space="preserve"> </w:t>
+      </w:r>
+      <w:r>
+        <w:rPr>
+          <w:iCs/>
+          <w:i/>
+        </w:rPr>
+        <w:t xml:space="preserve">cDAI</w:t>
+      </w:r>
+      <w:r>
+        <w:t xml:space="preserve">, Country-year digital adoption composite (0–1 scale): primary source, World Bank Digital Adoption Index (2016 vintage, Sahay et al., 2020); secondary source, ITU Digital Development Index (DDI, 2017–2026, linear-rescaled to 0–1). Country-year assignment follows the median year of the study’s data collection period. For multi-country samples, cDAI is the sample-weighted average of country-year scores. Studies lacking country-year DAI data are assigned ITU ICT Development Index values with a −0.05 adjustment for known downward bias relative to the World Bank composite (Katz &amp; Callorda, 2018).</w:t>
+      </w:r>
+      <w:r>
+        <w:t xml:space="preserve"> </w:t>
+      </w:r>
+      <w:r>
+        <w:t xml:space="preserve">7.</w:t>
+      </w:r>
+      <w:r>
+        <w:t xml:space="preserve"> </w:t>
+      </w:r>
+      <w:r>
+        <w:rPr>
+          <w:iCs/>
+          <w:i/>
+        </w:rPr>
+        <w:t xml:space="preserve">DPL phase</w:t>
+      </w:r>
+      <w:r>
+        <w:t xml:space="preserve">, classified by the study’s median data-collection year:</w:t>
       </w:r>
       <w:r>
         <w:t xml:space="preserve"> </w:t>
@@ -4419,7 +4565,7 @@
         <w:t xml:space="preserve">“</w:t>
       </w:r>
       <w:r>
-        <w:t xml:space="preserve">cross-regime</w:t>
+        <w:t xml:space="preserve">Precede</w:t>
       </w:r>
       <w:r>
         <w:t xml:space="preserve">”</w:t>
@@ -4428,95 +4574,7 @@
         <w:t xml:space="preserve"> </w:t>
       </w:r>
       <w:r>
-        <w:t xml:space="preserve">2.</w:t>
-      </w:r>
-      <w:r>
-        <w:t xml:space="preserve"> </w:t>
-      </w:r>
-      <w:r>
-        <w:rPr>
-          <w:iCs/>
-          <w:i/>
-        </w:rPr>
-        <w:t xml:space="preserve">Industry sector</w:t>
-      </w:r>
-      <w:r>
-        <w:t xml:space="preserve">, SIC broad division: manufacturing (SIC 20–39), services (SIC 40–89), or mixed/unspecified</w:t>
-      </w:r>
-      <w:r>
-        <w:t xml:space="preserve"> </w:t>
-      </w:r>
-      <w:r>
-        <w:t xml:space="preserve">3.</w:t>
-      </w:r>
-      <w:r>
-        <w:t xml:space="preserve"> </w:t>
-      </w:r>
-      <w:r>
-        <w:rPr>
-          <w:iCs/>
-          <w:i/>
-        </w:rPr>
-        <w:t xml:space="preserve">DOI operationalization</w:t>
-      </w:r>
-      <w:r>
-        <w:t xml:space="preserve">, FSTS (foreign sales ÷ total sales); entropy index (Jacquemin &amp; Berry, 1979); count of foreign markets or subsidiaries; transnationality index (UNCTAD composite)</w:t>
-      </w:r>
-      <w:r>
-        <w:t xml:space="preserve"> </w:t>
-      </w:r>
-      <w:r>
-        <w:t xml:space="preserve">4.</w:t>
-      </w:r>
-      <w:r>
-        <w:t xml:space="preserve"> </w:t>
-      </w:r>
-      <w:r>
-        <w:rPr>
-          <w:iCs/>
-          <w:i/>
-        </w:rPr>
-        <w:t xml:space="preserve">Performance operationalization</w:t>
-      </w:r>
-      <w:r>
-        <w:t xml:space="preserve">, accounting-based (ROA, ROE, ROS); market-based (Tobin’s Q, stock return); productivity-based (labor productivity, TFP); composite (mixed)</w:t>
-      </w:r>
-    </w:p>
-    <w:p>
-      <w:pPr>
-        <w:pStyle w:val="BodyText"/>
-      </w:pPr>
-      <w:r>
-        <w:rPr>
-          <w:bCs/>
-          <w:b/>
-        </w:rPr>
-        <w:t xml:space="preserve">Novel moderators</w:t>
-      </w:r>
-      <w:r>
-        <w:t xml:space="preserve"> </w:t>
-      </w:r>
-      <w:r>
-        <w:t xml:space="preserve">(3):</w:t>
-      </w:r>
-      <w:r>
-        <w:t xml:space="preserve"> </w:t>
-      </w:r>
-      <w:r>
-        <w:t xml:space="preserve">5.</w:t>
-      </w:r>
-      <w:r>
-        <w:t xml:space="preserve"> </w:t>
-      </w:r>
-      <w:r>
-        <w:rPr>
-          <w:iCs/>
-          <w:i/>
-        </w:rPr>
-        <w:t xml:space="preserve">ICRV regime</w:t>
-      </w:r>
-      <w:r>
-        <w:t xml:space="preserve">, Six-code classification based on World Bank WGI Rule of Law score (2023 vintage), validated against IMF World Economic Outlook country classification: Code I: Advanced-Innovation (WGI &gt; +0.80; e.g., Singapore, Hong Kong, South Korea, Japan, Taiwan, Australia); Code II: Upper-Middle (0 &lt; WGI</w:t>
+        <w:t xml:space="preserve">(median</w:t>
       </w:r>
       <w:r>
         <w:t xml:space="preserve"> </w:t>
@@ -4533,41 +4591,43 @@
         <w:t xml:space="preserve"> </w:t>
       </w:r>
       <w:r>
-        <w:t xml:space="preserve">+0.80; e.g., China, Malaysia, Thailand); Code III: Emerging (−0.50 &lt; WGI</w:t>
-      </w:r>
-      <w:r>
-        <w:t xml:space="preserve"> </w:t>
-      </w:r>
-      <m:oMath>
-        <m:r>
-          <m:rPr>
-            <m:sty m:val="p"/>
-          </m:rPr>
-          <m:t>≤</m:t>
-        </m:r>
-      </m:oMath>
-      <w:r>
-        <w:t xml:space="preserve"> </w:t>
-      </w:r>
-      <w:r>
-        <w:t xml:space="preserve">0; e.g., Vietnam, India, Philippines); Code FR: Frontier/LDC (WGI</w:t>
-      </w:r>
-      <w:r>
-        <w:t xml:space="preserve"> </w:t>
-      </w:r>
-      <m:oMath>
-        <m:r>
-          <m:rPr>
-            <m:sty m:val="p"/>
-          </m:rPr>
-          <m:t>≤</m:t>
-        </m:r>
-      </m:oMath>
-      <w:r>
-        <w:t xml:space="preserve"> </w:t>
-      </w:r>
-      <w:r>
-        <w:t xml:space="preserve">−0.50; e.g., Bangladesh, Myanmar, Pakistan); Code SIDS: Pacific small-island developing states (the dissertation’s ICRV Regime VI; e.g., Fiji, Samoa, Tonga), defined a priori but returning zero qualifying primary studies in the present corpus; Code MX: Multi-country pooled samples spanning two or more ICRV regimes (no single modal-country regime</w:t>
+        <w:t xml:space="preserve">2008),</w:t>
+      </w:r>
+      <w:r>
+        <w:t xml:space="preserve"> </w:t>
+      </w:r>
+      <w:r>
+        <w:t xml:space="preserve">“</w:t>
+      </w:r>
+      <w:r>
+        <w:t xml:space="preserve">Span</w:t>
+      </w:r>
+      <w:r>
+        <w:t xml:space="preserve">”</w:t>
+      </w:r>
+      <w:r>
+        <w:t xml:space="preserve"> </w:t>
+      </w:r>
+      <w:r>
+        <w:t xml:space="preserve">(median 2009–2013),</w:t>
+      </w:r>
+      <w:r>
+        <w:t xml:space="preserve"> </w:t>
+      </w:r>
+      <w:r>
+        <w:t xml:space="preserve">“</w:t>
+      </w:r>
+      <w:r>
+        <w:t xml:space="preserve">Follow</w:t>
+      </w:r>
+      <w:r>
+        <w:t xml:space="preserve">”</w:t>
+      </w:r>
+      <w:r>
+        <w:t xml:space="preserve"> </w:t>
+      </w:r>
+      <w:r>
+        <w:t xml:space="preserve">(median</w:t>
       </w:r>
       <w:r>
         <w:t xml:space="preserve"> </w:t>
@@ -4584,107 +4644,7 @@
         <w:t xml:space="preserve"> </w:t>
       </w:r>
       <w:r>
-        <w:t xml:space="preserve">60% of sample). Numbering crosswalk to the dissertation’s canonical six-regime ICRV: P6 Code I ≡ dissertation Regime I (Advanced-Innovation); P6 Code II (Upper-Middle) ≡ Regime III; P6 Code III (Emerging) ≡ Regime IV; FR ≡ Regime V; SIDS ≡ Regime VI. The dissertation’s Regime II (Advanced Resource-Driven / GCC) is not separately populated in this corpus, and MX has no I–VI equivalent.</w:t>
-      </w:r>
-      <w:r>
-        <w:t xml:space="preserve"> </w:t>
-      </w:r>
-      <w:r>
-        <w:t xml:space="preserve">6.</w:t>
-      </w:r>
-      <w:r>
-        <w:t xml:space="preserve"> </w:t>
-      </w:r>
-      <w:r>
-        <w:rPr>
-          <w:iCs/>
-          <w:i/>
-        </w:rPr>
-        <w:t xml:space="preserve">cDAI</w:t>
-      </w:r>
-      <w:r>
-        <w:t xml:space="preserve">, Country-year digital adoption composite (0–1 scale): primary source, World Bank Digital Adoption Index (2016 vintage, Sahay et al., 2020); secondary source, ITU Digital Development Index (DDI, 2017–2026, linear-rescaled to 0–1). Country-year assignment follows the median year of the study’s data collection period. For multi-country samples, cDAI is the sample-weighted average of country-year scores. Studies lacking country-year DAI data are assigned ITU ICT Development Index values with a −0.05 adjustment for known downward bias relative to the World Bank composite (Katz &amp; Callorda, 2018).</w:t>
-      </w:r>
-      <w:r>
-        <w:t xml:space="preserve"> </w:t>
-      </w:r>
-      <w:r>
-        <w:t xml:space="preserve">7.</w:t>
-      </w:r>
-      <w:r>
-        <w:t xml:space="preserve"> </w:t>
-      </w:r>
-      <w:r>
-        <w:rPr>
-          <w:iCs/>
-          <w:i/>
-        </w:rPr>
-        <w:t xml:space="preserve">DPL phase</w:t>
-      </w:r>
-      <w:r>
-        <w:t xml:space="preserve">,</w:t>
-      </w:r>
-      <w:r>
-        <w:t xml:space="preserve"> </w:t>
-      </w:r>
-      <w:r>
-        <w:t xml:space="preserve">“</w:t>
-      </w:r>
-      <w:r>
-        <w:t xml:space="preserve">Precede</w:t>
-      </w:r>
-      <w:r>
-        <w:t xml:space="preserve">”</w:t>
-      </w:r>
-      <w:r>
-        <w:t xml:space="preserve">: data collection predominantly prior to 2009 (median data year &lt; 2009);</w:t>
-      </w:r>
-      <w:r>
-        <w:t xml:space="preserve"> </w:t>
-      </w:r>
-      <w:r>
-        <w:t xml:space="preserve">“</w:t>
-      </w:r>
-      <w:r>
-        <w:t xml:space="preserve">Span</w:t>
-      </w:r>
-      <w:r>
-        <w:t xml:space="preserve">”</w:t>
-      </w:r>
-      <w:r>
-        <w:t xml:space="preserve">: data collection spans 2005–2014 or cannot be classified as predominantly Precede or Follow;</w:t>
-      </w:r>
-      <w:r>
-        <w:t xml:space="preserve"> </w:t>
-      </w:r>
-      <w:r>
-        <w:t xml:space="preserve">“</w:t>
-      </w:r>
-      <w:r>
-        <w:t xml:space="preserve">Follow</w:t>
-      </w:r>
-      <w:r>
-        <w:t xml:space="preserve">”</w:t>
-      </w:r>
-      <w:r>
-        <w:t xml:space="preserve">: data collection predominantly post-2014 (median data year</w:t>
-      </w:r>
-      <w:r>
-        <w:t xml:space="preserve"> </w:t>
-      </w:r>
-      <m:oMath>
-        <m:r>
-          <m:rPr>
-            <m:sty m:val="p"/>
-          </m:rPr>
-          <m:t>≥</m:t>
-        </m:r>
-      </m:oMath>
-      <w:r>
-        <w:t xml:space="preserve"> </w:t>
-      </w:r>
-      <w:r>
-        <w:t xml:space="preserve">2015). Studies where data years cannot be determined from the paper are coded as</w:t>
+        <w:t xml:space="preserve">2014). Studies where data years cannot be determined from the paper are coded as</w:t>
       </w:r>
       <w:r>
         <w:t xml:space="preserve"> </w:t>
@@ -6813,13 +6773,13 @@
         <w:t xml:space="preserve">4. Results</w:t>
       </w:r>
     </w:p>
-    <w:bookmarkStart w:id="43" w:name="X919d8d711cf606d2dd3f7af57602ee0032ae633"/>
+    <w:bookmarkStart w:id="43" w:name="sample-description"/>
     <w:p>
       <w:pPr>
         <w:pStyle w:val="Heading3"/>
       </w:pPr>
       <w:r>
-        <w:t xml:space="preserve">4.1 Sample Description and Inter-Coder Reliability</w:t>
+        <w:t xml:space="preserve">4.1 Sample Description</w:t>
       </w:r>
     </w:p>
     <w:p>
@@ -6853,624 +6813,7 @@
         <w:t xml:space="preserve"> </w:t>
       </w:r>
       <w:r>
-        <w:t xml:space="preserve">= 288 effect sizes (working database, pre-formal-search).</w:t>
-      </w:r>
-    </w:p>
-    <w:p>
-      <w:pPr>
-        <w:pStyle w:val="BodyText"/>
-      </w:pPr>
-      <w:r>
-        <w:rPr>
-          <w:bCs/>
-          <w:b/>
-        </w:rPr>
-        <w:t xml:space="preserve">Table 3.1, Inter-coder reliability statistics</w:t>
-      </w:r>
-      <w:r>
-        <w:t xml:space="preserve"> </w:t>
-      </w:r>
-      <w:r>
-        <w:rPr>
-          <w:iCs/>
-          <w:i/>
-        </w:rPr>
-        <w:t xml:space="preserve">(20% double-coded subsample, k = [TBD] studies; to be completed post-formal-search)</w:t>
-      </w:r>
-    </w:p>
-    <w:tbl>
-      <w:tblPr>
-        <w:tblStyle w:val="Table"/>
-        <w:tblW w:type="pct" w:w="5000"/>
-        <w:tblLook w:firstRow="1" w:lastRow="0" w:firstColumn="0" w:lastColumn="0" w:noHBand="0" w:noVBand="0" w:val="0020"/>
-        <w:jc w:val="start"/>
-      </w:tblPr>
-      <w:tblGrid>
-        <w:gridCol w:w="1452"/>
-        <w:gridCol w:w="1848"/>
-        <w:gridCol w:w="1452"/>
-        <w:gridCol w:w="924"/>
-        <w:gridCol w:w="1452"/>
-        <w:gridCol w:w="792"/>
-      </w:tblGrid>
-      <w:tr>
-        <w:trPr>
-          <w:tblHeader w:val="true"/>
-        </w:trPr>
-        <w:tc>
-          <w:tcPr/>
-          <w:p>
-            <w:pPr>
-              <w:pStyle w:val="Compact"/>
-              <w:jc w:val="left"/>
-            </w:pPr>
-            <w:r>
-              <w:t xml:space="preserve">Moderator</w:t>
-            </w:r>
-          </w:p>
-        </w:tc>
-        <w:tc>
-          <w:tcPr/>
-          <w:p>
-            <w:pPr>
-              <w:pStyle w:val="Compact"/>
-              <w:jc w:val="left"/>
-            </w:pPr>
-            <w:r>
-              <w:t xml:space="preserve">Variable type</w:t>
-            </w:r>
-          </w:p>
-        </w:tc>
-        <w:tc>
-          <w:tcPr/>
-          <w:p>
-            <w:pPr>
-              <w:pStyle w:val="Compact"/>
-              <w:jc w:val="left"/>
-            </w:pPr>
-            <w:r>
-              <w:t xml:space="preserve">Statistic</w:t>
-            </w:r>
-          </w:p>
-        </w:tc>
-        <w:tc>
-          <w:tcPr/>
-          <w:p>
-            <w:pPr>
-              <w:pStyle w:val="Compact"/>
-              <w:jc w:val="left"/>
-            </w:pPr>
-            <w:r>
-              <w:t xml:space="preserve">Value</w:t>
-            </w:r>
-          </w:p>
-        </w:tc>
-        <w:tc>
-          <w:tcPr/>
-          <w:p>
-            <w:pPr>
-              <w:pStyle w:val="Compact"/>
-              <w:jc w:val="left"/>
-            </w:pPr>
-            <w:r>
-              <w:t xml:space="preserve">Threshold</w:t>
-            </w:r>
-          </w:p>
-        </w:tc>
-        <w:tc>
-          <w:tcPr/>
-          <w:p>
-            <w:pPr>
-              <w:pStyle w:val="Compact"/>
-              <w:jc w:val="left"/>
-            </w:pPr>
-            <w:r>
-              <w:t xml:space="preserve">Met?</w:t>
-            </w:r>
-          </w:p>
-        </w:tc>
-      </w:tr>
-      <w:tr>
-        <w:tc>
-          <w:tcPr/>
-          <w:p>
-            <w:pPr>
-              <w:pStyle w:val="Compact"/>
-              <w:jc w:val="left"/>
-            </w:pPr>
-            <w:r>
-              <w:t xml:space="preserve">ICRV regime</w:t>
-            </w:r>
-          </w:p>
-        </w:tc>
-        <w:tc>
-          <w:tcPr/>
-          <w:p>
-            <w:pPr>
-              <w:pStyle w:val="Compact"/>
-              <w:jc w:val="left"/>
-            </w:pPr>
-            <w:r>
-              <w:t xml:space="preserve">Categorical (6)</w:t>
-            </w:r>
-          </w:p>
-        </w:tc>
-        <w:tc>
-          <w:tcPr/>
-          <w:p>
-            <w:pPr>
-              <w:pStyle w:val="Compact"/>
-              <w:jc w:val="left"/>
-            </w:pPr>
-            <w:r>
-              <w:t xml:space="preserve">Cohen’s κ</w:t>
-            </w:r>
-          </w:p>
-        </w:tc>
-        <w:tc>
-          <w:tcPr/>
-          <w:p>
-            <w:pPr>
-              <w:pStyle w:val="Compact"/>
-              <w:jc w:val="left"/>
-            </w:pPr>
-            <w:r>
-              <w:t xml:space="preserve">[TBD]</w:t>
-            </w:r>
-          </w:p>
-        </w:tc>
-        <w:tc>
-          <w:tcPr/>
-          <w:p>
-            <w:pPr>
-              <w:pStyle w:val="Compact"/>
-              <w:jc w:val="left"/>
-            </w:pPr>
-            <w:r>
-              <w:t xml:space="preserve">≥ 0.70</w:t>
-            </w:r>
-          </w:p>
-        </w:tc>
-        <w:tc>
-          <w:tcPr/>
-          <w:p>
-            <w:pPr>
-              <w:pStyle w:val="Compact"/>
-              <w:jc w:val="left"/>
-            </w:pPr>
-            <w:r>
-              <w:t xml:space="preserve">[TBD]</w:t>
-            </w:r>
-          </w:p>
-        </w:tc>
-      </w:tr>
-      <w:tr>
-        <w:tc>
-          <w:tcPr/>
-          <w:p>
-            <w:pPr>
-              <w:pStyle w:val="Compact"/>
-              <w:jc w:val="left"/>
-            </w:pPr>
-            <w:r>
-              <w:t xml:space="preserve">DPL phase</w:t>
-            </w:r>
-          </w:p>
-        </w:tc>
-        <w:tc>
-          <w:tcPr/>
-          <w:p>
-            <w:pPr>
-              <w:pStyle w:val="Compact"/>
-              <w:jc w:val="left"/>
-            </w:pPr>
-            <w:r>
-              <w:t xml:space="preserve">Categorical (3)</w:t>
-            </w:r>
-          </w:p>
-        </w:tc>
-        <w:tc>
-          <w:tcPr/>
-          <w:p>
-            <w:pPr>
-              <w:pStyle w:val="Compact"/>
-              <w:jc w:val="left"/>
-            </w:pPr>
-            <w:r>
-              <w:t xml:space="preserve">Cohen’s κ</w:t>
-            </w:r>
-          </w:p>
-        </w:tc>
-        <w:tc>
-          <w:tcPr/>
-          <w:p>
-            <w:pPr>
-              <w:pStyle w:val="Compact"/>
-              <w:jc w:val="left"/>
-            </w:pPr>
-            <w:r>
-              <w:t xml:space="preserve">[TBD]</w:t>
-            </w:r>
-          </w:p>
-        </w:tc>
-        <w:tc>
-          <w:tcPr/>
-          <w:p>
-            <w:pPr>
-              <w:pStyle w:val="Compact"/>
-              <w:jc w:val="left"/>
-            </w:pPr>
-            <w:r>
-              <w:t xml:space="preserve">≥ 0.70</w:t>
-            </w:r>
-          </w:p>
-        </w:tc>
-        <w:tc>
-          <w:tcPr/>
-          <w:p>
-            <w:pPr>
-              <w:pStyle w:val="Compact"/>
-              <w:jc w:val="left"/>
-            </w:pPr>
-            <w:r>
-              <w:t xml:space="preserve">[TBD]</w:t>
-            </w:r>
-          </w:p>
-        </w:tc>
-      </w:tr>
-      <w:tr>
-        <w:tc>
-          <w:tcPr/>
-          <w:p>
-            <w:pPr>
-              <w:pStyle w:val="Compact"/>
-              <w:jc w:val="left"/>
-            </w:pPr>
-            <w:r>
-              <w:t xml:space="preserve">Industry sector</w:t>
-            </w:r>
-          </w:p>
-        </w:tc>
-        <w:tc>
-          <w:tcPr/>
-          <w:p>
-            <w:pPr>
-              <w:pStyle w:val="Compact"/>
-              <w:jc w:val="left"/>
-            </w:pPr>
-            <w:r>
-              <w:t xml:space="preserve">Categorical (3)</w:t>
-            </w:r>
-          </w:p>
-        </w:tc>
-        <w:tc>
-          <w:tcPr/>
-          <w:p>
-            <w:pPr>
-              <w:pStyle w:val="Compact"/>
-              <w:jc w:val="left"/>
-            </w:pPr>
-            <w:r>
-              <w:t xml:space="preserve">Cohen’s κ</w:t>
-            </w:r>
-          </w:p>
-        </w:tc>
-        <w:tc>
-          <w:tcPr/>
-          <w:p>
-            <w:pPr>
-              <w:pStyle w:val="Compact"/>
-              <w:jc w:val="left"/>
-            </w:pPr>
-            <w:r>
-              <w:t xml:space="preserve">[TBD]</w:t>
-            </w:r>
-          </w:p>
-        </w:tc>
-        <w:tc>
-          <w:tcPr/>
-          <w:p>
-            <w:pPr>
-              <w:pStyle w:val="Compact"/>
-              <w:jc w:val="left"/>
-            </w:pPr>
-            <w:r>
-              <w:t xml:space="preserve">≥ 0.70</w:t>
-            </w:r>
-          </w:p>
-        </w:tc>
-        <w:tc>
-          <w:tcPr/>
-          <w:p>
-            <w:pPr>
-              <w:pStyle w:val="Compact"/>
-              <w:jc w:val="left"/>
-            </w:pPr>
-            <w:r>
-              <w:t xml:space="preserve">[TBD]</w:t>
-            </w:r>
-          </w:p>
-        </w:tc>
-      </w:tr>
-      <w:tr>
-        <w:tc>
-          <w:tcPr/>
-          <w:p>
-            <w:pPr>
-              <w:pStyle w:val="Compact"/>
-              <w:jc w:val="left"/>
-            </w:pPr>
-            <w:r>
-              <w:t xml:space="preserve">DOI measure</w:t>
-            </w:r>
-          </w:p>
-        </w:tc>
-        <w:tc>
-          <w:tcPr/>
-          <w:p>
-            <w:pPr>
-              <w:pStyle w:val="Compact"/>
-              <w:jc w:val="left"/>
-            </w:pPr>
-            <w:r>
-              <w:t xml:space="preserve">Categorical (4)</w:t>
-            </w:r>
-          </w:p>
-        </w:tc>
-        <w:tc>
-          <w:tcPr/>
-          <w:p>
-            <w:pPr>
-              <w:pStyle w:val="Compact"/>
-              <w:jc w:val="left"/>
-            </w:pPr>
-            <w:r>
-              <w:t xml:space="preserve">Cohen’s κ</w:t>
-            </w:r>
-          </w:p>
-        </w:tc>
-        <w:tc>
-          <w:tcPr/>
-          <w:p>
-            <w:pPr>
-              <w:pStyle w:val="Compact"/>
-              <w:jc w:val="left"/>
-            </w:pPr>
-            <w:r>
-              <w:t xml:space="preserve">[TBD]</w:t>
-            </w:r>
-          </w:p>
-        </w:tc>
-        <w:tc>
-          <w:tcPr/>
-          <w:p>
-            <w:pPr>
-              <w:pStyle w:val="Compact"/>
-              <w:jc w:val="left"/>
-            </w:pPr>
-            <w:r>
-              <w:t xml:space="preserve">≥ 0.70</w:t>
-            </w:r>
-          </w:p>
-        </w:tc>
-        <w:tc>
-          <w:tcPr/>
-          <w:p>
-            <w:pPr>
-              <w:pStyle w:val="Compact"/>
-              <w:jc w:val="left"/>
-            </w:pPr>
-            <w:r>
-              <w:t xml:space="preserve">[TBD]</w:t>
-            </w:r>
-          </w:p>
-        </w:tc>
-      </w:tr>
-      <w:tr>
-        <w:tc>
-          <w:tcPr/>
-          <w:p>
-            <w:pPr>
-              <w:pStyle w:val="Compact"/>
-              <w:jc w:val="left"/>
-            </w:pPr>
-            <w:r>
-              <w:t xml:space="preserve">Performance measure</w:t>
-            </w:r>
-          </w:p>
-        </w:tc>
-        <w:tc>
-          <w:tcPr/>
-          <w:p>
-            <w:pPr>
-              <w:pStyle w:val="Compact"/>
-              <w:jc w:val="left"/>
-            </w:pPr>
-            <w:r>
-              <w:t xml:space="preserve">Categorical (4)</w:t>
-            </w:r>
-          </w:p>
-        </w:tc>
-        <w:tc>
-          <w:tcPr/>
-          <w:p>
-            <w:pPr>
-              <w:pStyle w:val="Compact"/>
-              <w:jc w:val="left"/>
-            </w:pPr>
-            <w:r>
-              <w:t xml:space="preserve">Cohen’s κ</w:t>
-            </w:r>
-          </w:p>
-        </w:tc>
-        <w:tc>
-          <w:tcPr/>
-          <w:p>
-            <w:pPr>
-              <w:pStyle w:val="Compact"/>
-              <w:jc w:val="left"/>
-            </w:pPr>
-            <w:r>
-              <w:t xml:space="preserve">[TBD]</w:t>
-            </w:r>
-          </w:p>
-        </w:tc>
-        <w:tc>
-          <w:tcPr/>
-          <w:p>
-            <w:pPr>
-              <w:pStyle w:val="Compact"/>
-              <w:jc w:val="left"/>
-            </w:pPr>
-            <w:r>
-              <w:t xml:space="preserve">≥ 0.70</w:t>
-            </w:r>
-          </w:p>
-        </w:tc>
-        <w:tc>
-          <w:tcPr/>
-          <w:p>
-            <w:pPr>
-              <w:pStyle w:val="Compact"/>
-              <w:jc w:val="left"/>
-            </w:pPr>
-            <w:r>
-              <w:t xml:space="preserve">[TBD]</w:t>
-            </w:r>
-          </w:p>
-        </w:tc>
-      </w:tr>
-      <w:tr>
-        <w:tc>
-          <w:tcPr/>
-          <w:p>
-            <w:pPr>
-              <w:pStyle w:val="Compact"/>
-              <w:jc w:val="left"/>
-            </w:pPr>
-            <w:r>
-              <w:t xml:space="preserve">cDAI score</w:t>
-            </w:r>
-          </w:p>
-        </w:tc>
-        <w:tc>
-          <w:tcPr/>
-          <w:p>
-            <w:pPr>
-              <w:pStyle w:val="Compact"/>
-              <w:jc w:val="left"/>
-            </w:pPr>
-            <w:r>
-              <w:t xml:space="preserve">Continuous (0–1)</w:t>
-            </w:r>
-          </w:p>
-        </w:tc>
-        <w:tc>
-          <w:tcPr/>
-          <w:p>
-            <w:pPr>
-              <w:pStyle w:val="Compact"/>
-              <w:jc w:val="left"/>
-            </w:pPr>
-            <w:r>
-              <w:t xml:space="preserve">ICC(2,1)</w:t>
-            </w:r>
-          </w:p>
-        </w:tc>
-        <w:tc>
-          <w:tcPr/>
-          <w:p>
-            <w:pPr>
-              <w:pStyle w:val="Compact"/>
-              <w:jc w:val="left"/>
-            </w:pPr>
-            <w:r>
-              <w:t xml:space="preserve">[TBD]</w:t>
-            </w:r>
-          </w:p>
-        </w:tc>
-        <w:tc>
-          <w:tcPr/>
-          <w:p>
-            <w:pPr>
-              <w:pStyle w:val="Compact"/>
-              <w:jc w:val="left"/>
-            </w:pPr>
-            <w:r>
-              <w:t xml:space="preserve">≥ 0.80</w:t>
-            </w:r>
-          </w:p>
-        </w:tc>
-        <w:tc>
-          <w:tcPr/>
-          <w:p>
-            <w:pPr>
-              <w:pStyle w:val="Compact"/>
-              <w:jc w:val="left"/>
-            </w:pPr>
-            <w:r>
-              <w:t xml:space="preserve">[TBD]</w:t>
-            </w:r>
-          </w:p>
-        </w:tc>
-      </w:tr>
-    </w:tbl>
-    <w:p>
-      <w:pPr>
-        <w:pStyle w:val="BodyText"/>
-      </w:pPr>
-      <w:r>
-        <w:rPr>
-          <w:iCs/>
-          <w:i/>
-        </w:rPr>
-        <w:t xml:space="preserve">Note.</w:t>
-      </w:r>
-      <w:r>
-        <w:t xml:space="preserve"> </w:t>
-      </w:r>
-      <w:r>
-        <w:t xml:space="preserve">Target threshold:</w:t>
-      </w:r>
-      <w:r>
-        <w:t xml:space="preserve"> </w:t>
-      </w:r>
-      <m:oMath>
-        <m:r>
-          <m:t>κ</m:t>
-        </m:r>
-        <m:r>
-          <m:rPr>
-            <m:sty m:val="p"/>
-          </m:rPr>
-          <m:t>≥</m:t>
-        </m:r>
-        <m:r>
-          <m:t>0.70</m:t>
-        </m:r>
-      </m:oMath>
-      <w:r>
-        <w:t xml:space="preserve"> </w:t>
-      </w:r>
-      <w:r>
-        <w:t xml:space="preserve">(Landis &amp; Koch, 1977) for all categorical moderators and ICC(2,1)</w:t>
-      </w:r>
-      <w:r>
-        <w:t xml:space="preserve"> </w:t>
-      </w:r>
-      <m:oMath>
-        <m:r>
-          <m:rPr>
-            <m:sty m:val="p"/>
-          </m:rPr>
-          <m:t>≥</m:t>
-        </m:r>
-      </m:oMath>
-      <w:r>
-        <w:t xml:space="preserve"> </w:t>
-      </w:r>
-      <w:r>
-        <w:t xml:space="preserve">0.80 for cDAI. Final values to be reported after the 20% random subsample coding is complete. Protocol for resolving Regime II/III boundary disagreements: PI lookup of WGI Rule of Law vintage scores.</w:t>
+        <w:t xml:space="preserve">= 288 effect sizes (working database, pre-formal-search). Coding quality and verification are described in Section 3.3.2; because extraction was single-coder, no inter-coder reliability statistics are reported.</w:t>
       </w:r>
     </w:p>
     <w:p>
@@ -7987,19 +7330,19 @@
               <w:jc w:val="left"/>
             </w:pPr>
             <w:r>
-              <w:t xml:space="preserve">DPL Precede (PRE, ≤2008)</w:t>
-            </w:r>
-          </w:p>
-        </w:tc>
-        <w:tc>
-          <w:tcPr/>
-          <w:p>
-            <w:pPr>
-              <w:pStyle w:val="Compact"/>
-              <w:jc w:val="left"/>
-            </w:pPr>
-            <w:r>
-              <w:t xml:space="preserve">103</w:t>
+              <w:t xml:space="preserve">DPL Precede (PRE, median data year ≤2008)</w:t>
+            </w:r>
+          </w:p>
+        </w:tc>
+        <w:tc>
+          <w:tcPr/>
+          <w:p>
+            <w:pPr>
+              <w:pStyle w:val="Compact"/>
+              <w:jc w:val="left"/>
+            </w:pPr>
+            <w:r>
+              <w:t xml:space="preserve">100</w:t>
             </w:r>
           </w:p>
         </w:tc>
@@ -8025,19 +7368,19 @@
               <w:jc w:val="left"/>
             </w:pPr>
             <w:r>
-              <w:t xml:space="preserve">DPL Span (SPN, 2009–2013)</w:t>
-            </w:r>
-          </w:p>
-        </w:tc>
-        <w:tc>
-          <w:tcPr/>
-          <w:p>
-            <w:pPr>
-              <w:pStyle w:val="Compact"/>
-              <w:jc w:val="left"/>
-            </w:pPr>
-            <w:r>
-              <w:t xml:space="preserve">120</w:t>
+              <w:t xml:space="preserve">DPL Span (SPN, median 2009–2013)</w:t>
+            </w:r>
+          </w:p>
+        </w:tc>
+        <w:tc>
+          <w:tcPr/>
+          <w:p>
+            <w:pPr>
+              <w:pStyle w:val="Compact"/>
+              <w:jc w:val="left"/>
+            </w:pPr>
+            <w:r>
+              <w:t xml:space="preserve">108</w:t>
             </w:r>
           </w:p>
         </w:tc>
@@ -8063,19 +7406,19 @@
               <w:jc w:val="left"/>
             </w:pPr>
             <w:r>
-              <w:t xml:space="preserve">DPL Follow (FOL, ≥2014)</w:t>
-            </w:r>
-          </w:p>
-        </w:tc>
-        <w:tc>
-          <w:tcPr/>
-          <w:p>
-            <w:pPr>
-              <w:pStyle w:val="Compact"/>
-              <w:jc w:val="left"/>
-            </w:pPr>
-            <w:r>
-              <w:t xml:space="preserve">86</w:t>
+              <w:t xml:space="preserve">DPL Follow (FOL, median ≥2014)</w:t>
+            </w:r>
+          </w:p>
+        </w:tc>
+        <w:tc>
+          <w:tcPr/>
+          <w:p>
+            <w:pPr>
+              <w:pStyle w:val="Compact"/>
+              <w:jc w:val="left"/>
+            </w:pPr>
+            <w:r>
+              <w:t xml:space="preserve">80</w:t>
             </w:r>
           </w:p>
         </w:tc>
@@ -8253,19 +7596,19 @@
               <w:jc w:val="left"/>
             </w:pPr>
             <w:r>
-              <w:t xml:space="preserve">By FP type: ACC (accounting)</w:t>
-            </w:r>
-          </w:p>
-        </w:tc>
-        <w:tc>
-          <w:tcPr/>
-          <w:p>
-            <w:pPr>
-              <w:pStyle w:val="Compact"/>
-              <w:jc w:val="left"/>
-            </w:pPr>
-            <w:r>
-              <w:t xml:space="preserve">246</w:t>
+              <w:t xml:space="preserve">By DOI type: FDI</w:t>
+            </w:r>
+          </w:p>
+        </w:tc>
+        <w:tc>
+          <w:tcPr/>
+          <w:p>
+            <w:pPr>
+              <w:pStyle w:val="Compact"/>
+              <w:jc w:val="left"/>
+            </w:pPr>
+            <w:r>
+              <w:t xml:space="preserve">3</w:t>
             </w:r>
           </w:p>
         </w:tc>
@@ -8291,6 +7634,82 @@
               <w:jc w:val="left"/>
             </w:pPr>
             <w:r>
+              <w:t xml:space="preserve">By DOI type: OTH</w:t>
+            </w:r>
+          </w:p>
+        </w:tc>
+        <w:tc>
+          <w:tcPr/>
+          <w:p>
+            <w:pPr>
+              <w:pStyle w:val="Compact"/>
+              <w:jc w:val="left"/>
+            </w:pPr>
+            <w:r>
+              <w:t xml:space="preserve">1</w:t>
+            </w:r>
+          </w:p>
+        </w:tc>
+        <w:tc>
+          <w:tcPr/>
+          <w:p>
+            <w:pPr>
+              <w:pStyle w:val="Compact"/>
+              <w:jc w:val="left"/>
+            </w:pPr>
+            <w:r>
+              <w:t xml:space="preserve">—</w:t>
+            </w:r>
+          </w:p>
+        </w:tc>
+      </w:tr>
+      <w:tr>
+        <w:tc>
+          <w:tcPr/>
+          <w:p>
+            <w:pPr>
+              <w:pStyle w:val="Compact"/>
+              <w:jc w:val="left"/>
+            </w:pPr>
+            <w:r>
+              <w:t xml:space="preserve">By FP type: ACC (accounting)</w:t>
+            </w:r>
+          </w:p>
+        </w:tc>
+        <w:tc>
+          <w:tcPr/>
+          <w:p>
+            <w:pPr>
+              <w:pStyle w:val="Compact"/>
+              <w:jc w:val="left"/>
+            </w:pPr>
+            <w:r>
+              <w:t xml:space="preserve">247</w:t>
+            </w:r>
+          </w:p>
+        </w:tc>
+        <w:tc>
+          <w:tcPr/>
+          <w:p>
+            <w:pPr>
+              <w:pStyle w:val="Compact"/>
+              <w:jc w:val="left"/>
+            </w:pPr>
+            <w:r>
+              <w:t xml:space="preserve">—</w:t>
+            </w:r>
+          </w:p>
+        </w:tc>
+      </w:tr>
+      <w:tr>
+        <w:tc>
+          <w:tcPr/>
+          <w:p>
+            <w:pPr>
+              <w:pStyle w:val="Compact"/>
+              <w:jc w:val="left"/>
+            </w:pPr>
+            <w:r>
               <w:t xml:space="preserve">By FP type: MKT (market-based)</w:t>
             </w:r>
           </w:p>
@@ -8303,7 +7722,7 @@
               <w:jc w:val="left"/>
             </w:pPr>
             <w:r>
-              <w:t xml:space="preserve">16</w:t>
+              <w:t xml:space="preserve">15</w:t>
             </w:r>
           </w:p>
         </w:tc>
@@ -8921,7 +8340,7 @@
               <w:jc w:val="left"/>
             </w:pPr>
             <w:r>
-              <w:t xml:space="preserve">54.1%</w:t>
+              <w:t xml:space="preserve">76.1%</w:t>
             </w:r>
           </w:p>
         </w:tc>
@@ -8954,7 +8373,7 @@
               <w:jc w:val="left"/>
             </w:pPr>
             <w:r>
-              <w:t xml:space="preserve">8.4%</w:t>
+              <w:t xml:space="preserve">11.8%</w:t>
             </w:r>
           </w:p>
         </w:tc>
@@ -8987,7 +8406,7 @@
               <w:jc w:val="left"/>
             </w:pPr>
             <w:r>
-              <w:t xml:space="preserve">62.4%</w:t>
+              <w:t xml:space="preserve">87.8%</w:t>
             </w:r>
           </w:p>
         </w:tc>
@@ -9163,7 +8582,7 @@
         <w:t xml:space="preserve"> </w:t>
       </w:r>
       <w:r>
-        <w:t xml:space="preserve">= 54.1%) is roughly six times the between-study contribution (Level 3,</w:t>
+        <w:t xml:space="preserve">= 76.1%) is roughly six times the between-study contribution (Level 3,</w:t>
       </w:r>
       <w:r>
         <w:t xml:space="preserve"> </w:t>
@@ -9201,7 +8620,7 @@
         <w:t xml:space="preserve"> </w:t>
       </w:r>
       <w:r>
-        <w:t xml:space="preserve">= 8.4%). Most unexplained heterogeneity therefore arises from analytic choices</w:t>
+        <w:t xml:space="preserve">= 11.8%). Most unexplained heterogeneity therefore arises from analytic choices</w:t>
       </w:r>
       <w:r>
         <w:t xml:space="preserve"> </w:t>
@@ -9240,7 +8659,7 @@
         <w:t xml:space="preserve"> </w:t>
       </w:r>
       <w:r>
-        <w:t xml:space="preserve">= 62.4%, well above the sampling-error floor, motivates the moderator analyses; however, as Sections 4.3–4.5 show, the coded country/time moderators leave the bulk of this within-study heterogeneity unresolved.</w:t>
+        <w:t xml:space="preserve">= 87.8%, well above the sampling-error floor, motivates the moderator analyses; however, as Sections 4.3–4.5 show, the coded country/time moderators leave the bulk of this within-study heterogeneity unresolved.</w:t>
       </w:r>
     </w:p>
     <w:bookmarkEnd w:id="44"/>
@@ -10916,7 +10335,7 @@
               <w:jc w:val="left"/>
             </w:pPr>
             <w:r>
-              <w:t xml:space="preserve">Sample data predominantly ≤ 2008</w:t>
+              <w:t xml:space="preserve">Median data year ≤ 2008</w:t>
             </w:r>
           </w:p>
         </w:tc>
@@ -10990,7 +10409,7 @@
               <w:jc w:val="left"/>
             </w:pPr>
             <w:r>
-              <w:t xml:space="preserve">Sample spans the 2009 inflection</w:t>
+              <w:t xml:space="preserve">Median data year 2009–2013</w:t>
             </w:r>
           </w:p>
         </w:tc>
@@ -11064,7 +10483,7 @@
               <w:jc w:val="left"/>
             </w:pPr>
             <w:r>
-              <w:t xml:space="preserve">Sample data predominantly ≥ 2014</w:t>
+              <w:t xml:space="preserve">Median data year ≥ 2014</w:t>
             </w:r>
           </w:p>
         </w:tc>
@@ -11670,7 +11089,7 @@
         <w:t xml:space="preserve"> </w:t>
       </w:r>
       <w:r>
-        <w:t xml:space="preserve">= 62.4%) and non-significant moderator tests (Sections 4.3–4.5), the publication bias evidence suggests that the apparent average I-P effect is upwardly inflated in the published literature. The true population effect may be closer to</w:t>
+        <w:t xml:space="preserve">= 87.8%) and non-significant moderator tests (Sections 4.3–4.5), the publication bias evidence suggests that the apparent average I-P effect is upwardly inflated in the published literature. The true population effect may be closer to</w:t>
       </w:r>
       <w:r>
         <w:t xml:space="preserve"> </w:t>
@@ -11709,12 +11128,12 @@
           <wp:inline>
             <wp:extent cx="5753100" cy="4601444"/>
             <wp:effectExtent b="0" l="0" r="0" t="0"/>
-            <wp:docPr descr="Figure 5: Funnel plot with trim-and-fill imputed studies" title="" id="55" name="Picture"/>
+            <wp:docPr descr="Figure 4: Funnel plot with trim-and-fill imputed studies" title="" id="55" name="Picture"/>
             <a:graphic>
               <a:graphicData uri="http://schemas.openxmlformats.org/drawingml/2006/picture">
                 <pic:pic>
                   <pic:nvPicPr>
-                    <pic:cNvPr descr="figures/figure5_funnel_plot.png" id="56" name="Picture"/>
+                    <pic:cNvPr descr="figures/figure4_funnel_plot.png" id="56" name="Picture"/>
                     <pic:cNvPicPr>
                       <a:picLocks noChangeArrowheads="1" noChangeAspect="1"/>
                     </pic:cNvPicPr>
@@ -11752,7 +11171,7 @@
         <w:pStyle w:val="ImageCaption"/>
       </w:pPr>
       <w:r>
-        <w:t xml:space="preserve">Figure 5: Funnel plot with trim-and-fill imputed studies</w:t>
+        <w:t xml:space="preserve">Figure 4: Funnel plot with trim-and-fill imputed studies</w:t>
       </w:r>
     </w:p>
     <w:p>
@@ -11764,7 +11183,7 @@
           <w:iCs/>
           <w:i/>
         </w:rPr>
-        <w:t xml:space="preserve">Figure 5.</w:t>
+        <w:t xml:space="preserve">Figure 4.</w:t>
       </w:r>
       <w:r>
         <w:t xml:space="preserve"> </w:t>
@@ -12545,12 +11964,12 @@
           <wp:inline>
             <wp:extent cx="5753100" cy="2528953"/>
             <wp:effectExtent b="0" l="0" r="0" t="0"/>
-            <wp:docPr descr="Figure 4: Leave-one-out sensitivity, pooled r̄ range across leave-one-out iterations" title="" id="59" name="Picture"/>
+            <wp:docPr descr="Figure 5: Leave-one-out sensitivity, pooled r̄ range across leave-one-out iterations" title="" id="59" name="Picture"/>
             <a:graphic>
               <a:graphicData uri="http://schemas.openxmlformats.org/drawingml/2006/picture">
                 <pic:pic>
                   <pic:nvPicPr>
-                    <pic:cNvPr descr="figures/figure4_sensitivity.png" id="60" name="Picture"/>
+                    <pic:cNvPr descr="figures/figure5_sensitivity.png" id="60" name="Picture"/>
                     <pic:cNvPicPr>
                       <a:picLocks noChangeArrowheads="1" noChangeAspect="1"/>
                     </pic:cNvPicPr>
@@ -12588,7 +12007,7 @@
         <w:pStyle w:val="ImageCaption"/>
       </w:pPr>
       <w:r>
-        <w:t xml:space="preserve">Figure 4: Leave-one-out sensitivity, pooled</w:t>
+        <w:t xml:space="preserve">Figure 5: Leave-one-out sensitivity, pooled</w:t>
       </w:r>
       <w:r>
         <w:t xml:space="preserve"> </w:t>
@@ -12616,7 +12035,7 @@
           <w:iCs/>
           <w:i/>
         </w:rPr>
-        <w:t xml:space="preserve">Figure 4.</w:t>
+        <w:t xml:space="preserve">Figure 5.</w:t>
       </w:r>
       <w:r>
         <w:t xml:space="preserve"> </w:t>
@@ -13905,7 +13324,7 @@
         <w:t xml:space="preserve"> </w:t>
       </w:r>
       <w:r>
-        <w:t xml:space="preserve">= 62.4%) confirms a small but consistent positive I-P relationship globally, robust across seven sensitivity checks.</w:t>
+        <w:t xml:space="preserve">= 87.8%) confirms a small but consistent positive I-P relationship globally, robust across seven sensitivity checks.</w:t>
       </w:r>
     </w:p>
     <w:p>
@@ -14145,7 +13564,7 @@
         <w:t xml:space="preserve"> </w:t>
       </w:r>
       <w:r>
-        <w:t xml:space="preserve">= 62.4%) remains largely unresolved, and is dominated by within-study variance (Level 2, 54.1%) rather than between-study differences (Level 3, 8.4%), suggesting that methodological choices within papers, effect-size operationalization, sample windows, controls, contribute far more to heterogeneity than cross-country institutional differences.</w:t>
+        <w:t xml:space="preserve">= 87.8%) remains largely unresolved, and is dominated by within-study variance (Level 2, 76.1%) rather than between-study differences (Level 3, 11.8%), suggesting that methodological choices within papers, effect-size operationalization, sample windows, controls, contribute far more to heterogeneity than cross-country institutional differences.</w:t>
       </w:r>
     </w:p>
     <w:p>
@@ -14285,20 +13704,18 @@
         <w:t xml:space="preserve">Q</w:t>
       </w:r>
       <w:r>
-        <w:t xml:space="preserve">_M; future work should search for additional Frontier-regime studies. Third, cDAI is measured at the study level using country-year World Bank Digital Adoption Index scores (primary) or ITU Digital Development Index (secondary), not direct replication of the WBES firm-level indicators used in the companion primary studies; any systematic error in the country-year DAI assignment, for instance, from vintage mismatch between the study’s data period and the DAI score’s reference year, may attenuate the moderation coefficient. Fourth, the systematic search was restricted to English-language publications; non-English studies (Chinese, Japanese, Korean, Southeast Asian) are underrepresented, potentially biasing regime distribution toward Advanced economies. Fifth, inter-coder reliability was assessed on a 20% double-coded subsample (</w:t>
-      </w:r>
-      <w:r>
-        <w:rPr>
-          <w:iCs/>
-          <w:i/>
-        </w:rPr>
-        <w:t xml:space="preserve">k</w:t>
-      </w:r>
-      <w:r>
-        <w:t xml:space="preserve"> </w:t>
-      </w:r>
-      <w:r>
-        <w:t xml:space="preserve">= 47 studies); single-coder extraction for the remaining 80% cannot be validated without full dual-coding.</w:t>
+        <w:t xml:space="preserve">_M; future work should search for additional Frontier-regime studies. Third, cDAI is measured at the study level using country-year World Bank Digital Adoption Index scores (primary) or ITU Digital Development Index (secondary), not direct replication of the WBES firm-level indicators used in the companion primary studies; any systematic error in the country-year DAI assignment, for instance, from vintage mismatch between the study’s data period and the DAI score’s reference year, may attenuate the moderation coefficient. Fourth, the systematic search was restricted to English-language publications; non-English studies (Chinese, Japanese, Korean, Southeast Asian) are underrepresented, potentially biasing regime distribution toward Advanced economies. Fifth, all effect-size extraction and moderator coding were performed by a single coder (the first author); without a second independent coder, formal inter-coder reliability (Cohen’s</w:t>
+      </w:r>
+      <w:r>
+        <w:t xml:space="preserve"> </w:t>
+      </w:r>
+      <m:oMath>
+        <m:r>
+          <m:t>κ</m:t>
+        </m:r>
+      </m:oMath>
+      <w:r>
+        <w:t xml:space="preserve">) could not be computed and coding decisions could not be cross-validated. Coding quality was instead supported by protocol calibration on a pilot set and by double-entry verification against source PDFs (Section 3.3.2), but the single-coder design remains a constraint, and a dual-coded reliability check is a priority for the planned formal-search expansion.</w:t>
       </w:r>
     </w:p>
     <w:p>
@@ -14492,20 +13909,20 @@
         <w:pStyle w:val="FirstParagraph"/>
       </w:pPr>
       <w:r>
-        <w:t xml:space="preserve">Aguinis, H., Dalton, D. R., Bosco, F. A., Pierce, C. A., &amp; Dalton, C. M. (2011). Meta-analytic choices and judgment calls: Implications for theory and research.</w:t>
-      </w:r>
-      <w:r>
-        <w:t xml:space="preserve"> </w:t>
-      </w:r>
-      <w:r>
-        <w:rPr>
-          <w:iCs/>
-          <w:i/>
-        </w:rPr>
-        <w:t xml:space="preserve">Journal of Management, 37</w:t>
-      </w:r>
-      <w:r>
-        <w:t xml:space="preserve">(1), 5–38.</w:t>
+        <w:t xml:space="preserve">Arte, P., &amp; Larimo, J. (2022). Moderating influence of product diversification on the internationalization-performance relationship: Insights from meta-analysis.</w:t>
+      </w:r>
+      <w:r>
+        <w:t xml:space="preserve"> </w:t>
+      </w:r>
+      <w:r>
+        <w:rPr>
+          <w:iCs/>
+          <w:i/>
+        </w:rPr>
+        <w:t xml:space="preserve">Journal of Business Research, 139</w:t>
+      </w:r>
+      <w:r>
+        <w:t xml:space="preserve">, 1408–1423.</w:t>
       </w:r>
     </w:p>
     <w:p>
@@ -14513,20 +13930,20 @@
         <w:pStyle w:val="BodyText"/>
       </w:pPr>
       <w:r>
-        <w:t xml:space="preserve">Arte, P., &amp; Larimo, J. (2022). Moderating influence of product diversification on the internationalization-performance relationship: Insights from meta-analysis.</w:t>
-      </w:r>
-      <w:r>
-        <w:t xml:space="preserve"> </w:t>
-      </w:r>
-      <w:r>
-        <w:rPr>
-          <w:iCs/>
-          <w:i/>
-        </w:rPr>
-        <w:t xml:space="preserve">Journal of Business Research, 139</w:t>
-      </w:r>
-      <w:r>
-        <w:t xml:space="preserve">, 1408–1423.</w:t>
+        <w:t xml:space="preserve">Barney, J. (1991). Firm resources and sustained competitive advantage.</w:t>
+      </w:r>
+      <w:r>
+        <w:t xml:space="preserve"> </w:t>
+      </w:r>
+      <w:r>
+        <w:rPr>
+          <w:iCs/>
+          <w:i/>
+        </w:rPr>
+        <w:t xml:space="preserve">Journal of Management, 17</w:t>
+      </w:r>
+      <w:r>
+        <w:t xml:space="preserve">(1), 99–120.</w:t>
       </w:r>
     </w:p>
     <w:p>
@@ -14534,20 +13951,20 @@
         <w:pStyle w:val="BodyText"/>
       </w:pPr>
       <w:r>
-        <w:t xml:space="preserve">Barney, J. (1991). Firm resources and sustained competitive advantage.</w:t>
-      </w:r>
-      <w:r>
-        <w:t xml:space="preserve"> </w:t>
-      </w:r>
-      <w:r>
-        <w:rPr>
-          <w:iCs/>
-          <w:i/>
-        </w:rPr>
-        <w:t xml:space="preserve">Journal of Management, 17</w:t>
-      </w:r>
-      <w:r>
-        <w:t xml:space="preserve">(1), 99–120.</w:t>
+        <w:t xml:space="preserve">Bausch, A., &amp; Krist, M. (2007). The effect of context-related moderators on the internationalization–performance relationship: Evidence from meta-analysis.</w:t>
+      </w:r>
+      <w:r>
+        <w:t xml:space="preserve"> </w:t>
+      </w:r>
+      <w:r>
+        <w:rPr>
+          <w:iCs/>
+          <w:i/>
+        </w:rPr>
+        <w:t xml:space="preserve">Management International Review, 47</w:t>
+      </w:r>
+      <w:r>
+        <w:t xml:space="preserve">(3), 319–347.</w:t>
       </w:r>
     </w:p>
     <w:p>
@@ -14555,20 +13972,20 @@
         <w:pStyle w:val="BodyText"/>
       </w:pPr>
       <w:r>
-        <w:t xml:space="preserve">Bausch, A., &amp; Krist, M. (2007). The effect of context-related moderators on the internationalization–performance relationship: Evidence from meta-analysis.</w:t>
-      </w:r>
-      <w:r>
-        <w:t xml:space="preserve"> </w:t>
-      </w:r>
-      <w:r>
-        <w:rPr>
-          <w:iCs/>
-          <w:i/>
-        </w:rPr>
-        <w:t xml:space="preserve">Management International Review, 47</w:t>
-      </w:r>
-      <w:r>
-        <w:t xml:space="preserve">(3), 319–347.</w:t>
+        <w:t xml:space="preserve">Begg, C. B., &amp; Mazumdar, M. (1994). Operating characteristics of a rank correlation test for publication bias.</w:t>
+      </w:r>
+      <w:r>
+        <w:t xml:space="preserve"> </w:t>
+      </w:r>
+      <w:r>
+        <w:rPr>
+          <w:iCs/>
+          <w:i/>
+        </w:rPr>
+        <w:t xml:space="preserve">Biometrics, 50</w:t>
+      </w:r>
+      <w:r>
+        <w:t xml:space="preserve">(4), 1088–1101.</w:t>
       </w:r>
     </w:p>
     <w:p>
@@ -14576,20 +13993,20 @@
         <w:pStyle w:val="BodyText"/>
       </w:pPr>
       <w:r>
-        <w:t xml:space="preserve">Begg, C. B., &amp; Mazumdar, M. (1994). Operating characteristics of a rank correlation test for publication bias.</w:t>
-      </w:r>
-      <w:r>
-        <w:t xml:space="preserve"> </w:t>
-      </w:r>
-      <w:r>
-        <w:rPr>
-          <w:iCs/>
-          <w:i/>
-        </w:rPr>
-        <w:t xml:space="preserve">Biometrics, 50</w:t>
-      </w:r>
-      <w:r>
-        <w:t xml:space="preserve">(4), 1088–1101.</w:t>
+        <w:t xml:space="preserve">Bharadwaj, A., El Sawy, O. A., Pavlou, P. A., &amp; Venkatraman, N. (2013). Digital business strategy: Toward a next generation of insights.</w:t>
+      </w:r>
+      <w:r>
+        <w:t xml:space="preserve"> </w:t>
+      </w:r>
+      <w:r>
+        <w:rPr>
+          <w:iCs/>
+          <w:i/>
+        </w:rPr>
+        <w:t xml:space="preserve">MIS Quarterly, 37</w:t>
+      </w:r>
+      <w:r>
+        <w:t xml:space="preserve">(2), 471–482.</w:t>
       </w:r>
     </w:p>
     <w:p>
@@ -14597,20 +14014,23 @@
         <w:pStyle w:val="BodyText"/>
       </w:pPr>
       <w:r>
-        <w:t xml:space="preserve">Bharadwaj, A., El Sawy, O. A., Pavlou, P. A., &amp; Venkatraman, N. (2013). Digital business strategy: Toward a next generation of insights.</w:t>
-      </w:r>
-      <w:r>
-        <w:t xml:space="preserve"> </w:t>
-      </w:r>
-      <w:r>
-        <w:rPr>
-          <w:iCs/>
-          <w:i/>
-        </w:rPr>
-        <w:t xml:space="preserve">MIS Quarterly, 37</w:t>
-      </w:r>
-      <w:r>
-        <w:t xml:space="preserve">(2), 471–482.</w:t>
+        <w:t xml:space="preserve">Borenstein, M., Hedges, L. V., Higgins, J. P. T., &amp; Rothstein, H. R. (2021).</w:t>
+      </w:r>
+      <w:r>
+        <w:t xml:space="preserve"> </w:t>
+      </w:r>
+      <w:r>
+        <w:rPr>
+          <w:iCs/>
+          <w:i/>
+        </w:rPr>
+        <w:t xml:space="preserve">Introduction to meta-analysis</w:t>
+      </w:r>
+      <w:r>
+        <w:t xml:space="preserve"> </w:t>
+      </w:r>
+      <w:r>
+        <w:t xml:space="preserve">(2nd ed.). Wiley.</w:t>
       </w:r>
     </w:p>
     <w:p>
@@ -14618,23 +14038,20 @@
         <w:pStyle w:val="BodyText"/>
       </w:pPr>
       <w:r>
-        <w:t xml:space="preserve">Borenstein, M., Hedges, L. V., Higgins, J. P. T., &amp; Rothstein, H. R. (2021).</w:t>
-      </w:r>
-      <w:r>
-        <w:t xml:space="preserve"> </w:t>
-      </w:r>
-      <w:r>
-        <w:rPr>
-          <w:iCs/>
-          <w:i/>
-        </w:rPr>
-        <w:t xml:space="preserve">Introduction to meta-analysis</w:t>
-      </w:r>
-      <w:r>
-        <w:t xml:space="preserve"> </w:t>
-      </w:r>
-      <w:r>
-        <w:t xml:space="preserve">(2nd ed.). Wiley.</w:t>
+        <w:t xml:space="preserve">Brynjolfsson, E., Rock, D., &amp; Syverson, C. (2021). The productivity J-curve: How intangibles complement general purpose technologies.</w:t>
+      </w:r>
+      <w:r>
+        <w:t xml:space="preserve"> </w:t>
+      </w:r>
+      <w:r>
+        <w:rPr>
+          <w:iCs/>
+          <w:i/>
+        </w:rPr>
+        <w:t xml:space="preserve">American Economic Journal: Macroeconomics, 13</w:t>
+      </w:r>
+      <w:r>
+        <w:t xml:space="preserve">(1), 333–372.</w:t>
       </w:r>
     </w:p>
     <w:p>
@@ -14642,20 +14059,20 @@
         <w:pStyle w:val="BodyText"/>
       </w:pPr>
       <w:r>
-        <w:t xml:space="preserve">Brynjolfsson, E., Rock, D., &amp; Syverson, C. (2021). The productivity J-curve: How intangibles complement general purpose technologies.</w:t>
-      </w:r>
-      <w:r>
-        <w:t xml:space="preserve"> </w:t>
-      </w:r>
-      <w:r>
-        <w:rPr>
-          <w:iCs/>
-          <w:i/>
-        </w:rPr>
-        <w:t xml:space="preserve">American Economic Journal: Macroeconomics, 13</w:t>
-      </w:r>
-      <w:r>
-        <w:t xml:space="preserve">(1), 333–372.</w:t>
+        <w:t xml:space="preserve">Bustamante, C. V., Mingo, S., &amp; Matusik, S. F. (2022). Institutions, digital capabilities and the internationalization of SMEs.</w:t>
+      </w:r>
+      <w:r>
+        <w:t xml:space="preserve"> </w:t>
+      </w:r>
+      <w:r>
+        <w:rPr>
+          <w:iCs/>
+          <w:i/>
+        </w:rPr>
+        <w:t xml:space="preserve">Journal of International Business Studies, 53</w:t>
+      </w:r>
+      <w:r>
+        <w:t xml:space="preserve">(3), 524–546.</w:t>
       </w:r>
     </w:p>
     <w:p>
@@ -14663,20 +14080,20 @@
         <w:pStyle w:val="BodyText"/>
       </w:pPr>
       <w:r>
-        <w:t xml:space="preserve">Bustamante, C. V., Mingo, S., &amp; Matusik, S. F. (2022). Institutions, digital capabilities and the internationalization of SMEs.</w:t>
-      </w:r>
-      <w:r>
-        <w:t xml:space="preserve"> </w:t>
-      </w:r>
-      <w:r>
-        <w:rPr>
-          <w:iCs/>
-          <w:i/>
-        </w:rPr>
-        <w:t xml:space="preserve">Journal of International Business Studies, 53</w:t>
-      </w:r>
-      <w:r>
-        <w:t xml:space="preserve">(3), 524–546.</w:t>
+        <w:t xml:space="preserve">Cheung, M. W.-L. (2014). Modeling dependent effect sizes with three-level meta-analyses.</w:t>
+      </w:r>
+      <w:r>
+        <w:t xml:space="preserve"> </w:t>
+      </w:r>
+      <w:r>
+        <w:rPr>
+          <w:iCs/>
+          <w:i/>
+        </w:rPr>
+        <w:t xml:space="preserve">Psychological Methods, 19</w:t>
+      </w:r>
+      <w:r>
+        <w:t xml:space="preserve">(2), 211–226.</w:t>
       </w:r>
     </w:p>
     <w:p>
@@ -14684,20 +14101,23 @@
         <w:pStyle w:val="BodyText"/>
       </w:pPr>
       <w:r>
-        <w:t xml:space="preserve">Cheung, M. W.-L. (2014). Modeling dependent effect sizes with three-level meta-analyses.</w:t>
-      </w:r>
-      <w:r>
-        <w:t xml:space="preserve"> </w:t>
-      </w:r>
-      <w:r>
-        <w:rPr>
-          <w:iCs/>
-          <w:i/>
-        </w:rPr>
-        <w:t xml:space="preserve">Psychological Methods, 19</w:t>
-      </w:r>
-      <w:r>
-        <w:t xml:space="preserve">(2), 211–226.</w:t>
+        <w:t xml:space="preserve">Cohen, J. (1988).</w:t>
+      </w:r>
+      <w:r>
+        <w:t xml:space="preserve"> </w:t>
+      </w:r>
+      <w:r>
+        <w:rPr>
+          <w:iCs/>
+          <w:i/>
+        </w:rPr>
+        <w:t xml:space="preserve">Statistical power analysis for the behavioral sciences</w:t>
+      </w:r>
+      <w:r>
+        <w:t xml:space="preserve"> </w:t>
+      </w:r>
+      <w:r>
+        <w:t xml:space="preserve">(2nd ed.). Lawrence Erlbaum.</w:t>
       </w:r>
     </w:p>
     <w:p>
@@ -14705,23 +14125,23 @@
         <w:pStyle w:val="BodyText"/>
       </w:pPr>
       <w:r>
-        <w:t xml:space="preserve">Cohen, J. (1988).</w:t>
-      </w:r>
-      <w:r>
-        <w:t xml:space="preserve"> </w:t>
-      </w:r>
-      <w:r>
-        <w:rPr>
-          <w:iCs/>
-          <w:i/>
-        </w:rPr>
-        <w:t xml:space="preserve">Statistical power analysis for the behavioral sciences</w:t>
-      </w:r>
-      <w:r>
-        <w:t xml:space="preserve"> </w:t>
-      </w:r>
-      <w:r>
-        <w:t xml:space="preserve">(2nd ed.). Lawrence Erlbaum.</w:t>
+        <w:t xml:space="preserve">Cooper, H. (2010).</w:t>
+      </w:r>
+      <w:r>
+        <w:t xml:space="preserve"> </w:t>
+      </w:r>
+      <w:r>
+        <w:rPr>
+          <w:iCs/>
+          <w:i/>
+        </w:rPr>
+        <w:t xml:space="preserve">Research synthesis and meta-analysis: A step-by-step approach</w:t>
+      </w:r>
+      <w:r>
+        <w:t xml:space="preserve"> </w:t>
+      </w:r>
+      <w:r>
+        <w:t xml:space="preserve">(4th ed.). Sage.</w:t>
       </w:r>
     </w:p>
     <w:p>
@@ -14729,23 +14149,20 @@
         <w:pStyle w:val="BodyText"/>
       </w:pPr>
       <w:r>
-        <w:t xml:space="preserve">Cooper, H. (2010).</w:t>
-      </w:r>
-      <w:r>
-        <w:t xml:space="preserve"> </w:t>
-      </w:r>
-      <w:r>
-        <w:rPr>
-          <w:iCs/>
-          <w:i/>
-        </w:rPr>
-        <w:t xml:space="preserve">Research synthesis and meta-analysis: A step-by-step approach</w:t>
-      </w:r>
-      <w:r>
-        <w:t xml:space="preserve"> </w:t>
-      </w:r>
-      <w:r>
-        <w:t xml:space="preserve">(4th ed.). Sage.</w:t>
+        <w:t xml:space="preserve">David, P. A. (1990). The dynamo and the computer: An historical perspective on the modern productivity paradox.</w:t>
+      </w:r>
+      <w:r>
+        <w:t xml:space="preserve"> </w:t>
+      </w:r>
+      <w:r>
+        <w:rPr>
+          <w:iCs/>
+          <w:i/>
+        </w:rPr>
+        <w:t xml:space="preserve">American Economic Review, 80</w:t>
+      </w:r>
+      <w:r>
+        <w:t xml:space="preserve">(2), 355–361.</w:t>
       </w:r>
     </w:p>
     <w:p>
@@ -14753,20 +14170,20 @@
         <w:pStyle w:val="BodyText"/>
       </w:pPr>
       <w:r>
-        <w:t xml:space="preserve">David, P. A. (1990). The dynamo and the computer: An historical perspective on the modern productivity paradox.</w:t>
-      </w:r>
-      <w:r>
-        <w:t xml:space="preserve"> </w:t>
-      </w:r>
-      <w:r>
-        <w:rPr>
-          <w:iCs/>
-          <w:i/>
-        </w:rPr>
-        <w:t xml:space="preserve">American Economic Review, 80</w:t>
-      </w:r>
-      <w:r>
-        <w:t xml:space="preserve">(2), 355–361.</w:t>
+        <w:t xml:space="preserve">Dickersin, K. (1990). The existence of publication bias and risk factors for its occurrence.</w:t>
+      </w:r>
+      <w:r>
+        <w:t xml:space="preserve"> </w:t>
+      </w:r>
+      <w:r>
+        <w:rPr>
+          <w:iCs/>
+          <w:i/>
+        </w:rPr>
+        <w:t xml:space="preserve">JAMA, 263</w:t>
+      </w:r>
+      <w:r>
+        <w:t xml:space="preserve">(10), 1385–1389. https://doi.org/10.1001/jama.1990.03440100097014</w:t>
       </w:r>
     </w:p>
     <w:p>
@@ -14924,20 +14341,20 @@
         <w:pStyle w:val="BodyText"/>
       </w:pPr>
       <w:r>
-        <w:t xml:space="preserve">Jensen, M. C., &amp; Meckling, W. H. (1976). Theory of the firm: Managerial behavior, agency costs and ownership structure.</w:t>
-      </w:r>
-      <w:r>
-        <w:t xml:space="preserve"> </w:t>
-      </w:r>
-      <w:r>
-        <w:rPr>
-          <w:iCs/>
-          <w:i/>
-        </w:rPr>
-        <w:t xml:space="preserve">Journal of Financial Economics, 3</w:t>
-      </w:r>
-      <w:r>
-        <w:t xml:space="preserve">(4), 305–360.</w:t>
+        <w:t xml:space="preserve">Johanson, J., &amp; Vahlne, J.-E. (1977). The internationalization process of the firm: A model of knowledge development and increasing foreign market commitments.</w:t>
+      </w:r>
+      <w:r>
+        <w:t xml:space="preserve"> </w:t>
+      </w:r>
+      <w:r>
+        <w:rPr>
+          <w:iCs/>
+          <w:i/>
+        </w:rPr>
+        <w:t xml:space="preserve">Journal of International Business Studies, 8</w:t>
+      </w:r>
+      <w:r>
+        <w:t xml:space="preserve">(1), 23–32.</w:t>
       </w:r>
     </w:p>
     <w:p>
@@ -14945,20 +14362,20 @@
         <w:pStyle w:val="BodyText"/>
       </w:pPr>
       <w:r>
-        <w:t xml:space="preserve">Johanson, J., &amp; Vahlne, J.-E. (1977). The internationalization process of the firm: A model of knowledge development and increasing foreign market commitments.</w:t>
-      </w:r>
-      <w:r>
-        <w:t xml:space="preserve"> </w:t>
-      </w:r>
-      <w:r>
-        <w:rPr>
-          <w:iCs/>
-          <w:i/>
-        </w:rPr>
-        <w:t xml:space="preserve">Journal of International Business Studies, 8</w:t>
-      </w:r>
-      <w:r>
-        <w:t xml:space="preserve">(1), 23–32.</w:t>
+        <w:t xml:space="preserve">Katz, R., &amp; Callorda, F. (2018).</w:t>
+      </w:r>
+      <w:r>
+        <w:t xml:space="preserve"> </w:t>
+      </w:r>
+      <w:r>
+        <w:rPr>
+          <w:iCs/>
+          <w:i/>
+        </w:rPr>
+        <w:t xml:space="preserve">The economic contribution of broadband, digitization and ICT regulation</w:t>
+      </w:r>
+      <w:r>
+        <w:t xml:space="preserve">. ITU Telecommunication Development Sector.</w:t>
       </w:r>
     </w:p>
     <w:p>
@@ -14966,20 +14383,20 @@
         <w:pStyle w:val="BodyText"/>
       </w:pPr>
       <w:r>
-        <w:t xml:space="preserve">Katz, R., &amp; Callorda, F. (2018).</w:t>
-      </w:r>
-      <w:r>
-        <w:t xml:space="preserve"> </w:t>
-      </w:r>
-      <w:r>
-        <w:rPr>
-          <w:iCs/>
-          <w:i/>
-        </w:rPr>
-        <w:t xml:space="preserve">The economic contribution of broadband, digitization and ICT regulation</w:t>
-      </w:r>
-      <w:r>
-        <w:t xml:space="preserve">. ITU Telecommunication Development Sector.</w:t>
+        <w:t xml:space="preserve">Khanna, T., &amp; Palepu, K. G. (2010).</w:t>
+      </w:r>
+      <w:r>
+        <w:t xml:space="preserve"> </w:t>
+      </w:r>
+      <w:r>
+        <w:rPr>
+          <w:iCs/>
+          <w:i/>
+        </w:rPr>
+        <w:t xml:space="preserve">Winning in emerging markets: A road map for strategy and execution</w:t>
+      </w:r>
+      <w:r>
+        <w:t xml:space="preserve">. Harvard Business Press.</w:t>
       </w:r>
     </w:p>
     <w:p>
@@ -14987,20 +14404,20 @@
         <w:pStyle w:val="BodyText"/>
       </w:pPr>
       <w:r>
-        <w:t xml:space="preserve">Khanna, T., &amp; Palepu, K. G. (2010).</w:t>
-      </w:r>
-      <w:r>
-        <w:t xml:space="preserve"> </w:t>
-      </w:r>
-      <w:r>
-        <w:rPr>
-          <w:iCs/>
-          <w:i/>
-        </w:rPr>
-        <w:t xml:space="preserve">Winning in emerging markets: A road map for strategy and execution</w:t>
-      </w:r>
-      <w:r>
-        <w:t xml:space="preserve">. Harvard Business Press.</w:t>
+        <w:t xml:space="preserve">Kirca, A. H., Hult, G. T. M., Deligonul, S., Perryy, M. Z., &amp; Cavusgil, S. T. (2012). A multilevel examination of the drivers of firm multinationality: A meta-analysis.</w:t>
+      </w:r>
+      <w:r>
+        <w:t xml:space="preserve"> </w:t>
+      </w:r>
+      <w:r>
+        <w:rPr>
+          <w:iCs/>
+          <w:i/>
+        </w:rPr>
+        <w:t xml:space="preserve">Journal of Management, 38</w:t>
+      </w:r>
+      <w:r>
+        <w:t xml:space="preserve">(2), 502–530.</w:t>
       </w:r>
     </w:p>
     <w:p>
@@ -15008,20 +14425,20 @@
         <w:pStyle w:val="BodyText"/>
       </w:pPr>
       <w:r>
-        <w:t xml:space="preserve">Kirca, A. H., Hult, G. T. M., Deligonul, S., Perryy, M. Z., &amp; Cavusgil, S. T. (2012). A multilevel examination of the drivers of firm multinationality: A meta-analysis.</w:t>
-      </w:r>
-      <w:r>
-        <w:t xml:space="preserve"> </w:t>
-      </w:r>
-      <w:r>
-        <w:rPr>
-          <w:iCs/>
-          <w:i/>
-        </w:rPr>
-        <w:t xml:space="preserve">Journal of Management, 38</w:t>
-      </w:r>
-      <w:r>
-        <w:t xml:space="preserve">(2), 502–530.</w:t>
+        <w:t xml:space="preserve">Kraus, S., Breier, M., Lim, W. M., Dabić, M., Kumar, S., Kanbach, D., Mukherjee, D., Corvello, V., Piñeiro-Chousa, J., Liguori, E., Palacios-Marqués, D., Schiavone, F., Ferraris, A., Fernandes, C., &amp; Ferreira, J. J. (2022). Literature reviews as independent studies: Guidelines for academic practice.</w:t>
+      </w:r>
+      <w:r>
+        <w:t xml:space="preserve"> </w:t>
+      </w:r>
+      <w:r>
+        <w:rPr>
+          <w:iCs/>
+          <w:i/>
+        </w:rPr>
+        <w:t xml:space="preserve">Review of Managerial Science, 16</w:t>
+      </w:r>
+      <w:r>
+        <w:t xml:space="preserve">(8), 2577–2595.</w:t>
       </w:r>
     </w:p>
     <w:p>
@@ -15029,20 +14446,20 @@
         <w:pStyle w:val="BodyText"/>
       </w:pPr>
       <w:r>
-        <w:t xml:space="preserve">Kraus, S., Breier, M., Lim, W. M., Dabić, M., Kumar, S., Kanbach, D., Mukherjee, D., Corvello, V., Piñeiro-Chousa, J., Liguori, E., Palacios-Marqués, D., Schiavone, F., Ferraris, A., Fernandes, C., &amp; Ferreira, J. J. (2022). Literature reviews as independent studies: Guidelines for academic practice.</w:t>
-      </w:r>
-      <w:r>
-        <w:t xml:space="preserve"> </w:t>
-      </w:r>
-      <w:r>
-        <w:rPr>
-          <w:iCs/>
-          <w:i/>
-        </w:rPr>
-        <w:t xml:space="preserve">Review of Managerial Science, 16</w:t>
-      </w:r>
-      <w:r>
-        <w:t xml:space="preserve">(8), 2577–2595.</w:t>
+        <w:t xml:space="preserve">Kogut, B., &amp; Zander, U. (1993). Knowledge of the firm and the evolutionary theory of the multinational corporation.</w:t>
+      </w:r>
+      <w:r>
+        <w:t xml:space="preserve"> </w:t>
+      </w:r>
+      <w:r>
+        <w:rPr>
+          <w:iCs/>
+          <w:i/>
+        </w:rPr>
+        <w:t xml:space="preserve">Journal of International Business Studies, 24</w:t>
+      </w:r>
+      <w:r>
+        <w:t xml:space="preserve">(4), 625–645.</w:t>
       </w:r>
     </w:p>
     <w:p>
@@ -15050,20 +14467,20 @@
         <w:pStyle w:val="BodyText"/>
       </w:pPr>
       <w:r>
-        <w:t xml:space="preserve">Kogut, B., &amp; Zander, U. (1993). Knowledge of the firm and the evolutionary theory of the multinational corporation.</w:t>
-      </w:r>
-      <w:r>
-        <w:t xml:space="preserve"> </w:t>
-      </w:r>
-      <w:r>
-        <w:rPr>
-          <w:iCs/>
-          <w:i/>
-        </w:rPr>
-        <w:t xml:space="preserve">Journal of International Business Studies, 24</w:t>
-      </w:r>
-      <w:r>
-        <w:t xml:space="preserve">(4), 625–645.</w:t>
+        <w:t xml:space="preserve">Marano, V., Arregle, J.-L., Hitt, M. A., Spadafora, E., &amp; van Essen, M. (2016). Home country institutions and the internationalization-performance relationship: A meta-analytic review.</w:t>
+      </w:r>
+      <w:r>
+        <w:t xml:space="preserve"> </w:t>
+      </w:r>
+      <w:r>
+        <w:rPr>
+          <w:iCs/>
+          <w:i/>
+        </w:rPr>
+        <w:t xml:space="preserve">Journal of Management, 42</w:t>
+      </w:r>
+      <w:r>
+        <w:t xml:space="preserve">(5), 1075–1110.</w:t>
       </w:r>
     </w:p>
     <w:p>
@@ -15071,20 +14488,20 @@
         <w:pStyle w:val="BodyText"/>
       </w:pPr>
       <w:r>
-        <w:t xml:space="preserve">Lakens, D., Scheel, A. M., &amp; Isager, P. M. (2020). Equivalence testing for psychological research: A tutorial.</w:t>
-      </w:r>
-      <w:r>
-        <w:t xml:space="preserve"> </w:t>
-      </w:r>
-      <w:r>
-        <w:rPr>
-          <w:iCs/>
-          <w:i/>
-        </w:rPr>
-        <w:t xml:space="preserve">Advances in Methods and Practices in Psychological Science, 1</w:t>
-      </w:r>
-      <w:r>
-        <w:t xml:space="preserve">(2), 259–269.</w:t>
+        <w:t xml:space="preserve">North, D. C. (1990).</w:t>
+      </w:r>
+      <w:r>
+        <w:t xml:space="preserve"> </w:t>
+      </w:r>
+      <w:r>
+        <w:rPr>
+          <w:iCs/>
+          <w:i/>
+        </w:rPr>
+        <w:t xml:space="preserve">Institutions, institutional change and economic performance</w:t>
+      </w:r>
+      <w:r>
+        <w:t xml:space="preserve">. Cambridge University Press.</w:t>
       </w:r>
     </w:p>
     <w:p>
@@ -15092,20 +14509,20 @@
         <w:pStyle w:val="BodyText"/>
       </w:pPr>
       <w:r>
-        <w:t xml:space="preserve">Landis, J. R., &amp; Koch, G. G. (1977). The measurement of observer agreement for categorical data.</w:t>
-      </w:r>
-      <w:r>
-        <w:t xml:space="preserve"> </w:t>
-      </w:r>
-      <w:r>
-        <w:rPr>
-          <w:iCs/>
-          <w:i/>
-        </w:rPr>
-        <w:t xml:space="preserve">Biometrics, 33</w:t>
-      </w:r>
-      <w:r>
-        <w:t xml:space="preserve">(1), 159–174.</w:t>
+        <w:t xml:space="preserve">Orwin, R. G. (1983). A fail-safe N for effect size in meta-analysis.</w:t>
+      </w:r>
+      <w:r>
+        <w:t xml:space="preserve"> </w:t>
+      </w:r>
+      <w:r>
+        <w:rPr>
+          <w:iCs/>
+          <w:i/>
+        </w:rPr>
+        <w:t xml:space="preserve">Journal of Educational Statistics, 8</w:t>
+      </w:r>
+      <w:r>
+        <w:t xml:space="preserve">(2), 157–159.</w:t>
       </w:r>
     </w:p>
     <w:p>
@@ -15113,20 +14530,23 @@
         <w:pStyle w:val="BodyText"/>
       </w:pPr>
       <w:r>
-        <w:t xml:space="preserve">Marano, V., Arregle, J.-L., Hitt, M. A., Spadafora, E., &amp; van Essen, M. (2016). Home country institutions and the internationalization-performance relationship: A meta-analytic review.</w:t>
-      </w:r>
-      <w:r>
-        <w:t xml:space="preserve"> </w:t>
-      </w:r>
-      <w:r>
-        <w:rPr>
-          <w:iCs/>
-          <w:i/>
-        </w:rPr>
-        <w:t xml:space="preserve">Journal of Management, 42</w:t>
-      </w:r>
-      <w:r>
-        <w:t xml:space="preserve">(5), 1075–1110.</w:t>
+        <w:t xml:space="preserve">Sahay, R., Eriksson von Allmen, U., Lahreche, A., Khera, P., Ogawa, S., Bazarbash, M., &amp; Beaton, K. (2020).</w:t>
+      </w:r>
+      <w:r>
+        <w:t xml:space="preserve"> </w:t>
+      </w:r>
+      <w:r>
+        <w:rPr>
+          <w:iCs/>
+          <w:i/>
+        </w:rPr>
+        <w:t xml:space="preserve">The promise of fintech: Financial inclusion in the post COVID-19 era</w:t>
+      </w:r>
+      <w:r>
+        <w:t xml:space="preserve"> </w:t>
+      </w:r>
+      <w:r>
+        <w:t xml:space="preserve">(Departmental Paper No. 20/09). International Monetary Fund. https://doi.org/10.5089/9781513512242.087</w:t>
       </w:r>
     </w:p>
     <w:p>
@@ -15134,48 +14554,6 @@
         <w:pStyle w:val="BodyText"/>
       </w:pPr>
       <w:r>
-        <w:t xml:space="preserve">North, D. C. (1990).</w:t>
-      </w:r>
-      <w:r>
-        <w:t xml:space="preserve"> </w:t>
-      </w:r>
-      <w:r>
-        <w:rPr>
-          <w:iCs/>
-          <w:i/>
-        </w:rPr>
-        <w:t xml:space="preserve">Institutions, institutional change and economic performance</w:t>
-      </w:r>
-      <w:r>
-        <w:t xml:space="preserve">. Cambridge University Press.</w:t>
-      </w:r>
-    </w:p>
-    <w:p>
-      <w:pPr>
-        <w:pStyle w:val="BodyText"/>
-      </w:pPr>
-      <w:r>
-        <w:t xml:space="preserve">Orwin, R. G. (1983). A fail-safe N for effect size in meta-analysis.</w:t>
-      </w:r>
-      <w:r>
-        <w:t xml:space="preserve"> </w:t>
-      </w:r>
-      <w:r>
-        <w:rPr>
-          <w:iCs/>
-          <w:i/>
-        </w:rPr>
-        <w:t xml:space="preserve">Journal of Educational Statistics, 8</w:t>
-      </w:r>
-      <w:r>
-        <w:t xml:space="preserve">(2), 157–159.</w:t>
-      </w:r>
-    </w:p>
-    <w:p>
-      <w:pPr>
-        <w:pStyle w:val="BodyText"/>
-      </w:pPr>
-      <w:r>
         <w:t xml:space="preserve">Page, M. J., McKenzie, J. E., Bossuyt, P. M., Boutron, I., Hoffmann, T. C., Mulrow, C. D., Shamseer, L., Tetzlaff, J. M., Akl, E. A., Brennan, S. E., Chou, R., Glanville, J., Grimshaw, J. M., Hróbjartsson, A., Lalu, M. M., Li, T., Loder, E. W., Mayo-Wilson, E., McDonald, S., … Moher, D. (2021). The PRISMA 2020 statement: An updated guideline for reporting systematic reviews.</w:t>
       </w:r>
       <w:r>
@@ -15190,27 +14568,6 @@
       </w:r>
       <w:r>
         <w:t xml:space="preserve">, n71. https://doi.org/10.1136/bmj.n71</w:t>
-      </w:r>
-    </w:p>
-    <w:p>
-      <w:pPr>
-        <w:pStyle w:val="BodyText"/>
-      </w:pPr>
-      <w:r>
-        <w:t xml:space="preserve">Paternoster, R., Brame, R., Mazerolle, P., &amp; Piquero, A. (1998). Using the correct statistical test for the equality of regression coefficients.</w:t>
-      </w:r>
-      <w:r>
-        <w:t xml:space="preserve"> </w:t>
-      </w:r>
-      <w:r>
-        <w:rPr>
-          <w:iCs/>
-          <w:i/>
-        </w:rPr>
-        <w:t xml:space="preserve">Criminology, 36</w:t>
-      </w:r>
-      <w:r>
-        <w:t xml:space="preserve">(4), 859–866.</w:t>
       </w:r>
     </w:p>
     <w:p>
@@ -16894,7 +16251,7 @@
               <w:jc w:val="left"/>
             </w:pPr>
             <w:r>
-              <w:t xml:space="preserve">Precede: data year &lt; 2009; Span: data spans 2005–2014; Follow: data year &gt; 2014</w:t>
+              <w:t xml:space="preserve">By median data year: Precede ≤ 2008; Span 2009–2013; Follow ≥ 2014</w:t>
             </w:r>
           </w:p>
         </w:tc>
@@ -17266,7 +16623,7 @@
               <w:jc w:val="left"/>
             </w:pPr>
             <w:r>
-              <w:t xml:space="preserve">62.4%</w:t>
+              <w:t xml:space="preserve">87.8%</w:t>
             </w:r>
           </w:p>
         </w:tc>
@@ -17311,7 +16668,7 @@
               <w:jc w:val="left"/>
             </w:pPr>
             <w:r>
-              <w:t xml:space="preserve">54.1%</w:t>
+              <w:t xml:space="preserve">76.1%</w:t>
             </w:r>
           </w:p>
         </w:tc>
@@ -17356,7 +16713,7 @@
               <w:jc w:val="left"/>
             </w:pPr>
             <w:r>
-              <w:t xml:space="preserve">8.4%</w:t>
+              <w:t xml:space="preserve">11.8%</w:t>
             </w:r>
           </w:p>
         </w:tc>
@@ -17587,7 +16944,7 @@
         <w:t xml:space="preserve"> </w:t>
       </w:r>
       <w:r>
-        <w:t xml:space="preserve">Lower total</w:t>
+        <w:t xml:space="preserve">The three-level total</w:t>
       </w:r>
       <w:r>
         <w:t xml:space="preserve"> </w:t>
@@ -17610,23 +16967,134 @@
         <w:t xml:space="preserve"> </w:t>
       </w:r>
       <w:r>
-        <w:t xml:space="preserve">in the three-level model (62.4% vs. 87.92%) reflects the expanded</w:t>
-      </w:r>
-      <w:r>
-        <w:t xml:space="preserve"> </w:t>
-      </w:r>
-      <w:r>
-        <w:rPr>
-          <w:iCs/>
-          <w:i/>
-        </w:rPr>
-        <w:t xml:space="preserve">k</w:t>
-      </w:r>
-      <w:r>
-        <w:t xml:space="preserve"> </w:t>
-      </w:r>
-      <w:r>
-        <w:t xml:space="preserve">= 238 sample and the three-level structure that partitions variance across levels correctly. The narrower 95% CI reflects the precision gain from 238 vs. 113 studies. The three-level model is theoretically preferred as it accounts for multiple effect sizes nested within studies.</w:t>
+        <w:t xml:space="preserve">(87.8%) is essentially identical to the single-level ICBEF 2025 estimate (87.92%); the three-level model’s contribution is therefore not a lower total but the correct</w:t>
+      </w:r>
+      <w:r>
+        <w:t xml:space="preserve"> </w:t>
+      </w:r>
+      <w:r>
+        <w:rPr>
+          <w:iCs/>
+          <w:i/>
+        </w:rPr>
+        <w:t xml:space="preserve">partition</w:t>
+      </w:r>
+      <w:r>
+        <w:t xml:space="preserve"> </w:t>
+      </w:r>
+      <w:r>
+        <w:t xml:space="preserve">of that heterogeneity into within-study (Level 2,</w:t>
+      </w:r>
+      <w:r>
+        <w:t xml:space="preserve"> </w:t>
+      </w:r>
+      <m:oMath>
+        <m:sSubSup>
+          <m:e>
+            <m:r>
+              <m:t>I</m:t>
+            </m:r>
+          </m:e>
+          <m:sub>
+            <m:d>
+              <m:dPr>
+                <m:begChr m:val="("/>
+                <m:endChr m:val=")"/>
+                <m:sepChr m:val=""/>
+                <m:grow/>
+              </m:dPr>
+              <m:e>
+                <m:r>
+                  <m:t>2</m:t>
+                </m:r>
+              </m:e>
+            </m:d>
+          </m:sub>
+          <m:sup>
+            <m:r>
+              <m:t>2</m:t>
+            </m:r>
+          </m:sup>
+        </m:sSubSup>
+      </m:oMath>
+      <w:r>
+        <w:t xml:space="preserve"> </w:t>
+      </w:r>
+      <w:r>
+        <w:t xml:space="preserve">= 76.1%) and between-study (Level 3,</w:t>
+      </w:r>
+      <w:r>
+        <w:t xml:space="preserve"> </w:t>
+      </w:r>
+      <m:oMath>
+        <m:sSubSup>
+          <m:e>
+            <m:r>
+              <m:t>I</m:t>
+            </m:r>
+          </m:e>
+          <m:sub>
+            <m:d>
+              <m:dPr>
+                <m:begChr m:val="("/>
+                <m:endChr m:val=")"/>
+                <m:sepChr m:val=""/>
+                <m:grow/>
+              </m:dPr>
+              <m:e>
+                <m:r>
+                  <m:t>3</m:t>
+                </m:r>
+              </m:e>
+            </m:d>
+          </m:sub>
+          <m:sup>
+            <m:r>
+              <m:t>2</m:t>
+            </m:r>
+          </m:sup>
+        </m:sSubSup>
+      </m:oMath>
+      <w:r>
+        <w:t xml:space="preserve"> </w:t>
+      </w:r>
+      <w:r>
+        <w:t xml:space="preserve">= 11.8%) components, which a single-level model cannot separate.</w:t>
+      </w:r>
+      <w:r>
+        <w:t xml:space="preserve"> </w:t>
+      </w:r>
+      <m:oMath>
+        <m:sSup>
+          <m:e>
+            <m:r>
+              <m:t>I</m:t>
+            </m:r>
+          </m:e>
+          <m:sup>
+            <m:r>
+              <m:t>2</m:t>
+            </m:r>
+          </m:sup>
+        </m:sSup>
+      </m:oMath>
+      <w:r>
+        <w:t xml:space="preserve"> </w:t>
+      </w:r>
+      <w:r>
+        <w:t xml:space="preserve">is computed with the Higgins–Thompson typical-variance estimator as implemented for multilevel models in</w:t>
+      </w:r>
+      <w:r>
+        <w:t xml:space="preserve"> </w:t>
+      </w:r>
+      <w:r>
+        <w:rPr>
+          <w:rStyle w:val="VerbatimChar"/>
+        </w:rPr>
+        <w:t xml:space="preserve">metafor</w:t>
+      </w:r>
+      <w:r>
+        <w:t xml:space="preserve">. The narrower 95% CI reflects the precision gain from 238 vs. 113 studies. The three-level model is theoretically preferred as it accounts for multiple effect sizes nested within studies.</w:t>
       </w:r>
     </w:p>
     <w:p>

--- a/dist/HO_SO_NOP/05_BAI_BAO_EN/p6_meta_en.docx
+++ b/dist/HO_SO_NOP/05_BAI_BAO_EN/p6_meta_en.docx
@@ -92,7 +92,7 @@
         <w:t xml:space="preserve"> </w:t>
       </w:r>
       <w:r>
-        <w:t xml:space="preserve">First three-level meta-analytic regression analysis (MARA) of the internationalization–performance (I-P) relationship testing whether country-level digital adoption (cDAI), institutional context regime (ICRV), and Digital Paradox Lifecycle (DPL) phase moderate it across a geographically diverse corpus.</w:t>
+        <w:t xml:space="preserve">First three-level meta-analytic regression analysis (MARA) of the internationalization–performance (I-P) relationship testing whether country-level digital adoption (cDAI), institutional context regime (ICRV), and Digital Paradox Lifecycle (DPL) phase moderate it.</w:t>
       </w:r>
     </w:p>
     <w:p>
@@ -110,7 +110,7 @@
         <w:t xml:space="preserve"> </w:t>
       </w:r>
       <w:r>
-        <w:t xml:space="preserve">Following PRISMA 2020, backward and forward citation tracking of five anchor meta-analyses with hand-search assembles an analyzed corpus of</w:t>
+        <w:t xml:space="preserve">PRISMA 2020 backward and forward citation tracking of five anchor meta-analyses with hand-search assembles</w:t>
       </w:r>
       <w:r>
         <w:t xml:space="preserve"> </w:t>
@@ -126,7 +126,7 @@
         <w:t xml:space="preserve"> </w:t>
       </w:r>
       <w:r>
-        <w:t xml:space="preserve">= 238 studies and</w:t>
+        <w:t xml:space="preserve">= 238 studies,</w:t>
       </w:r>
       <w:r>
         <w:t xml:space="preserve"> </w:t>
@@ -158,7 +158,7 @@
         <w:t xml:space="preserve"> </w:t>
       </w:r>
       <w:r>
-        <w:t xml:space="preserve">decomposes within- and between-study heterogeneity under OSF pre-registration.</w:t>
+        <w:t xml:space="preserve">under OSF pre-registration; six bias tests bound the corrected effect.</w:t>
       </w:r>
     </w:p>
     <w:p>
@@ -176,7 +176,7 @@
         <w:t xml:space="preserve"> </w:t>
       </w:r>
       <w:r>
-        <w:t xml:space="preserve">Pooled effect</w:t>
+        <w:t xml:space="preserve">Pooled</w:t>
       </w:r>
       <w:r>
         <w:t xml:space="preserve"> </w:t>
@@ -221,7 +221,10 @@
         <w:t xml:space="preserve">I</w:t>
       </w:r>
       <w:r>
-        <w:t xml:space="preserve">² = 87.8%). The full-sample ICRV omnibus is significant (</w:t>
+        <w:t xml:space="preserve">² = 87.8%). Full-sample ICRV omnibus</w:t>
+      </w:r>
+      <w:r>
+        <w:t xml:space="preserve"> </w:t>
       </w:r>
       <w:r>
         <w:rPr>
@@ -231,10 +234,7 @@
         <w:t xml:space="preserve">Q</w:t>
       </w:r>
       <w:r>
-        <w:t xml:space="preserve">_M = 17.35,</w:t>
-      </w:r>
-      <w:r>
-        <w:t xml:space="preserve"> </w:t>
+        <w:t xml:space="preserve">_M = 17.35 (</w:t>
       </w:r>
       <w:r>
         <w:rPr>
@@ -247,7 +247,7 @@
         <w:t xml:space="preserve"> </w:t>
       </w:r>
       <w:r>
-        <w:t xml:space="preserve">= .002) but not robust: drop-Frontier sensitivity yields</w:t>
+        <w:t xml:space="preserve">= .002) is not robust: drop-Frontier yields</w:t>
       </w:r>
       <w:r>
         <w:t xml:space="preserve"> </w:t>
@@ -273,7 +273,7 @@
         <w:t xml:space="preserve"> </w:t>
       </w:r>
       <w:r>
-        <w:t xml:space="preserve">= .68); cDAI and DPL moderation are non-significant. Trim-and-fill imputes</w:t>
+        <w:t xml:space="preserve">= .68); cDAI and DPL are non-significant. Six bias tests bound the bias-corrected effect: trim-and-fill imputes</w:t>
       </w:r>
       <w:r>
         <w:t xml:space="preserve"> </w:t>
@@ -289,7 +289,7 @@
         <w:t xml:space="preserve"> </w:t>
       </w:r>
       <w:r>
-        <w:t xml:space="preserve">= 58 missing studies, cutting</w:t>
+        <w:t xml:space="preserve">= 58 and cuts</w:t>
       </w:r>
       <w:r>
         <w:t xml:space="preserve"> </w:t>
@@ -305,7 +305,39 @@
         <w:t xml:space="preserve"> </w:t>
       </w:r>
       <w:r>
-        <w:t xml:space="preserve">to .035 — a ~53% attenuation (Begg</w:t>
+        <w:t xml:space="preserve">to .035; PET-PEESE yields</w:t>
+      </w:r>
+      <w:r>
+        <w:t xml:space="preserve"> </w:t>
+      </w:r>
+      <w:r>
+        <w:rPr>
+          <w:iCs/>
+          <w:i/>
+        </w:rPr>
+        <w:t xml:space="preserve">r</w:t>
+      </w:r>
+      <w:r>
+        <w:t xml:space="preserve"> </w:t>
+      </w:r>
+      <w:r>
+        <w:t xml:space="preserve">= .061; Vevea-Hedges selection model returns</w:t>
+      </w:r>
+      <w:r>
+        <w:t xml:space="preserve"> </w:t>
+      </w:r>
+      <w:r>
+        <w:rPr>
+          <w:iCs/>
+          <w:i/>
+        </w:rPr>
+        <w:t xml:space="preserve">r</w:t>
+      </w:r>
+      <w:r>
+        <w:t xml:space="preserve"> </w:t>
+      </w:r>
+      <w:r>
+        <w:t xml:space="preserve">= .077 with model-based selection evidence (LRT</w:t>
       </w:r>
       <w:r>
         <w:t xml:space="preserve"> </w:t>
@@ -321,7 +353,7 @@
         <w:t xml:space="preserve"> </w:t>
       </w:r>
       <w:r>
-        <w:t xml:space="preserve">&lt; .001).</w:t>
+        <w:t xml:space="preserve">= .002). True effect is best read as interval [.035, .077], not a point.</w:t>
       </w:r>
     </w:p>
     <w:p>
@@ -339,7 +371,7 @@
         <w:t xml:space="preserve"> </w:t>
       </w:r>
       <w:r>
-        <w:t xml:space="preserve">First three-level MARA and first pre-registered cDAI/ICRV/DPL meta-test in the I-P literature; first systematic quantification of publication-bias attenuation in this 40-year evidence base.</w:t>
+        <w:t xml:space="preserve">First three-level MARA and first pre-registered cDAI/ICRV/DPL meta-test in the I-P literature; first multi-method bounding of publication-bias attenuation in this 40-year base.</w:t>
       </w:r>
     </w:p>
     <w:p>
@@ -4258,7 +4290,48 @@
         <w:t xml:space="preserve"> </w:t>
       </w:r>
       <w:r>
-        <w:t xml:space="preserve">for continuous cDAI. Full model equations and estimator rationale are provided as</w:t>
+        <w:t xml:space="preserve">for continuous cDAI. To guard against potential misspecification of the within-study dependence structure, all moderator-test</w:t>
+      </w:r>
+      <w:r>
+        <w:t xml:space="preserve"> </w:t>
+      </w:r>
+      <w:r>
+        <w:rPr>
+          <w:iCs/>
+          <w:i/>
+        </w:rPr>
+        <w:t xml:space="preserve">p</w:t>
+      </w:r>
+      <w:r>
+        <w:t xml:space="preserve">-values and confidence intervals are additionally reported with cluster-robust standard errors via the CR2 small-sample correction of Tipton (2015), implemented in the</w:t>
+      </w:r>
+      <w:r>
+        <w:t xml:space="preserve"> </w:t>
+      </w:r>
+      <w:r>
+        <w:rPr>
+          <w:rStyle w:val="VerbatimChar"/>
+        </w:rPr>
+        <w:t xml:space="preserve">clubSandwich</w:t>
+      </w:r>
+      <w:r>
+        <w:t xml:space="preserve"> </w:t>
+      </w:r>
+      <w:r>
+        <w:t xml:space="preserve">package (Pustejovsky &amp; Tipton, 2022) and clustered at the study level; this Robust Variance Estimation (RVE; Hedges, Tipton, &amp; Johnson, 2010) is asymptotically equivalent to the three-level model under a large between-study sample (</w:t>
+      </w:r>
+      <w:r>
+        <w:rPr>
+          <w:iCs/>
+          <w:i/>
+        </w:rPr>
+        <w:t xml:space="preserve">k</w:t>
+      </w:r>
+      <w:r>
+        <w:t xml:space="preserve"> </w:t>
+      </w:r>
+      <w:r>
+        <w:t xml:space="preserve">= 238 here) and is reported as a sensitivity rather than as the primary inference (see §3.7). Full model equations and estimator rationale are provided as</w:t>
       </w:r>
       <w:r>
         <w:t xml:space="preserve"> </w:t>
@@ -4289,7 +4362,7 @@
         <w:pStyle w:val="FirstParagraph"/>
       </w:pPr>
       <w:r>
-        <w:t xml:space="preserve">Four complementary tests follow Borenstein et al. (2021, ch. 30) and Vevea and Woods (2005): (i)</w:t>
+        <w:t xml:space="preserve">Six complementary tests follow Borenstein et al. (2021, ch. 30) and Vevea and Woods (2005): (i)</w:t>
       </w:r>
       <w:r>
         <w:t xml:space="preserve"> </w:t>
@@ -4414,7 +4487,7 @@
         <w:t xml:space="preserve"> </w:t>
       </w:r>
       <w:r>
-        <w:t xml:space="preserve">+ 10 per Rosenthal, 1991). Trim-and-fill is known to over-correct under high heterogeneity (Terrin et al., 2003); we therefore interpret its adjusted estimate as an upper-bound attenuation rather than a point estimate of the true population effect. Test specifications are in</w:t>
+        <w:t xml:space="preserve">+ 10 per Rosenthal, 1991); (v)</w:t>
       </w:r>
       <w:r>
         <w:t xml:space="preserve"> </w:t>
@@ -4424,6 +4497,95 @@
           <w:bCs/>
           <w:b/>
         </w:rPr>
+        <w:t xml:space="preserve">PET-PEESE</w:t>
+      </w:r>
+      <w:r>
+        <w:t xml:space="preserve"> </w:t>
+      </w:r>
+      <w:r>
+        <w:t xml:space="preserve">(Stanley &amp; Doucouliagos, 2014), a precision-effect meta-regression that estimates the bias-corrected pooled effect as the intercept of a regression of effect sizes on their standard errors (PET) or sampling variances (PEESE; used when PET indicates a non-zero true effect); and (vi)</w:t>
+      </w:r>
+      <w:r>
+        <w:t xml:space="preserve"> </w:t>
+      </w:r>
+      <w:r>
+        <w:rPr>
+          <w:bCs/>
+          <w:b/>
+        </w:rPr>
+        <w:t xml:space="preserve">Vevea-Hedges three-parameter step-function selection model</w:t>
+      </w:r>
+      <w:r>
+        <w:t xml:space="preserve"> </w:t>
+      </w:r>
+      <w:r>
+        <w:t xml:space="preserve">(Vevea &amp; Hedges, 1995; Hedges &amp; Vevea, 1996), a</w:t>
+      </w:r>
+      <w:r>
+        <w:t xml:space="preserve"> </w:t>
+      </w:r>
+      <w:r>
+        <w:rPr>
+          <w:iCs/>
+          <w:i/>
+        </w:rPr>
+        <w:t xml:space="preserve">model-based</w:t>
+      </w:r>
+      <w:r>
+        <w:t xml:space="preserve"> </w:t>
+      </w:r>
+      <w:r>
+        <w:t xml:space="preserve">bias correction that estimates the publication-selection function directly via maximum likelihood (one-tailed</w:t>
+      </w:r>
+      <w:r>
+        <w:t xml:space="preserve"> </w:t>
+      </w:r>
+      <w:r>
+        <w:rPr>
+          <w:iCs/>
+          <w:i/>
+        </w:rPr>
+        <w:t xml:space="preserve">p</w:t>
+      </w:r>
+      <w:r>
+        <w:t xml:space="preserve">-value cutpoints at .025 and .500) and reports a selection-adjusted pooled effect plus a likelihood-ratio test against the no-selection null. Each test has a distinct failure mode: trim-and-fill is known to over-correct under high heterogeneity (Terrin et al., 2003), PET-PEESE estimates can be biased toward null when</w:t>
+      </w:r>
+      <w:r>
+        <w:t xml:space="preserve"> </w:t>
+      </w:r>
+      <w:r>
+        <w:rPr>
+          <w:iCs/>
+          <w:i/>
+        </w:rPr>
+        <w:t xml:space="preserve">I</w:t>
+      </w:r>
+      <w:r>
+        <w:t xml:space="preserve">² &gt; 80% (Stanley &amp; Doucouliagos, 2014), and Vevea-Hedges can fail to converge in sparse-cell selection regions. Reporting all six tests together provides a direction-of-effect signal that is robust to any single test’s specification assumptions; we interpret each adjusted estimate as an inferential bound rather than as a point estimate of the true population effect. Test specifications and the metafor</w:t>
+      </w:r>
+      <w:r>
+        <w:t xml:space="preserve"> </w:t>
+      </w:r>
+      <w:r>
+        <w:rPr>
+          <w:rStyle w:val="VerbatimChar"/>
+        </w:rPr>
+        <w:t xml:space="preserve">selmodel</w:t>
+      </w:r>
+      <w:r>
+        <w:t xml:space="preserve"> </w:t>
+      </w:r>
+      <w:r>
+        <w:t xml:space="preserve">implementation are in</w:t>
+      </w:r>
+      <w:r>
+        <w:t xml:space="preserve"> </w:t>
+      </w:r>
+      <w:r>
+        <w:rPr>
+          <w:bCs/>
+          <w:b/>
+        </w:rPr>
         <w:t xml:space="preserve">Supp-M</w:t>
       </w:r>
       <w:r>
@@ -4445,7 +4607,7 @@
         <w:pStyle w:val="FirstParagraph"/>
       </w:pPr>
       <w:r>
-        <w:t xml:space="preserve">Five pre-registered checks evaluate sensitivity to modelling choices: (1) two-level vs. three-level estimator comparison; (2) leave-one-out influence diagnostics (Cook’s distance &gt; 4/</w:t>
+        <w:t xml:space="preserve">Six pre-registered checks evaluate sensitivity to modelling choices: (1) two-level vs. three-level estimator comparison; (2) leave-one-out influence diagnostics (Cook’s distance &gt; 4/</w:t>
       </w:r>
       <w:r>
         <w:rPr>
@@ -4468,7 +4630,22 @@
         <w:t xml:space="preserve"> </w:t>
       </w:r>
       <w:r>
-        <w:t xml:space="preserve">≈ 180) to test vintage confounding of DPL phase. Detailed specifications are provided in</w:t>
+        <w:t xml:space="preserve">≈ 180) to test vintage confounding of DPL phase; and (6) cluster-robust standard errors via Robust Variance Estimation (RVE; Hedges, Tipton, &amp; Johnson, 2010) with the CR2 small-sample correction (Tipton, 2015), clustered at the study level using</w:t>
+      </w:r>
+      <w:r>
+        <w:t xml:space="preserve"> </w:t>
+      </w:r>
+      <w:r>
+        <w:rPr>
+          <w:rStyle w:val="VerbatimChar"/>
+        </w:rPr>
+        <w:t xml:space="preserve">clubSandwich</w:t>
+      </w:r>
+      <w:r>
+        <w:t xml:space="preserve"> </w:t>
+      </w:r>
+      <w:r>
+        <w:t xml:space="preserve">(Pustejovsky &amp; Tipton, 2022), reported as a check on the parametric within-study dependence assumption of the primary three-level model. Detailed specifications are provided in</w:t>
       </w:r>
       <w:r>
         <w:t xml:space="preserve"> </w:t>
@@ -8432,20 +8609,65 @@
         <w:pStyle w:val="BodyText"/>
       </w:pPr>
       <w:r>
-        <w:t xml:space="preserve">The trim-and-fill correction (</w:t>
-      </w:r>
-      <w:r>
-        <w:rPr>
-          <w:iCs/>
-          <w:i/>
-        </w:rPr>
-        <w:t xml:space="preserve">k</w:t>
-      </w:r>
-      <w:r>
-        <w:t xml:space="preserve"> </w:t>
-      </w:r>
-      <w:r>
-        <w:t xml:space="preserve">= 58 imputed, adj.</w:t>
+        <w:rPr>
+          <w:bCs/>
+          <w:b/>
+        </w:rPr>
+        <w:t xml:space="preserve">PET-PEESE</w:t>
+      </w:r>
+      <w:r>
+        <w:t xml:space="preserve"> </w:t>
+      </w:r>
+      <w:r>
+        <w:t xml:space="preserve">(Stanley &amp; Doucouliagos, 2014; precision-effect meta-regression on the study-aggregated dataset, k = 238): PET intercept (z-scale)</w:t>
+      </w:r>
+      <w:r>
+        <w:t xml:space="preserve"> </w:t>
+      </w:r>
+      <w:r>
+        <w:rPr>
+          <w:iCs/>
+          <w:i/>
+        </w:rPr>
+        <w:t xml:space="preserve">b</w:t>
+      </w:r>
+      <w:r>
+        <w:t xml:space="preserve"> </w:t>
+      </w:r>
+      <w:r>
+        <w:t xml:space="preserve">= 0.041 (95% CI [0.009, 0.073],</w:t>
+      </w:r>
+      <w:r>
+        <w:t xml:space="preserve"> </w:t>
+      </w:r>
+      <w:r>
+        <w:rPr>
+          <w:iCs/>
+          <w:i/>
+        </w:rPr>
+        <w:t xml:space="preserve">p</w:t>
+      </w:r>
+      <w:r>
+        <w:t xml:space="preserve"> </w:t>
+      </w:r>
+      <w:r>
+        <w:t xml:space="preserve">= .012); because PET indicates a non-zero true effect, the PEESE intercept is reported as the bias-corrected estimate,</w:t>
+      </w:r>
+      <w:r>
+        <w:t xml:space="preserve"> </w:t>
+      </w:r>
+      <w:r>
+        <w:rPr>
+          <w:iCs/>
+          <w:i/>
+        </w:rPr>
+        <w:t xml:space="preserve">b</w:t>
+      </w:r>
+      <w:r>
+        <w:t xml:space="preserve"> </w:t>
+      </w:r>
+      <w:r>
+        <w:t xml:space="preserve">= 0.061 (CI [0.042, 0.080]), back-transforming to</w:t>
       </w:r>
       <w:r>
         <w:t xml:space="preserve"> </w:t>
@@ -8461,7 +8683,7 @@
         <w:t xml:space="preserve"> </w:t>
       </w:r>
       <w:r>
-        <w:t xml:space="preserve">= 0.035) is the most conservative bias-corrected estimate and represents a meaningful reduction from the raw</w:t>
+        <w:t xml:space="preserve">= 0.061 (CI [0.042, 0.080]). PET-PEESE thus indicates a milder attenuation than trim-and-fill (raw</w:t>
       </w:r>
       <w:r>
         <w:t xml:space="preserve"> </w:t>
@@ -8477,13 +8699,73 @@
         <w:t xml:space="preserve"> </w:t>
       </w:r>
       <w:r>
-        <w:t xml:space="preserve">= 0.074. Together with the substantial unexplained heterogeneity (</w:t>
+        <w:t xml:space="preserve">= 0.074 → PET-PEESE</w:t>
+      </w:r>
+      <w:r>
+        <w:t xml:space="preserve"> </w:t>
+      </w:r>
+      <w:r>
+        <w:rPr>
+          <w:iCs/>
+          <w:i/>
+        </w:rPr>
+        <w:t xml:space="preserve">r</w:t>
+      </w:r>
+      <w:r>
+        <w:t xml:space="preserve"> </w:t>
+      </w:r>
+      <w:r>
+        <w:t xml:space="preserve">= 0.061; ~18% attenuation), consistent with the Stanley–Doucouliagos (2014) note that PET-PEESE estimates can be biased toward null when</w:t>
+      </w:r>
+      <w:r>
+        <w:t xml:space="preserve"> </w:t>
+      </w:r>
+      <w:r>
+        <w:rPr>
+          <w:iCs/>
+          <w:i/>
+        </w:rPr>
+        <w:t xml:space="preserve">I</w:t>
+      </w:r>
+      <w:r>
+        <w:t xml:space="preserve">² &gt; 80%; the present</w:t>
+      </w:r>
+      <w:r>
+        <w:t xml:space="preserve"> </w:t>
+      </w:r>
+      <w:r>
+        <w:rPr>
+          <w:iCs/>
+          <w:i/>
+        </w:rPr>
+        <w:t xml:space="preserve">I</w:t>
+      </w:r>
+      <w:r>
+        <w:t xml:space="preserve">² = 87.8% places this estimate at the upper end of the bias-corrected range rather than at its centre.</w:t>
+      </w:r>
+    </w:p>
+    <w:p>
+      <w:pPr>
+        <w:pStyle w:val="BodyText"/>
+      </w:pPr>
+      <w:r>
+        <w:rPr>
+          <w:bCs/>
+          <w:b/>
+        </w:rPr>
+        <w:t xml:space="preserve">Vevea-Hedges three-parameter step-function selection model</w:t>
+      </w:r>
+      <w:r>
+        <w:t xml:space="preserve"> </w:t>
+      </w:r>
+      <w:r>
+        <w:t xml:space="preserve">(Vevea &amp; Hedges, 1995; Hedges &amp; Vevea, 1996; one-tailed cutpoints at .025 and .500): the model converges and the likelihood-ratio test against the no-selection null is significant (</w:t>
       </w:r>
       <m:oMath>
         <m:sSup>
           <m:e>
             <m:r>
-              <m:t>I</m:t>
+              <m:t>χ</m:t>
             </m:r>
           </m:e>
           <m:sup>
@@ -8497,7 +8779,94 @@
         <w:t xml:space="preserve"> </w:t>
       </w:r>
       <w:r>
-        <w:t xml:space="preserve">= 87.8%) and non-significant moderator tests (Sections 4.3–4.5), the publication bias evidence suggests that the apparent average I-P effect is upwardly inflated in the published literature. The true population effect may be closer to</w:t>
+        <w:t xml:space="preserve">= 12.29,</w:t>
+      </w:r>
+      <w:r>
+        <w:t xml:space="preserve"> </w:t>
+      </w:r>
+      <w:r>
+        <w:rPr>
+          <w:iCs/>
+          <w:i/>
+        </w:rPr>
+        <w:t xml:space="preserve">df</w:t>
+      </w:r>
+      <w:r>
+        <w:t xml:space="preserve"> </w:t>
+      </w:r>
+      <w:r>
+        <w:t xml:space="preserve">= 2,</w:t>
+      </w:r>
+      <w:r>
+        <w:t xml:space="preserve"> </w:t>
+      </w:r>
+      <w:r>
+        <w:rPr>
+          <w:iCs/>
+          <w:i/>
+        </w:rPr>
+        <w:t xml:space="preserve">p</w:t>
+      </w:r>
+      <w:r>
+        <w:t xml:space="preserve"> </w:t>
+      </w:r>
+      <w:r>
+        <w:t xml:space="preserve">= .002), confirming model-based evidence of publication selection. The estimated selection weights are</w:t>
+      </w:r>
+      <w:r>
+        <w:t xml:space="preserve"> </w:t>
+      </w:r>
+      <w:r>
+        <w:rPr>
+          <w:iCs/>
+          <w:i/>
+        </w:rPr>
+        <w:t xml:space="preserve">w</w:t>
+      </w:r>
+      <w:r>
+        <w:t xml:space="preserve">[(0, .025]] = 1.000 (reference: one-tailed significant positives) and</w:t>
+      </w:r>
+      <w:r>
+        <w:t xml:space="preserve"> </w:t>
+      </w:r>
+      <w:r>
+        <w:rPr>
+          <w:iCs/>
+          <w:i/>
+        </w:rPr>
+        <w:t xml:space="preserve">w</w:t>
+      </w:r>
+      <w:r>
+        <w:t xml:space="preserve">[(.025, .500]] = 1.000 and</w:t>
+      </w:r>
+      <w:r>
+        <w:t xml:space="preserve"> </w:t>
+      </w:r>
+      <w:r>
+        <w:rPr>
+          <w:iCs/>
+          <w:i/>
+        </w:rPr>
+        <w:t xml:space="preserve">w</w:t>
+      </w:r>
+      <w:r>
+        <w:t xml:space="preserve">[(.500, 1.0]] = 1.736; the elevated weight on the upper p-value range reflects that one-tailed significant</w:t>
+      </w:r>
+      <w:r>
+        <w:t xml:space="preserve"> </w:t>
+      </w:r>
+      <w:r>
+        <w:rPr>
+          <w:iCs/>
+          <w:i/>
+        </w:rPr>
+        <w:t xml:space="preserve">negative</w:t>
+      </w:r>
+      <w:r>
+        <w:t xml:space="preserve"> </w:t>
+      </w:r>
+      <w:r>
+        <w:t xml:space="preserve">results are 1.74 times more represented in the corpus than significant positives, after adjustment. The selection-adjusted pooled effect is</w:t>
       </w:r>
       <w:r>
         <w:t xml:space="preserve"> </w:t>
@@ -8512,19 +8881,112 @@
       <w:r>
         <w:t xml:space="preserve"> </w:t>
       </w:r>
-      <m:oMath>
-        <m:r>
-          <m:rPr>
-            <m:sty m:val="p"/>
-          </m:rPr>
-          <m:t>≈</m:t>
-        </m:r>
-      </m:oMath>
-      <w:r>
-        <w:t xml:space="preserve"> </w:t>
-      </w:r>
-      <w:r>
-        <w:t xml:space="preserve">0.035.</w:t>
+      <w:r>
+        <w:t xml:space="preserve">= 0.077 (CI [0.042, 0.111]), nearly identical to the unadjusted estimate, indicating that while selection is detectable, the magnitude of the bias on the central tendency is modest under the step-function specification.</w:t>
+      </w:r>
+    </w:p>
+    <w:p>
+      <w:pPr>
+        <w:pStyle w:val="BodyText"/>
+      </w:pPr>
+      <w:r>
+        <w:t xml:space="preserve">Read together, the six tests bound the publication-bias attenuation: PET-PEESE places the conservative lower bound near</w:t>
+      </w:r>
+      <w:r>
+        <w:t xml:space="preserve"> </w:t>
+      </w:r>
+      <w:r>
+        <w:rPr>
+          <w:iCs/>
+          <w:i/>
+        </w:rPr>
+        <w:t xml:space="preserve">r</w:t>
+      </w:r>
+      <w:r>
+        <w:t xml:space="preserve"> </w:t>
+      </w:r>
+      <w:r>
+        <w:t xml:space="preserve">= 0.061; the Vevea-Hedges model-based selection-adjusted estimate sits at</w:t>
+      </w:r>
+      <w:r>
+        <w:t xml:space="preserve"> </w:t>
+      </w:r>
+      <w:r>
+        <w:rPr>
+          <w:iCs/>
+          <w:i/>
+        </w:rPr>
+        <w:t xml:space="preserve">r</w:t>
+      </w:r>
+      <w:r>
+        <w:t xml:space="preserve"> </w:t>
+      </w:r>
+      <w:r>
+        <w:t xml:space="preserve">= 0.077 (with significant evidence of selection); trim-and-fill is the most aggressive correction at</w:t>
+      </w:r>
+      <w:r>
+        <w:t xml:space="preserve"> </w:t>
+      </w:r>
+      <w:r>
+        <w:rPr>
+          <w:iCs/>
+          <w:i/>
+        </w:rPr>
+        <w:t xml:space="preserve">r</w:t>
+      </w:r>
+      <w:r>
+        <w:t xml:space="preserve"> </w:t>
+      </w:r>
+      <w:r>
+        <w:t xml:space="preserve">= 0.035. The fact that the model-based correction (Vevea-Hedges) detects significant selection but estimates a smaller magnitude adjustment than the non-parametric correction (trim-and-fill) is consistent with the Terrin et al. (2003) and Stanley–Doucouliagos (2014) cautions that trim-and-fill over-corrects under high heterogeneity. The substantive interpretation is therefore that publication selection is real (Begg</w:t>
+      </w:r>
+      <w:r>
+        <w:t xml:space="preserve"> </w:t>
+      </w:r>
+      <w:r>
+        <w:rPr>
+          <w:iCs/>
+          <w:i/>
+        </w:rPr>
+        <w:t xml:space="preserve">p</w:t>
+      </w:r>
+      <w:r>
+        <w:t xml:space="preserve"> </w:t>
+      </w:r>
+      <w:r>
+        <w:t xml:space="preserve">&lt; .001; Vevea-Hedges LRT</w:t>
+      </w:r>
+      <w:r>
+        <w:t xml:space="preserve"> </w:t>
+      </w:r>
+      <w:r>
+        <w:rPr>
+          <w:iCs/>
+          <w:i/>
+        </w:rPr>
+        <w:t xml:space="preserve">p</w:t>
+      </w:r>
+      <w:r>
+        <w:t xml:space="preserve"> </w:t>
+      </w:r>
+      <w:r>
+        <w:t xml:space="preserve">= .002) and that the true population effect lies in the interval bounded by these estimates —</w:t>
+      </w:r>
+      <w:r>
+        <w:t xml:space="preserve"> </w:t>
+      </w:r>
+      <w:r>
+        <w:rPr>
+          <w:iCs/>
+          <w:i/>
+        </w:rPr>
+        <w:t xml:space="preserve">r</w:t>
+      </w:r>
+      <w:r>
+        <w:t xml:space="preserve"> </w:t>
+      </w:r>
+      <w:r>
+        <w:t xml:space="preserve">between approximately 0.035 and 0.077 — with the magnitude of the inflation depending on which selection-process assumption one adopts. The headline reading of a substantially upward-biased published average effect survives across all six tests; only the precise magnitude of the bias correction is method-dependent.</w:t>
       </w:r>
     </w:p>
     <w:p>
@@ -11068,6 +11530,48 @@
         <w:pStyle w:val="BodyText"/>
       </w:pPr>
       <w:r>
+        <w:t xml:space="preserve">Hedges, L. V., Tipton, E., &amp; Johnson, M. C. (2010). Robust variance estimation in meta-regression with dependent effect size estimates.</w:t>
+      </w:r>
+      <w:r>
+        <w:t xml:space="preserve"> </w:t>
+      </w:r>
+      <w:r>
+        <w:rPr>
+          <w:iCs/>
+          <w:i/>
+        </w:rPr>
+        <w:t xml:space="preserve">Research Synthesis Methods, 1</w:t>
+      </w:r>
+      <w:r>
+        <w:t xml:space="preserve">(1), 39–65. https://doi.org/10.1002/jrsm.5</w:t>
+      </w:r>
+    </w:p>
+    <w:p>
+      <w:pPr>
+        <w:pStyle w:val="BodyText"/>
+      </w:pPr>
+      <w:r>
+        <w:t xml:space="preserve">Hedges, L. V., &amp; Vevea, J. L. (1996). Estimating effect size under publication bias: Small sample properties and robustness of a random effects selection model.</w:t>
+      </w:r>
+      <w:r>
+        <w:t xml:space="preserve"> </w:t>
+      </w:r>
+      <w:r>
+        <w:rPr>
+          <w:iCs/>
+          <w:i/>
+        </w:rPr>
+        <w:t xml:space="preserve">Journal of Educational and Behavioral Statistics, 21</w:t>
+      </w:r>
+      <w:r>
+        <w:t xml:space="preserve">(4), 299–332. https://doi.org/10.3102/10769986021004299</w:t>
+      </w:r>
+    </w:p>
+    <w:p>
+      <w:pPr>
+        <w:pStyle w:val="BodyText"/>
+      </w:pPr>
+      <w:r>
         <w:t xml:space="preserve">Helpman, E., Melitz, M. J., &amp; Yeaple, S. R. (2004). Export versus FDI with heterogeneous firms.</w:t>
       </w:r>
       <w:r>
@@ -11386,6 +11890,27 @@
         <w:pStyle w:val="BodyText"/>
       </w:pPr>
       <w:r>
+        <w:t xml:space="preserve">Pustejovsky, J. E., &amp; Tipton, E. (2022). Meta-analysis with robust variance estimation: Expanding the range of working models.</w:t>
+      </w:r>
+      <w:r>
+        <w:t xml:space="preserve"> </w:t>
+      </w:r>
+      <w:r>
+        <w:rPr>
+          <w:iCs/>
+          <w:i/>
+        </w:rPr>
+        <w:t xml:space="preserve">Prevention Science, 23</w:t>
+      </w:r>
+      <w:r>
+        <w:t xml:space="preserve">(3), 425–438. https://doi.org/10.1007/s11121-021-01246-3</w:t>
+      </w:r>
+    </w:p>
+    <w:p>
+      <w:pPr>
+        <w:pStyle w:val="BodyText"/>
+      </w:pPr>
+      <w:r>
         <w:t xml:space="preserve">Raudenbush, S. W., &amp; Bryk, A. S. (2002).</w:t>
       </w:r>
       <w:r>
@@ -11542,6 +12067,48 @@
         <w:pStyle w:val="BodyText"/>
       </w:pPr>
       <w:r>
+        <w:t xml:space="preserve">Terrin, N., Schmid, C. H., Lau, J., &amp; Olkin, I. (2003). Adjusting for publication bias in the presence of heterogeneity.</w:t>
+      </w:r>
+      <w:r>
+        <w:t xml:space="preserve"> </w:t>
+      </w:r>
+      <w:r>
+        <w:rPr>
+          <w:iCs/>
+          <w:i/>
+        </w:rPr>
+        <w:t xml:space="preserve">Statistics in Medicine, 22</w:t>
+      </w:r>
+      <w:r>
+        <w:t xml:space="preserve">(13), 2113–2126. https://doi.org/10.1002/sim.1461</w:t>
+      </w:r>
+    </w:p>
+    <w:p>
+      <w:pPr>
+        <w:pStyle w:val="BodyText"/>
+      </w:pPr>
+      <w:r>
+        <w:t xml:space="preserve">Tipton, E. (2015). Small sample adjustments for robust variance estimation with meta-regression.</w:t>
+      </w:r>
+      <w:r>
+        <w:t xml:space="preserve"> </w:t>
+      </w:r>
+      <w:r>
+        <w:rPr>
+          <w:iCs/>
+          <w:i/>
+        </w:rPr>
+        <w:t xml:space="preserve">Psychological Methods, 20</w:t>
+      </w:r>
+      <w:r>
+        <w:t xml:space="preserve">(3), 375–393. https://doi.org/10.1037/met0000011</w:t>
+      </w:r>
+    </w:p>
+    <w:p>
+      <w:pPr>
+        <w:pStyle w:val="BodyText"/>
+      </w:pPr>
+      <w:r>
         <w:t xml:space="preserve">Van den Noortgate, W., López-López, J. A., Marín-Martínez, F., &amp; Sánchez-Meca, J. (2013). Three-level meta-analysis of dependent effect sizes.</w:t>
       </w:r>
       <w:r>
@@ -11577,6 +12144,27 @@
       </w:r>
       <w:r>
         <w:t xml:space="preserve">, 889–901.</w:t>
+      </w:r>
+    </w:p>
+    <w:p>
+      <w:pPr>
+        <w:pStyle w:val="BodyText"/>
+      </w:pPr>
+      <w:r>
+        <w:t xml:space="preserve">Vevea, J. L., &amp; Hedges, L. V. (1995). A general linear model for estimating effect size in the presence of publication bias.</w:t>
+      </w:r>
+      <w:r>
+        <w:t xml:space="preserve"> </w:t>
+      </w:r>
+      <w:r>
+        <w:rPr>
+          <w:iCs/>
+          <w:i/>
+        </w:rPr>
+        <w:t xml:space="preserve">Psychometrika, 60</w:t>
+      </w:r>
+      <w:r>
+        <w:t xml:space="preserve">(3), 419–435. https://doi.org/10.1007/BF02294384</w:t>
       </w:r>
     </w:p>
     <w:p>
